--- a/manuel-histoire-t7/Manuel_Histoire_T7_UNITE4.docx
+++ b/manuel-histoire-t7/Manuel_Histoire_T7_UNITE4.docx
@@ -1497,7 +1497,7 @@
                 <w:szCs w:val="20"/>
                 <w:rFonts w:ascii="Times New Roman" w:cs="Times New Roman" w:eastAsia="Times New Roman" w:hAnsi="Times New Roman"/>
               </w:rPr>
-              <w:t xml:space="preserve">Regarde les visages d’une classe malgache : on y devine l’Asie et l’Afrique, parfois l’Arabie ou l’Europe. Écoute la langue : des mots cousins du malais, d’autres du swahili, d’autres de l’arabe. Le peuple malgache est né d’un extraordinaire rendez-vous de navigateurs — reconstitutions la frise de ces arrivées.</w:t>
+              <w:t xml:space="preserve">Regarde les visages d’une classe malgache : on y devine l’Asie et l’Afrique, parfois l’Arabie ou l’Europe. Écoute la langue : des mots cousins du malais, d’autres du swahili, d’autres de l’arabe. Le peuple malgache est né d’un extraordinaire rendez-vous de navigateurs — reconstituons la frise de ces arrivées.</w:t>
             </w:r>
           </w:p>
         </w:tc>
@@ -1819,152 +1819,152 @@
                 <w:szCs w:val="20"/>
                 <w:rFonts w:ascii="Times New Roman" w:cs="Times New Roman" w:eastAsia="Times New Roman" w:hAnsi="Times New Roman"/>
               </w:rPr>
-              <w:t xml:space="preserve">3. Observation</w:t>
-            </w:r>
-          </w:p>
-        </w:tc>
-        <w:tc>
-          <w:tcPr>
-            <w:tcMar>
-              <w:top w:type="dxa" w:w="80"/>
-              <w:left w:type="dxa" w:w="80"/>
-              <w:bottom w:type="dxa" w:w="80"/>
-              <w:right w:type="dxa" w:w="80"/>
-            </w:tcMar>
-          </w:tcPr>
-          <w:p>
-            <w:pPr>
-              <w:spacing w:after="40"/>
-              <w:jc w:val="left"/>
-            </w:pPr>
-            <w:r>
-              <w:rPr>
-                <w:b w:val="false"/>
-                <w:bCs w:val="false"/>
-                <w:i w:val="false"/>
-                <w:iCs w:val="false"/>
-                <w:color w:val="000000"/>
-                <w:sz w:val="20"/>
-                <w:szCs w:val="20"/>
-                <w:rFonts w:ascii="Times New Roman" w:cs="Times New Roman" w:eastAsia="Times New Roman" w:hAnsi="Times New Roman"/>
-              </w:rPr>
-              <w:t xml:space="preserve">Le mot « vary » (riz) est cousin du malais « padi » : trace austronésienne. « Akoho » (poule) rappelle le swahili « kuku » : trace africaine. Les manuscrits sorabe : trace islamisée — trois vagues dans trois mots.</w:t>
-            </w:r>
-          </w:p>
-        </w:tc>
-        <w:tc>
-          <w:tcPr>
-            <w:tcMar>
-              <w:top w:type="dxa" w:w="80"/>
-              <w:left w:type="dxa" w:w="80"/>
-              <w:bottom w:type="dxa" w:w="80"/>
-              <w:right w:type="dxa" w:w="80"/>
-            </w:tcMar>
-          </w:tcPr>
-          <w:p>
-            <w:pPr>
-              <w:spacing w:after="40"/>
-              <w:jc w:val="left"/>
-            </w:pPr>
-            <w:r>
-              <w:rPr>
-                <w:b w:val="false"/>
-                <w:bCs w:val="false"/>
-                <w:i w:val="false"/>
-                <w:iCs w:val="false"/>
-                <w:color w:val="000000"/>
-                <w:sz w:val="20"/>
-                <w:szCs w:val="20"/>
-                <w:rFonts w:ascii="Times New Roman" w:cs="Times New Roman" w:eastAsia="Times New Roman" w:hAnsi="Times New Roman"/>
-              </w:rPr>
-              <w:t xml:space="preserve">Observent l’exemple résolu.</w:t>
-            </w:r>
-          </w:p>
-        </w:tc>
-        <w:tc>
-          <w:tcPr>
-            <w:tcMar>
-              <w:top w:type="dxa" w:w="80"/>
-              <w:left w:type="dxa" w:w="80"/>
-              <w:bottom w:type="dxa" w:w="80"/>
-              <w:right w:type="dxa" w:w="80"/>
-            </w:tcMar>
-          </w:tcPr>
-          <w:p>
-            <w:pPr>
-              <w:spacing w:after="40"/>
-              <w:jc w:val="left"/>
-            </w:pPr>
-            <w:r>
-              <w:rPr>
-                <w:b w:val="false"/>
-                <w:bCs w:val="false"/>
-                <w:i w:val="false"/>
-                <w:iCs w:val="false"/>
-                <w:color w:val="000000"/>
-                <w:sz w:val="20"/>
-                <w:szCs w:val="20"/>
-                <w:rFonts w:ascii="Times New Roman" w:cs="Times New Roman" w:eastAsia="Times New Roman" w:hAnsi="Times New Roman"/>
-              </w:rPr>
-              <w:t xml:space="preserve">Observation dirigée</w:t>
-            </w:r>
-          </w:p>
-        </w:tc>
-        <w:tc>
-          <w:tcPr>
-            <w:tcMar>
-              <w:top w:type="dxa" w:w="80"/>
-              <w:left w:type="dxa" w:w="80"/>
-              <w:bottom w:type="dxa" w:w="80"/>
-              <w:right w:type="dxa" w:w="80"/>
-            </w:tcMar>
-          </w:tcPr>
-          <w:p>
-            <w:pPr>
-              <w:spacing w:after="40"/>
-              <w:jc w:val="left"/>
-            </w:pPr>
-            <w:r>
-              <w:rPr>
-                <w:b w:val="false"/>
-                <w:bCs w:val="false"/>
-                <w:i w:val="false"/>
-                <w:iCs w:val="false"/>
-                <w:color w:val="000000"/>
-                <w:sz w:val="20"/>
-                <w:szCs w:val="20"/>
-                <w:rFonts w:ascii="Times New Roman" w:cs="Times New Roman" w:eastAsia="Times New Roman" w:hAnsi="Times New Roman"/>
-              </w:rPr>
-              <w:t xml:space="preserve">Document imprimé</w:t>
-            </w:r>
-          </w:p>
-        </w:tc>
-        <w:tc>
-          <w:tcPr>
-            <w:tcMar>
-              <w:top w:type="dxa" w:w="80"/>
-              <w:left w:type="dxa" w:w="80"/>
-              <w:bottom w:type="dxa" w:w="80"/>
-              <w:right w:type="dxa" w:w="80"/>
-            </w:tcMar>
-          </w:tcPr>
-          <w:p>
-            <w:pPr>
-              <w:spacing w:after="40"/>
-              <w:jc w:val="left"/>
-            </w:pPr>
-            <w:r>
-              <w:rPr>
-                <w:b w:val="false"/>
-                <w:bCs w:val="false"/>
-                <w:i w:val="false"/>
-                <w:iCs w:val="false"/>
-                <w:color w:val="000000"/>
-                <w:sz w:val="20"/>
-                <w:szCs w:val="20"/>
-                <w:rFonts w:ascii="Times New Roman" w:cs="Times New Roman" w:eastAsia="Times New Roman" w:hAnsi="Times New Roman"/>
-              </w:rPr>
-              <w:t xml:space="preserve">Compréhension</w:t>
+              <w:t xml:space="preserve">3. Développement</w:t>
+            </w:r>
+          </w:p>
+        </w:tc>
+        <w:tc>
+          <w:tcPr>
+            <w:tcMar>
+              <w:top w:type="dxa" w:w="80"/>
+              <w:left w:type="dxa" w:w="80"/>
+              <w:bottom w:type="dxa" w:w="80"/>
+              <w:right w:type="dxa" w:w="80"/>
+            </w:tcMar>
+          </w:tcPr>
+          <w:p>
+            <w:pPr>
+              <w:spacing w:after="40"/>
+              <w:jc w:val="left"/>
+            </w:pPr>
+            <w:r>
+              <w:rPr>
+                <w:b w:val="false"/>
+                <w:bCs w:val="false"/>
+                <w:i w:val="false"/>
+                <w:iCs w:val="false"/>
+                <w:color w:val="000000"/>
+                <w:sz w:val="20"/>
+                <w:szCs w:val="20"/>
+                <w:rFonts w:ascii="Times New Roman" w:cs="Times New Roman" w:eastAsia="Times New Roman" w:hAnsi="Times New Roman"/>
+              </w:rPr>
+              <w:t xml:space="preserve">Développe la leçon partie par partie : Les six vagues de migration ; Comment traverser l’océan ? ; La preuve du brassage : la langue.</w:t>
+            </w:r>
+          </w:p>
+        </w:tc>
+        <w:tc>
+          <w:tcPr>
+            <w:tcMar>
+              <w:top w:type="dxa" w:w="80"/>
+              <w:left w:type="dxa" w:w="80"/>
+              <w:bottom w:type="dxa" w:w="80"/>
+              <w:right w:type="dxa" w:w="80"/>
+            </w:tcMar>
+          </w:tcPr>
+          <w:p>
+            <w:pPr>
+              <w:spacing w:after="40"/>
+              <w:jc w:val="left"/>
+            </w:pPr>
+            <w:r>
+              <w:rPr>
+                <w:b w:val="false"/>
+                <w:bCs w:val="false"/>
+                <w:i w:val="false"/>
+                <w:iCs w:val="false"/>
+                <w:color w:val="000000"/>
+                <w:sz w:val="20"/>
+                <w:szCs w:val="20"/>
+                <w:rFonts w:ascii="Times New Roman" w:cs="Times New Roman" w:eastAsia="Times New Roman" w:hAnsi="Times New Roman"/>
+              </w:rPr>
+              <w:t xml:space="preserve">Écoutent, répondent aux questions et notent les mots-clés.</w:t>
+            </w:r>
+          </w:p>
+        </w:tc>
+        <w:tc>
+          <w:tcPr>
+            <w:tcMar>
+              <w:top w:type="dxa" w:w="80"/>
+              <w:left w:type="dxa" w:w="80"/>
+              <w:bottom w:type="dxa" w:w="80"/>
+              <w:right w:type="dxa" w:w="80"/>
+            </w:tcMar>
+          </w:tcPr>
+          <w:p>
+            <w:pPr>
+              <w:spacing w:after="40"/>
+              <w:jc w:val="left"/>
+            </w:pPr>
+            <w:r>
+              <w:rPr>
+                <w:b w:val="false"/>
+                <w:bCs w:val="false"/>
+                <w:i w:val="false"/>
+                <w:iCs w:val="false"/>
+                <w:color w:val="000000"/>
+                <w:sz w:val="20"/>
+                <w:szCs w:val="20"/>
+                <w:rFonts w:ascii="Times New Roman" w:cs="Times New Roman" w:eastAsia="Times New Roman" w:hAnsi="Times New Roman"/>
+              </w:rPr>
+              <w:t xml:space="preserve">Exposé interactif, questions-réponses</w:t>
+            </w:r>
+          </w:p>
+        </w:tc>
+        <w:tc>
+          <w:tcPr>
+            <w:tcMar>
+              <w:top w:type="dxa" w:w="80"/>
+              <w:left w:type="dxa" w:w="80"/>
+              <w:bottom w:type="dxa" w:w="80"/>
+              <w:right w:type="dxa" w:w="80"/>
+            </w:tcMar>
+          </w:tcPr>
+          <w:p>
+            <w:pPr>
+              <w:spacing w:after="40"/>
+              <w:jc w:val="left"/>
+            </w:pPr>
+            <w:r>
+              <w:rPr>
+                <w:b w:val="false"/>
+                <w:bCs w:val="false"/>
+                <w:i w:val="false"/>
+                <w:iCs w:val="false"/>
+                <w:color w:val="000000"/>
+                <w:sz w:val="20"/>
+                <w:szCs w:val="20"/>
+                <w:rFonts w:ascii="Times New Roman" w:cs="Times New Roman" w:eastAsia="Times New Roman" w:hAnsi="Times New Roman"/>
+              </w:rPr>
+              <w:t xml:space="preserve">Tableau, frises, cartes</w:t>
+            </w:r>
+          </w:p>
+        </w:tc>
+        <w:tc>
+          <w:tcPr>
+            <w:tcMar>
+              <w:top w:type="dxa" w:w="80"/>
+              <w:left w:type="dxa" w:w="80"/>
+              <w:bottom w:type="dxa" w:w="80"/>
+              <w:right w:type="dxa" w:w="80"/>
+            </w:tcMar>
+          </w:tcPr>
+          <w:p>
+            <w:pPr>
+              <w:spacing w:after="40"/>
+              <w:jc w:val="left"/>
+            </w:pPr>
+            <w:r>
+              <w:rPr>
+                <w:b w:val="false"/>
+                <w:bCs w:val="false"/>
+                <w:i w:val="false"/>
+                <w:iCs w:val="false"/>
+                <w:color w:val="000000"/>
+                <w:sz w:val="20"/>
+                <w:szCs w:val="20"/>
+                <w:rFonts w:ascii="Times New Roman" w:cs="Times New Roman" w:eastAsia="Times New Roman" w:hAnsi="Times New Roman"/>
+              </w:rPr>
+              <w:t xml:space="preserve">Attention, participation</w:t>
             </w:r>
           </w:p>
         </w:tc>
@@ -1995,152 +1995,152 @@
                 <w:szCs w:val="20"/>
                 <w:rFonts w:ascii="Times New Roman" w:cs="Times New Roman" w:eastAsia="Times New Roman" w:hAnsi="Times New Roman"/>
               </w:rPr>
-              <w:t xml:space="preserve">4. Analyse</w:t>
-            </w:r>
-          </w:p>
-        </w:tc>
-        <w:tc>
-          <w:tcPr>
-            <w:tcMar>
-              <w:top w:type="dxa" w:w="80"/>
-              <w:left w:type="dxa" w:w="80"/>
-              <w:bottom w:type="dxa" w:w="80"/>
-              <w:right w:type="dxa" w:w="80"/>
-            </w:tcMar>
-          </w:tcPr>
-          <w:p>
-            <w:pPr>
-              <w:spacing w:after="40"/>
-              <w:jc w:val="left"/>
-            </w:pPr>
-            <w:r>
-              <w:rPr>
-                <w:b w:val="false"/>
-                <w:bCs w:val="false"/>
-                <w:i w:val="false"/>
-                <w:iCs w:val="false"/>
-                <w:color w:val="000000"/>
-                <w:sz w:val="20"/>
-                <w:szCs w:val="20"/>
-                <w:rFonts w:ascii="Times New Roman" w:cs="Times New Roman" w:eastAsia="Times New Roman" w:hAnsi="Times New Roman"/>
-              </w:rPr>
-              <w:t xml:space="preserve">Guide l’analyse : Les premiers arrivés sont les Austronésiens : partis des îles de l’Asie du Sud-Est, ils traversent l’océan Indien sur leurs pirogues à balancier vers les IIIᵉ-IVᵉ siècles — leurs descendants anciens sont les Vazimba des traditions. Comment traverser 7 000 km d’océan ? Les courants marins et la mousson portent les navigateurs d’est en ouest : la carte des courants explique l’itinéraire, par cabotage le long des côtes de l’Inde et de l’Afrique ou par traversée directe. Suivent les Africains (VIIᵉ-VIIIᵉ siècles), venus de la côte orientale toute proche avec leurs zébus et leurs langues bantoues ; puis de nouvelles vagues indonésiennes et malaisiennes (VIIᵉ siècle). Au IXᵉ siècle arrivent les islamisés, commerçants mêlés d’Arabes, de Persans et de Swahilis : les Antalaotra fondent des comptoirs au Nord-Ouest, d’autres groupes s’installent à Iharana (Nord-Est), les Zafiraminia puis les Antemoro au Sud-Est. Au XVᵉ siècle, l’Europe aborde l’île : les Portugais reconnaissent la baie de Diégo-Suarez, les Français s’installent plus tard à Fort-Dauphin ; au XVIIᵉ-XVIIIᵉ siècle, les pirates hantent la côte Est — leurs enfants nés de mères malgaches, les Zanamalata, joueront un rôle chez les Betsimisaraka. Enfin, au XIXᵉ siècle, Indiens et Indopakistanais viennent commercer. La preuve du brassage ? La langue : fond austronésien, enrichi de mots bantous et d’apports du sorabe arabe — chaque vague a laissé sa trace dans notre bouche.</w:t>
-            </w:r>
-          </w:p>
-        </w:tc>
-        <w:tc>
-          <w:tcPr>
-            <w:tcMar>
-              <w:top w:type="dxa" w:w="80"/>
-              <w:left w:type="dxa" w:w="80"/>
-              <w:bottom w:type="dxa" w:w="80"/>
-              <w:right w:type="dxa" w:w="80"/>
-            </w:tcMar>
-          </w:tcPr>
-          <w:p>
-            <w:pPr>
-              <w:spacing w:after="40"/>
-              <w:jc w:val="left"/>
-            </w:pPr>
-            <w:r>
-              <w:rPr>
-                <w:b w:val="false"/>
-                <w:bCs w:val="false"/>
-                <w:i w:val="false"/>
-                <w:iCs w:val="false"/>
-                <w:color w:val="000000"/>
-                <w:sz w:val="20"/>
-                <w:szCs w:val="20"/>
-                <w:rFonts w:ascii="Times New Roman" w:cs="Times New Roman" w:eastAsia="Times New Roman" w:hAnsi="Times New Roman"/>
-              </w:rPr>
-              <w:t xml:space="preserve">Expliquent la démarche et vérifient le résultat.</w:t>
-            </w:r>
-          </w:p>
-        </w:tc>
-        <w:tc>
-          <w:tcPr>
-            <w:tcMar>
-              <w:top w:type="dxa" w:w="80"/>
-              <w:left w:type="dxa" w:w="80"/>
-              <w:bottom w:type="dxa" w:w="80"/>
-              <w:right w:type="dxa" w:w="80"/>
-            </w:tcMar>
-          </w:tcPr>
-          <w:p>
-            <w:pPr>
-              <w:spacing w:after="40"/>
-              <w:jc w:val="left"/>
-            </w:pPr>
-            <w:r>
-              <w:rPr>
-                <w:b w:val="false"/>
-                <w:bCs w:val="false"/>
-                <w:i w:val="false"/>
-                <w:iCs w:val="false"/>
-                <w:color w:val="000000"/>
-                <w:sz w:val="20"/>
-                <w:szCs w:val="20"/>
-                <w:rFonts w:ascii="Times New Roman" w:cs="Times New Roman" w:eastAsia="Times New Roman" w:hAnsi="Times New Roman"/>
-              </w:rPr>
-              <w:t xml:space="preserve">Recherche en binômes</w:t>
-            </w:r>
-          </w:p>
-        </w:tc>
-        <w:tc>
-          <w:tcPr>
-            <w:tcMar>
-              <w:top w:type="dxa" w:w="80"/>
-              <w:left w:type="dxa" w:w="80"/>
-              <w:bottom w:type="dxa" w:w="80"/>
-              <w:right w:type="dxa" w:w="80"/>
-            </w:tcMar>
-          </w:tcPr>
-          <w:p>
-            <w:pPr>
-              <w:spacing w:after="40"/>
-              <w:jc w:val="left"/>
-            </w:pPr>
-            <w:r>
-              <w:rPr>
-                <w:b w:val="false"/>
-                <w:bCs w:val="false"/>
-                <w:i w:val="false"/>
-                <w:iCs w:val="false"/>
-                <w:color w:val="000000"/>
-                <w:sz w:val="20"/>
-                <w:szCs w:val="20"/>
-                <w:rFonts w:ascii="Times New Roman" w:cs="Times New Roman" w:eastAsia="Times New Roman" w:hAnsi="Times New Roman"/>
-              </w:rPr>
-              <w:t xml:space="preserve">Documents, cartes, frises</w:t>
-            </w:r>
-          </w:p>
-        </w:tc>
-        <w:tc>
-          <w:tcPr>
-            <w:tcMar>
-              <w:top w:type="dxa" w:w="80"/>
-              <w:left w:type="dxa" w:w="80"/>
-              <w:bottom w:type="dxa" w:w="80"/>
-              <w:right w:type="dxa" w:w="80"/>
-            </w:tcMar>
-          </w:tcPr>
-          <w:p>
-            <w:pPr>
-              <w:spacing w:after="40"/>
-              <w:jc w:val="left"/>
-            </w:pPr>
-            <w:r>
-              <w:rPr>
-                <w:b w:val="false"/>
-                <w:bCs w:val="false"/>
-                <w:i w:val="false"/>
-                <w:iCs w:val="false"/>
-                <w:color w:val="000000"/>
-                <w:sz w:val="20"/>
-                <w:szCs w:val="20"/>
-                <w:rFonts w:ascii="Times New Roman" w:cs="Times New Roman" w:eastAsia="Times New Roman" w:hAnsi="Times New Roman"/>
-              </w:rPr>
-              <w:t xml:space="preserve">Raisonnement</w:t>
+              <w:t xml:space="preserve">4. Étude de document</w:t>
+            </w:r>
+          </w:p>
+        </w:tc>
+        <w:tc>
+          <w:tcPr>
+            <w:tcMar>
+              <w:top w:type="dxa" w:w="80"/>
+              <w:left w:type="dxa" w:w="80"/>
+              <w:bottom w:type="dxa" w:w="80"/>
+              <w:right w:type="dxa" w:w="80"/>
+            </w:tcMar>
+          </w:tcPr>
+          <w:p>
+            <w:pPr>
+              <w:spacing w:after="40"/>
+              <w:jc w:val="left"/>
+            </w:pPr>
+            <w:r>
+              <w:rPr>
+                <w:b w:val="false"/>
+                <w:bCs w:val="false"/>
+                <w:i w:val="false"/>
+                <w:iCs w:val="false"/>
+                <w:color w:val="000000"/>
+                <w:sz w:val="20"/>
+                <w:szCs w:val="20"/>
+                <w:rFonts w:ascii="Times New Roman" w:cs="Times New Roman" w:eastAsia="Times New Roman" w:hAnsi="Times New Roman"/>
+              </w:rPr>
+              <w:t xml:space="preserve">Fait lire le document « Le témoignage de la langue » (d’après les travaux du linguiste Otto Christian Dahl, Malgache et Maanjan (1951) — texte reconstitué), puis pose les questions.</w:t>
+            </w:r>
+          </w:p>
+        </w:tc>
+        <w:tc>
+          <w:tcPr>
+            <w:tcMar>
+              <w:top w:type="dxa" w:w="80"/>
+              <w:left w:type="dxa" w:w="80"/>
+              <w:bottom w:type="dxa" w:w="80"/>
+              <w:right w:type="dxa" w:w="80"/>
+            </w:tcMar>
+          </w:tcPr>
+          <w:p>
+            <w:pPr>
+              <w:spacing w:after="40"/>
+              <w:jc w:val="left"/>
+            </w:pPr>
+            <w:r>
+              <w:rPr>
+                <w:b w:val="false"/>
+                <w:bCs w:val="false"/>
+                <w:i w:val="false"/>
+                <w:iCs w:val="false"/>
+                <w:color w:val="000000"/>
+                <w:sz w:val="20"/>
+                <w:szCs w:val="20"/>
+                <w:rFonts w:ascii="Times New Roman" w:cs="Times New Roman" w:eastAsia="Times New Roman" w:hAnsi="Times New Roman"/>
+              </w:rPr>
+              <w:t xml:space="preserve">Lisent le document, répondent aux questions et critiquent la source.</w:t>
+            </w:r>
+          </w:p>
+        </w:tc>
+        <w:tc>
+          <w:tcPr>
+            <w:tcMar>
+              <w:top w:type="dxa" w:w="80"/>
+              <w:left w:type="dxa" w:w="80"/>
+              <w:bottom w:type="dxa" w:w="80"/>
+              <w:right w:type="dxa" w:w="80"/>
+            </w:tcMar>
+          </w:tcPr>
+          <w:p>
+            <w:pPr>
+              <w:spacing w:after="40"/>
+              <w:jc w:val="left"/>
+            </w:pPr>
+            <w:r>
+              <w:rPr>
+                <w:b w:val="false"/>
+                <w:bCs w:val="false"/>
+                <w:i w:val="false"/>
+                <w:iCs w:val="false"/>
+                <w:color w:val="000000"/>
+                <w:sz w:val="20"/>
+                <w:szCs w:val="20"/>
+                <w:rFonts w:ascii="Times New Roman" w:cs="Times New Roman" w:eastAsia="Times New Roman" w:hAnsi="Times New Roman"/>
+              </w:rPr>
+              <w:t xml:space="preserve">Observation dirigée, travail en binômes</w:t>
+            </w:r>
+          </w:p>
+        </w:tc>
+        <w:tc>
+          <w:tcPr>
+            <w:tcMar>
+              <w:top w:type="dxa" w:w="80"/>
+              <w:left w:type="dxa" w:w="80"/>
+              <w:bottom w:type="dxa" w:w="80"/>
+              <w:right w:type="dxa" w:w="80"/>
+            </w:tcMar>
+          </w:tcPr>
+          <w:p>
+            <w:pPr>
+              <w:spacing w:after="40"/>
+              <w:jc w:val="left"/>
+            </w:pPr>
+            <w:r>
+              <w:rPr>
+                <w:b w:val="false"/>
+                <w:bCs w:val="false"/>
+                <w:i w:val="false"/>
+                <w:iCs w:val="false"/>
+                <w:color w:val="000000"/>
+                <w:sz w:val="20"/>
+                <w:szCs w:val="20"/>
+                <w:rFonts w:ascii="Times New Roman" w:cs="Times New Roman" w:eastAsia="Times New Roman" w:hAnsi="Times New Roman"/>
+              </w:rPr>
+              <w:t xml:space="preserve">Document imprimé</w:t>
+            </w:r>
+          </w:p>
+        </w:tc>
+        <w:tc>
+          <w:tcPr>
+            <w:tcMar>
+              <w:top w:type="dxa" w:w="80"/>
+              <w:left w:type="dxa" w:w="80"/>
+              <w:bottom w:type="dxa" w:w="80"/>
+              <w:right w:type="dxa" w:w="80"/>
+            </w:tcMar>
+          </w:tcPr>
+          <w:p>
+            <w:pPr>
+              <w:spacing w:after="40"/>
+              <w:jc w:val="left"/>
+            </w:pPr>
+            <w:r>
+              <w:rPr>
+                <w:b w:val="false"/>
+                <w:bCs w:val="false"/>
+                <w:i w:val="false"/>
+                <w:iCs w:val="false"/>
+                <w:color w:val="000000"/>
+                <w:sz w:val="20"/>
+                <w:szCs w:val="20"/>
+                <w:rFonts w:ascii="Times New Roman" w:cs="Times New Roman" w:eastAsia="Times New Roman" w:hAnsi="Times New Roman"/>
+              </w:rPr>
+              <w:t xml:space="preserve">Esprit critique</w:t>
             </w:r>
           </w:p>
         </w:tc>
@@ -2746,7 +2746,26 @@
     </w:p>
     <w:p>
       <w:pPr>
-        <w:spacing w:after="110" w:line="300"/>
+        <w:spacing w:after="160" w:line="300"/>
+        <w:jc w:val="center"/>
+      </w:pPr>
+      <w:r>
+        <w:rPr>
+          <w:b w:val="false"/>
+          <w:bCs w:val="false"/>
+          <w:i/>
+          <w:iCs/>
+          <w:color w:val="000000"/>
+          <w:sz w:val="21"/>
+          <w:szCs w:val="21"/>
+          <w:rFonts w:ascii="Times New Roman" w:cs="Times New Roman" w:eastAsia="Times New Roman" w:hAnsi="Times New Roman"/>
+        </w:rPr>
+        <w:t xml:space="preserve">Des pirogues, des boutres puis des navires ont déposé sur l’île des familles d’Asie, d’Afrique, d’Arabie et d’Europe.</w:t>
+      </w:r>
+    </w:p>
+    <w:p>
+      <w:pPr>
+        <w:spacing w:after="80" w:line="300"/>
         <w:jc w:val="both"/>
       </w:pPr>
       <w:r>
@@ -2756,11 +2775,49 @@
           <w:i w:val="false"/>
           <w:iCs w:val="false"/>
           <w:color w:val="2E7D32"/>
-          <w:sz w:val="24"/>
-          <w:szCs w:val="24"/>
-          <w:rFonts w:ascii="Times New Roman" w:cs="Times New Roman" w:eastAsia="Times New Roman" w:hAnsi="Times New Roman"/>
-        </w:rPr>
-        <w:t xml:space="preserve">Définition — </w:t>
+          <w:sz w:val="26"/>
+          <w:szCs w:val="26"/>
+          <w:rFonts w:ascii="Times New Roman" w:cs="Times New Roman" w:eastAsia="Times New Roman" w:hAnsi="Times New Roman"/>
+        </w:rPr>
+        <w:t xml:space="preserve">1. Les six vagues de migration</w:t>
+      </w:r>
+    </w:p>
+    <w:p>
+      <w:pPr>
+        <w:spacing w:after="100" w:line="300"/>
+        <w:jc w:val="both"/>
+      </w:pPr>
+      <w:r>
+        <w:rPr>
+          <w:b w:val="false"/>
+          <w:bCs w:val="false"/>
+          <w:i w:val="false"/>
+          <w:iCs w:val="false"/>
+          <w:color w:val="000000"/>
+          <w:sz w:val="24"/>
+          <w:szCs w:val="24"/>
+          <w:rFonts w:ascii="Times New Roman" w:cs="Times New Roman" w:eastAsia="Times New Roman" w:hAnsi="Times New Roman"/>
+        </w:rPr>
+        <w:t xml:space="preserve">Pendant plus de quinze siècles, les arrivées se succèdent :</w:t>
+      </w:r>
+    </w:p>
+    <w:p>
+      <w:pPr>
+        <w:spacing w:after="60" w:line="300"/>
+        <w:jc w:val="both"/>
+      </w:pPr>
+      <w:r>
+        <w:rPr>
+          <w:b w:val="false"/>
+          <w:bCs w:val="false"/>
+          <w:i w:val="false"/>
+          <w:iCs w:val="false"/>
+          <w:color w:val="000000"/>
+          <w:sz w:val="24"/>
+          <w:szCs w:val="24"/>
+          <w:rFonts w:ascii="Times New Roman" w:cs="Times New Roman" w:eastAsia="Times New Roman" w:hAnsi="Times New Roman"/>
+        </w:rPr>
+        <w:t xml:space="preserve">• les </w:t>
       </w:r>
       <w:r>
         <w:rPr>
@@ -2768,19 +2825,26 @@
           <w:bCs/>
           <w:i w:val="false"/>
           <w:iCs w:val="false"/>
+          <w:color w:val="1F4E79"/>
+          <w:sz w:val="24"/>
+          <w:szCs w:val="24"/>
+          <w:rFonts w:ascii="Times New Roman" w:cs="Times New Roman" w:eastAsia="Times New Roman" w:hAnsi="Times New Roman"/>
+        </w:rPr>
+        <w:t xml:space="preserve">Austronésiens</w:t>
+      </w:r>
+      <w:r>
+        <w:rPr>
+          <w:b w:val="false"/>
+          <w:bCs w:val="false"/>
+          <w:i w:val="false"/>
+          <w:iCs w:val="false"/>
           <w:color w:val="000000"/>
           <w:sz w:val="24"/>
           <w:szCs w:val="24"/>
           <w:rFonts w:ascii="Times New Roman" w:cs="Times New Roman" w:eastAsia="Times New Roman" w:hAnsi="Times New Roman"/>
         </w:rPr>
-        <w:t xml:space="preserve">Le peuple malgache s’est formé à partir du brassage de plusieurs vagues de migration : les Austronésiens (IIIᵉ-IVᵉ siècle), ancêtres des Vazimba ; les Africains (VIIᵉ-VIIIᵉ siècle) ; les Indonésiens et Malaisiens (VIIᵉ siècle) ; les islamisés (IXᵉ siècle) — Antalaotra, Iharana, Zafiraminia, Antemoro ; les Européens à partir du XVᵉ siècle — découverte de Diégo-Suarez par les Portugais, de Fort-Dauphin par les Français, pirates et Zanamalata de la côte Est ; puis les Indiens et Indopakistanais au XIXᵉ siècle.</w:t>
-      </w:r>
-    </w:p>
-    <w:p>
-      <w:pPr>
-        <w:spacing w:after="110" w:line="300"/>
-        <w:jc w:val="both"/>
-      </w:pPr>
+        <w:t xml:space="preserve"> (IIIᵉ-IVᵉ siècle) : partis des îles de l’Asie du Sud-Est sur leurs </w:t>
+      </w:r>
       <w:r>
         <w:rPr>
           <w:b/>
@@ -2792,7 +2856,7 @@
           <w:szCs w:val="24"/>
           <w:rFonts w:ascii="Times New Roman" w:cs="Times New Roman" w:eastAsia="Times New Roman" w:hAnsi="Times New Roman"/>
         </w:rPr>
-        <w:t xml:space="preserve">Autrement dit : </w:t>
+        <w:t xml:space="preserve">pirogues à balancier</w:t>
       </w:r>
       <w:r>
         <w:rPr>
@@ -2805,14 +2869,21 @@
           <w:szCs w:val="24"/>
           <w:rFonts w:ascii="Times New Roman" w:cs="Times New Roman" w:eastAsia="Times New Roman" w:hAnsi="Times New Roman"/>
         </w:rPr>
-        <w:t xml:space="preserve">pendant plus de quinze siècles, des pirogues, des boutres puis des navires ont déposé sur l’île des familles venues d’Asie, d’Afrique, d’Arabie, d’Europe et d’Inde — et leur mélange a fait les Malgaches.</w:t>
-      </w:r>
-    </w:p>
-    <w:p>
-      <w:pPr>
-        <w:spacing w:after="110" w:line="300"/>
-        <w:jc w:val="both"/>
-      </w:pPr>
+        <w:t xml:space="preserve"> — leurs descendants anciens sont les </w:t>
+      </w:r>
+      <w:r>
+        <w:rPr>
+          <w:b/>
+          <w:bCs/>
+          <w:i w:val="false"/>
+          <w:iCs w:val="false"/>
+          <w:color w:val="1F4E79"/>
+          <w:sz w:val="24"/>
+          <w:szCs w:val="24"/>
+          <w:rFonts w:ascii="Times New Roman" w:cs="Times New Roman" w:eastAsia="Times New Roman" w:hAnsi="Times New Roman"/>
+        </w:rPr>
+        <w:t xml:space="preserve">Vazimba</w:t>
+      </w:r>
       <w:r>
         <w:rPr>
           <w:b w:val="false"/>
@@ -2824,7 +2895,360 @@
           <w:szCs w:val="24"/>
           <w:rFonts w:ascii="Times New Roman" w:cs="Times New Roman" w:eastAsia="Times New Roman" w:hAnsi="Times New Roman"/>
         </w:rPr>
-        <w:t xml:space="preserve">Les premiers arrivés sont les Austronésiens : partis des îles de l’Asie du Sud-Est, ils traversent l’océan Indien sur leurs pirogues à balancier vers les IIIᵉ-IVᵉ siècles — leurs descendants anciens sont les Vazimba des traditions. Comment traverser 7 000 km d’océan ? Les courants marins et la mousson portent les navigateurs d’est en ouest : la carte des courants explique l’itinéraire, par cabotage le long des côtes de l’Inde et de l’Afrique ou par traversée directe. Suivent les Africains (VIIᵉ-VIIIᵉ siècles), venus de la côte orientale toute proche avec leurs zébus et leurs langues bantoues ; puis de nouvelles vagues indonésiennes et malaisiennes (VIIᵉ siècle). Au IXᵉ siècle arrivent les islamisés, commerçants mêlés d’Arabes, de Persans et de Swahilis : les Antalaotra fondent des comptoirs au Nord-Ouest, d’autres groupes s’installent à Iharana (Nord-Est), les Zafiraminia puis les Antemoro au Sud-Est. Au XVᵉ siècle, l’Europe aborde l’île : les Portugais reconnaissent la baie de Diégo-Suarez, les Français s’installent plus tard à Fort-Dauphin ; au XVIIᵉ-XVIIIᵉ siècle, les pirates hantent la côte Est — leurs enfants nés de mères malgaches, les Zanamalata, joueront un rôle chez les Betsimisaraka. Enfin, au XIXᵉ siècle, Indiens et Indopakistanais viennent commercer. La preuve du brassage ? La langue : fond austronésien, enrichi de mots bantous et d’apports du sorabe arabe — chaque vague a laissé sa trace dans notre bouche.</w:t>
+        <w:t xml:space="preserve"> des traditions ;</w:t>
+      </w:r>
+    </w:p>
+    <w:p>
+      <w:pPr>
+        <w:spacing w:after="60" w:line="300"/>
+        <w:jc w:val="both"/>
+      </w:pPr>
+      <w:r>
+        <w:rPr>
+          <w:b w:val="false"/>
+          <w:bCs w:val="false"/>
+          <w:i w:val="false"/>
+          <w:iCs w:val="false"/>
+          <w:color w:val="000000"/>
+          <w:sz w:val="24"/>
+          <w:szCs w:val="24"/>
+          <w:rFonts w:ascii="Times New Roman" w:cs="Times New Roman" w:eastAsia="Times New Roman" w:hAnsi="Times New Roman"/>
+        </w:rPr>
+        <w:t xml:space="preserve">• les </w:t>
+      </w:r>
+      <w:r>
+        <w:rPr>
+          <w:b/>
+          <w:bCs/>
+          <w:i w:val="false"/>
+          <w:iCs w:val="false"/>
+          <w:color w:val="1F4E79"/>
+          <w:sz w:val="24"/>
+          <w:szCs w:val="24"/>
+          <w:rFonts w:ascii="Times New Roman" w:cs="Times New Roman" w:eastAsia="Times New Roman" w:hAnsi="Times New Roman"/>
+        </w:rPr>
+        <w:t xml:space="preserve">Africains</w:t>
+      </w:r>
+      <w:r>
+        <w:rPr>
+          <w:b w:val="false"/>
+          <w:bCs w:val="false"/>
+          <w:i w:val="false"/>
+          <w:iCs w:val="false"/>
+          <w:color w:val="000000"/>
+          <w:sz w:val="24"/>
+          <w:szCs w:val="24"/>
+          <w:rFonts w:ascii="Times New Roman" w:cs="Times New Roman" w:eastAsia="Times New Roman" w:hAnsi="Times New Roman"/>
+        </w:rPr>
+        <w:t xml:space="preserve"> (VIIᵉ-VIIIᵉ siècle) : venus de la côte orientale toute proche avec leurs zébus et leurs langues bantoues ;</w:t>
+      </w:r>
+    </w:p>
+    <w:p>
+      <w:pPr>
+        <w:spacing w:after="60" w:line="300"/>
+        <w:jc w:val="both"/>
+      </w:pPr>
+      <w:r>
+        <w:rPr>
+          <w:b w:val="false"/>
+          <w:bCs w:val="false"/>
+          <w:i w:val="false"/>
+          <w:iCs w:val="false"/>
+          <w:color w:val="000000"/>
+          <w:sz w:val="24"/>
+          <w:szCs w:val="24"/>
+          <w:rFonts w:ascii="Times New Roman" w:cs="Times New Roman" w:eastAsia="Times New Roman" w:hAnsi="Times New Roman"/>
+        </w:rPr>
+        <w:t xml:space="preserve">• de nouvelles vagues indonésiennes et malaisiennes (VIIᵉ siècle) ;</w:t>
+      </w:r>
+    </w:p>
+    <w:p>
+      <w:pPr>
+        <w:spacing w:after="60" w:line="300"/>
+        <w:jc w:val="both"/>
+      </w:pPr>
+      <w:r>
+        <w:rPr>
+          <w:b w:val="false"/>
+          <w:bCs w:val="false"/>
+          <w:i w:val="false"/>
+          <w:iCs w:val="false"/>
+          <w:color w:val="000000"/>
+          <w:sz w:val="24"/>
+          <w:szCs w:val="24"/>
+          <w:rFonts w:ascii="Times New Roman" w:cs="Times New Roman" w:eastAsia="Times New Roman" w:hAnsi="Times New Roman"/>
+        </w:rPr>
+        <w:t xml:space="preserve">• les </w:t>
+      </w:r>
+      <w:r>
+        <w:rPr>
+          <w:b/>
+          <w:bCs/>
+          <w:i w:val="false"/>
+          <w:iCs w:val="false"/>
+          <w:color w:val="1F4E79"/>
+          <w:sz w:val="24"/>
+          <w:szCs w:val="24"/>
+          <w:rFonts w:ascii="Times New Roman" w:cs="Times New Roman" w:eastAsia="Times New Roman" w:hAnsi="Times New Roman"/>
+        </w:rPr>
+        <w:t xml:space="preserve">islamisés</w:t>
+      </w:r>
+      <w:r>
+        <w:rPr>
+          <w:b w:val="false"/>
+          <w:bCs w:val="false"/>
+          <w:i w:val="false"/>
+          <w:iCs w:val="false"/>
+          <w:color w:val="000000"/>
+          <w:sz w:val="24"/>
+          <w:szCs w:val="24"/>
+          <w:rFonts w:ascii="Times New Roman" w:cs="Times New Roman" w:eastAsia="Times New Roman" w:hAnsi="Times New Roman"/>
+        </w:rPr>
+        <w:t xml:space="preserve"> (IXᵉ siècle), commerçants mêlés d’Arabes, de Persans et de Swahilis : les </w:t>
+      </w:r>
+      <w:r>
+        <w:rPr>
+          <w:b/>
+          <w:bCs/>
+          <w:i w:val="false"/>
+          <w:iCs w:val="false"/>
+          <w:color w:val="1F4E79"/>
+          <w:sz w:val="24"/>
+          <w:szCs w:val="24"/>
+          <w:rFonts w:ascii="Times New Roman" w:cs="Times New Roman" w:eastAsia="Times New Roman" w:hAnsi="Times New Roman"/>
+        </w:rPr>
+        <w:t xml:space="preserve">Antalaotra</w:t>
+      </w:r>
+      <w:r>
+        <w:rPr>
+          <w:b w:val="false"/>
+          <w:bCs w:val="false"/>
+          <w:i w:val="false"/>
+          <w:iCs w:val="false"/>
+          <w:color w:val="000000"/>
+          <w:sz w:val="24"/>
+          <w:szCs w:val="24"/>
+          <w:rFonts w:ascii="Times New Roman" w:cs="Times New Roman" w:eastAsia="Times New Roman" w:hAnsi="Times New Roman"/>
+        </w:rPr>
+        <w:t xml:space="preserve"> au Nord-Ouest, d’autres groupes à Iharana (Nord-Est), les </w:t>
+      </w:r>
+      <w:r>
+        <w:rPr>
+          <w:b/>
+          <w:bCs/>
+          <w:i w:val="false"/>
+          <w:iCs w:val="false"/>
+          <w:color w:val="1F4E79"/>
+          <w:sz w:val="24"/>
+          <w:szCs w:val="24"/>
+          <w:rFonts w:ascii="Times New Roman" w:cs="Times New Roman" w:eastAsia="Times New Roman" w:hAnsi="Times New Roman"/>
+        </w:rPr>
+        <w:t xml:space="preserve">Zafiraminia</w:t>
+      </w:r>
+      <w:r>
+        <w:rPr>
+          <w:b w:val="false"/>
+          <w:bCs w:val="false"/>
+          <w:i w:val="false"/>
+          <w:iCs w:val="false"/>
+          <w:color w:val="000000"/>
+          <w:sz w:val="24"/>
+          <w:szCs w:val="24"/>
+          <w:rFonts w:ascii="Times New Roman" w:cs="Times New Roman" w:eastAsia="Times New Roman" w:hAnsi="Times New Roman"/>
+        </w:rPr>
+        <w:t xml:space="preserve"> puis les </w:t>
+      </w:r>
+      <w:r>
+        <w:rPr>
+          <w:b/>
+          <w:bCs/>
+          <w:i w:val="false"/>
+          <w:iCs w:val="false"/>
+          <w:color w:val="1F4E79"/>
+          <w:sz w:val="24"/>
+          <w:szCs w:val="24"/>
+          <w:rFonts w:ascii="Times New Roman" w:cs="Times New Roman" w:eastAsia="Times New Roman" w:hAnsi="Times New Roman"/>
+        </w:rPr>
+        <w:t xml:space="preserve">Antemoro</w:t>
+      </w:r>
+      <w:r>
+        <w:rPr>
+          <w:b w:val="false"/>
+          <w:bCs w:val="false"/>
+          <w:i w:val="false"/>
+          <w:iCs w:val="false"/>
+          <w:color w:val="000000"/>
+          <w:sz w:val="24"/>
+          <w:szCs w:val="24"/>
+          <w:rFonts w:ascii="Times New Roman" w:cs="Times New Roman" w:eastAsia="Times New Roman" w:hAnsi="Times New Roman"/>
+        </w:rPr>
+        <w:t xml:space="preserve"> au Sud-Est ;</w:t>
+      </w:r>
+    </w:p>
+    <w:p>
+      <w:pPr>
+        <w:spacing w:after="60" w:line="300"/>
+        <w:jc w:val="both"/>
+      </w:pPr>
+      <w:r>
+        <w:rPr>
+          <w:b w:val="false"/>
+          <w:bCs w:val="false"/>
+          <w:i w:val="false"/>
+          <w:iCs w:val="false"/>
+          <w:color w:val="000000"/>
+          <w:sz w:val="24"/>
+          <w:szCs w:val="24"/>
+          <w:rFonts w:ascii="Times New Roman" w:cs="Times New Roman" w:eastAsia="Times New Roman" w:hAnsi="Times New Roman"/>
+        </w:rPr>
+        <w:t xml:space="preserve">• les Européens à partir du XVᵉ siècle : les Portugais reconnaissent la baie de Diégo-Suarez, les Français s’installent à Fort-Dauphin ; aux XVIIᵉ-XVIIIᵉ siècles, les pirates hantent la côte Est — leurs enfants nés de mères malgaches, les </w:t>
+      </w:r>
+      <w:r>
+        <w:rPr>
+          <w:b/>
+          <w:bCs/>
+          <w:i w:val="false"/>
+          <w:iCs w:val="false"/>
+          <w:color w:val="1F4E79"/>
+          <w:sz w:val="24"/>
+          <w:szCs w:val="24"/>
+          <w:rFonts w:ascii="Times New Roman" w:cs="Times New Roman" w:eastAsia="Times New Roman" w:hAnsi="Times New Roman"/>
+        </w:rPr>
+        <w:t xml:space="preserve">Zanamalata</w:t>
+      </w:r>
+      <w:r>
+        <w:rPr>
+          <w:b w:val="false"/>
+          <w:bCs w:val="false"/>
+          <w:i w:val="false"/>
+          <w:iCs w:val="false"/>
+          <w:color w:val="000000"/>
+          <w:sz w:val="24"/>
+          <w:szCs w:val="24"/>
+          <w:rFonts w:ascii="Times New Roman" w:cs="Times New Roman" w:eastAsia="Times New Roman" w:hAnsi="Times New Roman"/>
+        </w:rPr>
+        <w:t xml:space="preserve">, joueront un rôle chez les Betsimisaraka ;</w:t>
+      </w:r>
+    </w:p>
+    <w:p>
+      <w:pPr>
+        <w:spacing w:after="60" w:line="300"/>
+        <w:jc w:val="both"/>
+      </w:pPr>
+      <w:r>
+        <w:rPr>
+          <w:b w:val="false"/>
+          <w:bCs w:val="false"/>
+          <w:i w:val="false"/>
+          <w:iCs w:val="false"/>
+          <w:color w:val="000000"/>
+          <w:sz w:val="24"/>
+          <w:szCs w:val="24"/>
+          <w:rFonts w:ascii="Times New Roman" w:cs="Times New Roman" w:eastAsia="Times New Roman" w:hAnsi="Times New Roman"/>
+        </w:rPr>
+        <w:t xml:space="preserve">• les Indiens et Indopakistanais (XIXᵉ siècle), venus commercer.</w:t>
+      </w:r>
+    </w:p>
+    <w:p>
+      <w:pPr>
+        <w:spacing w:after="80" w:line="300"/>
+        <w:jc w:val="both"/>
+      </w:pPr>
+      <w:r>
+        <w:rPr>
+          <w:b/>
+          <w:bCs/>
+          <w:i w:val="false"/>
+          <w:iCs w:val="false"/>
+          <w:color w:val="2E7D32"/>
+          <w:sz w:val="26"/>
+          <w:szCs w:val="26"/>
+          <w:rFonts w:ascii="Times New Roman" w:cs="Times New Roman" w:eastAsia="Times New Roman" w:hAnsi="Times New Roman"/>
+        </w:rPr>
+        <w:t xml:space="preserve">2. Comment traverser l’océan ?</w:t>
+      </w:r>
+    </w:p>
+    <w:p>
+      <w:pPr>
+        <w:spacing w:after="100" w:line="300"/>
+        <w:jc w:val="both"/>
+      </w:pPr>
+      <w:r>
+        <w:rPr>
+          <w:b w:val="false"/>
+          <w:bCs w:val="false"/>
+          <w:i w:val="false"/>
+          <w:iCs w:val="false"/>
+          <w:color w:val="000000"/>
+          <w:sz w:val="24"/>
+          <w:szCs w:val="24"/>
+          <w:rFonts w:ascii="Times New Roman" w:cs="Times New Roman" w:eastAsia="Times New Roman" w:hAnsi="Times New Roman"/>
+        </w:rPr>
+        <w:t xml:space="preserve">Comment franchir 7 000 km d’océan ? Les courants marins et la </w:t>
+      </w:r>
+      <w:r>
+        <w:rPr>
+          <w:b/>
+          <w:bCs/>
+          <w:i w:val="false"/>
+          <w:iCs w:val="false"/>
+          <w:color w:val="1F4E79"/>
+          <w:sz w:val="24"/>
+          <w:szCs w:val="24"/>
+          <w:rFonts w:ascii="Times New Roman" w:cs="Times New Roman" w:eastAsia="Times New Roman" w:hAnsi="Times New Roman"/>
+        </w:rPr>
+        <w:t xml:space="preserve">mousson</w:t>
+      </w:r>
+      <w:r>
+        <w:rPr>
+          <w:b w:val="false"/>
+          <w:bCs w:val="false"/>
+          <w:i w:val="false"/>
+          <w:iCs w:val="false"/>
+          <w:color w:val="000000"/>
+          <w:sz w:val="24"/>
+          <w:szCs w:val="24"/>
+          <w:rFonts w:ascii="Times New Roman" w:cs="Times New Roman" w:eastAsia="Times New Roman" w:hAnsi="Times New Roman"/>
+        </w:rPr>
+        <w:t xml:space="preserve"> portent les navigateurs d’est en ouest : la carte des courants explique l’itinéraire, par cabotage le long des côtes de l’Inde et de l’Afrique ou par traversée directe.</w:t>
+      </w:r>
+    </w:p>
+    <w:p>
+      <w:pPr>
+        <w:spacing w:after="80" w:line="300"/>
+        <w:jc w:val="both"/>
+      </w:pPr>
+      <w:r>
+        <w:rPr>
+          <w:b/>
+          <w:bCs/>
+          <w:i w:val="false"/>
+          <w:iCs w:val="false"/>
+          <w:color w:val="2E7D32"/>
+          <w:sz w:val="26"/>
+          <w:szCs w:val="26"/>
+          <w:rFonts w:ascii="Times New Roman" w:cs="Times New Roman" w:eastAsia="Times New Roman" w:hAnsi="Times New Roman"/>
+        </w:rPr>
+        <w:t xml:space="preserve">3. La preuve du brassage : la langue</w:t>
+      </w:r>
+    </w:p>
+    <w:p>
+      <w:pPr>
+        <w:spacing w:after="100" w:line="300"/>
+        <w:jc w:val="both"/>
+      </w:pPr>
+      <w:r>
+        <w:rPr>
+          <w:b w:val="false"/>
+          <w:bCs w:val="false"/>
+          <w:i w:val="false"/>
+          <w:iCs w:val="false"/>
+          <w:color w:val="000000"/>
+          <w:sz w:val="24"/>
+          <w:szCs w:val="24"/>
+          <w:rFonts w:ascii="Times New Roman" w:cs="Times New Roman" w:eastAsia="Times New Roman" w:hAnsi="Times New Roman"/>
+        </w:rPr>
+        <w:t xml:space="preserve">La langue malgache garde la trace de chaque vague : fond austronésien, enrichi de mots bantous et d’apports du sorabe arabe — chaque vague a laissé sa trace dans notre bouche. Le mot « vary » (riz) est cousin du malais « padi » ; « akoho » (poule) rappelle le swahili « kuku ».</w:t>
       </w:r>
     </w:p>
     <w:p>
@@ -2875,8 +3299,331 @@
     </w:p>
     <w:p>
       <w:pPr>
-        <w:spacing w:before="200" w:after="150"/>
-        <w:jc w:val="left"/>
+        <w:spacing w:after="120"/>
+      </w:pPr>
+    </w:p>
+    <w:tbl>
+      <w:tblPr>
+        <w:tblW w:type="dxa" w:w="9600"/>
+        <w:tblBorders>
+          <w:top w:val="single" w:color="B25000" w:sz="12"/>
+          <w:left w:val="single" w:color="B25000" w:sz="12"/>
+          <w:bottom w:val="single" w:color="B25000" w:sz="12"/>
+          <w:right w:val="single" w:color="B25000" w:sz="12"/>
+          <w:insideH w:val="none"/>
+          <w:insideV w:val="none"/>
+        </w:tblBorders>
+        <w:tblLayout w:type="fixed"/>
+      </w:tblPr>
+      <w:tblGrid>
+        <w:gridCol w:w="9600"/>
+      </w:tblGrid>
+      <w:tr>
+        <w:tc>
+          <w:tcPr>
+            <w:shd w:fill="FFF8EF" w:val="clear"/>
+            <w:tcMar>
+              <w:top w:type="dxa" w:w="140"/>
+              <w:left w:type="dxa" w:w="180"/>
+              <w:bottom w:type="dxa" w:w="140"/>
+              <w:right w:type="dxa" w:w="180"/>
+            </w:tcMar>
+          </w:tcPr>
+          <w:p>
+            <w:pPr>
+              <w:spacing w:after="90"/>
+            </w:pPr>
+            <w:r>
+              <w:rPr>
+                <w:b/>
+                <w:bCs/>
+                <w:i w:val="false"/>
+                <w:iCs w:val="false"/>
+                <w:color w:val="B25000"/>
+                <w:sz w:val="25"/>
+                <w:szCs w:val="25"/>
+                <w:rFonts w:ascii="Times New Roman" w:cs="Times New Roman" w:eastAsia="Times New Roman" w:hAnsi="Times New Roman"/>
+              </w:rPr>
+              <w:t xml:space="preserve">Document à étudier</w:t>
+            </w:r>
+          </w:p>
+          <w:p>
+            <w:pPr>
+              <w:spacing w:after="80" w:line="300"/>
+              <w:jc w:val="left"/>
+            </w:pPr>
+            <w:r>
+              <w:rPr>
+                <w:b/>
+                <w:bCs/>
+                <w:i w:val="false"/>
+                <w:iCs w:val="false"/>
+                <w:color w:val="000000"/>
+                <w:sz w:val="21"/>
+                <w:szCs w:val="21"/>
+                <w:rFonts w:ascii="Times New Roman" w:cs="Times New Roman" w:eastAsia="Times New Roman" w:hAnsi="Times New Roman"/>
+              </w:rPr>
+              <w:t xml:space="preserve">Le témoignage de la langue — d’après les travaux du linguiste Otto Christian Dahl, Malgache et Maanjan (1951) — texte reconstitué</w:t>
+            </w:r>
+          </w:p>
+          <w:p>
+            <w:pPr>
+              <w:spacing w:after="100" w:line="300"/>
+              <w:jc w:val="both"/>
+            </w:pPr>
+            <w:r>
+              <w:rPr>
+                <w:b w:val="false"/>
+                <w:bCs w:val="false"/>
+                <w:i/>
+                <w:iCs/>
+                <w:color w:val="000000"/>
+                <w:sz w:val="24"/>
+                <w:szCs w:val="24"/>
+                <w:rFonts w:ascii="Times New Roman" w:cs="Times New Roman" w:eastAsia="Times New Roman" w:hAnsi="Times New Roman"/>
+              </w:rPr>
+              <w:t xml:space="preserve">« En comparant mot à mot la langue malgache et le maanyan, parlé par quelques dizaines de milliers de personnes au sud de l’île de Bornéo, on découvre une parenté si étroite qu’elle ne peut être un hasard : les nombres, les parties du corps, les gestes de la vie quotidienne se disent presque de la même façon. Il faut donc conclure que les ancêtres des Malgaches sont partis de cette région de l’Indonésie, emportant leur langue dans leurs pirogues — et que cette langue, enrichie ensuite de mots africains et arabes, est devenue le malgache d’aujourd’hui. »</w:t>
+            </w:r>
+          </w:p>
+          <w:p>
+            <w:pPr>
+              <w:spacing w:after="40" w:line="300"/>
+              <w:jc w:val="both"/>
+            </w:pPr>
+            <w:r>
+              <w:rPr>
+                <w:b w:val="false"/>
+                <w:bCs w:val="false"/>
+                <w:i w:val="false"/>
+                <w:iCs w:val="false"/>
+                <w:color w:val="000000"/>
+                <w:sz w:val="24"/>
+                <w:szCs w:val="24"/>
+                <w:rFonts w:ascii="Times New Roman" w:cs="Times New Roman" w:eastAsia="Times New Roman" w:hAnsi="Times New Roman"/>
+              </w:rPr>
+              <w:t xml:space="preserve">1. Quelle découverte le linguiste a-t-il faite en comparant le malgache et le maanyan ?</w:t>
+            </w:r>
+          </w:p>
+          <w:p>
+            <w:pPr>
+              <w:spacing w:after="40" w:line="300"/>
+              <w:jc w:val="both"/>
+            </w:pPr>
+            <w:r>
+              <w:rPr>
+                <w:b w:val="false"/>
+                <w:bCs w:val="false"/>
+                <w:i w:val="false"/>
+                <w:iCs w:val="false"/>
+                <w:color w:val="000000"/>
+                <w:sz w:val="24"/>
+                <w:szCs w:val="24"/>
+                <w:rFonts w:ascii="Times New Roman" w:cs="Times New Roman" w:eastAsia="Times New Roman" w:hAnsi="Times New Roman"/>
+              </w:rPr>
+              <w:t xml:space="preserve">2. Quelle conclusion historique en tire-t-il ?</w:t>
+            </w:r>
+          </w:p>
+          <w:p>
+            <w:pPr>
+              <w:spacing w:after="40" w:line="300"/>
+              <w:jc w:val="both"/>
+            </w:pPr>
+            <w:r>
+              <w:rPr>
+                <w:b w:val="false"/>
+                <w:bCs w:val="false"/>
+                <w:i w:val="false"/>
+                <w:iCs w:val="false"/>
+                <w:color w:val="000000"/>
+                <w:sz w:val="24"/>
+                <w:szCs w:val="24"/>
+                <w:rFonts w:ascii="Times New Roman" w:cs="Times New Roman" w:eastAsia="Times New Roman" w:hAnsi="Times New Roman"/>
+              </w:rPr>
+              <w:t xml:space="preserve">3. Quels « enrichissements » ultérieurs de la langue le texte signale-t-il, et à quelles vagues correspondent-ils ?</w:t>
+            </w:r>
+          </w:p>
+          <w:p>
+            <w:pPr>
+              <w:spacing w:after="60"/>
+            </w:pPr>
+          </w:p>
+          <w:p>
+            <w:pPr>
+              <w:spacing w:after="40"/>
+            </w:pPr>
+            <w:r>
+              <w:rPr>
+                <w:b/>
+                <w:bCs/>
+                <w:i w:val="false"/>
+                <w:iCs w:val="false"/>
+                <w:color w:val="C2185B"/>
+                <w:sz w:val="22"/>
+                <w:szCs w:val="22"/>
+                <w:rFonts w:ascii="Times New Roman" w:cs="Times New Roman" w:eastAsia="Times New Roman" w:hAnsi="Times New Roman"/>
+              </w:rPr>
+              <w:t xml:space="preserve">Réponse 1. </w:t>
+            </w:r>
+            <w:r>
+              <w:rPr>
+                <w:b w:val="false"/>
+                <w:bCs w:val="false"/>
+                <w:i w:val="false"/>
+                <w:iCs w:val="false"/>
+                <w:color w:val="000000"/>
+                <w:sz w:val="22"/>
+                <w:szCs w:val="22"/>
+                <w:rFonts w:ascii="Times New Roman" w:cs="Times New Roman" w:eastAsia="Times New Roman" w:hAnsi="Times New Roman"/>
+              </w:rPr>
+              <w:t xml:space="preserve">Une parenté très étroite : nombres, parties du corps et mots de la vie quotidienne se disent presque de la même façon.</w:t>
+            </w:r>
+          </w:p>
+          <w:p>
+            <w:pPr>
+              <w:spacing w:after="40"/>
+            </w:pPr>
+            <w:r>
+              <w:rPr>
+                <w:b/>
+                <w:bCs/>
+                <w:i w:val="false"/>
+                <w:iCs w:val="false"/>
+                <w:color w:val="C2185B"/>
+                <w:sz w:val="22"/>
+                <w:szCs w:val="22"/>
+                <w:rFonts w:ascii="Times New Roman" w:cs="Times New Roman" w:eastAsia="Times New Roman" w:hAnsi="Times New Roman"/>
+              </w:rPr>
+              <w:t xml:space="preserve">Réponse 2. </w:t>
+            </w:r>
+            <w:r>
+              <w:rPr>
+                <w:b w:val="false"/>
+                <w:bCs w:val="false"/>
+                <w:i w:val="false"/>
+                <w:iCs w:val="false"/>
+                <w:color w:val="000000"/>
+                <w:sz w:val="22"/>
+                <w:szCs w:val="22"/>
+                <w:rFonts w:ascii="Times New Roman" w:cs="Times New Roman" w:eastAsia="Times New Roman" w:hAnsi="Times New Roman"/>
+              </w:rPr>
+              <w:t xml:space="preserve">Que les ancêtres des Malgaches sont partis de la région de Bornéo, en Indonésie, en emportant leur langue : la preuve du voyage austronésien.</w:t>
+            </w:r>
+          </w:p>
+          <w:p>
+            <w:pPr>
+              <w:spacing w:after="40"/>
+            </w:pPr>
+            <w:r>
+              <w:rPr>
+                <w:b/>
+                <w:bCs/>
+                <w:i w:val="false"/>
+                <w:iCs w:val="false"/>
+                <w:color w:val="C2185B"/>
+                <w:sz w:val="22"/>
+                <w:szCs w:val="22"/>
+                <w:rFonts w:ascii="Times New Roman" w:cs="Times New Roman" w:eastAsia="Times New Roman" w:hAnsi="Times New Roman"/>
+              </w:rPr>
+              <w:t xml:space="preserve">Réponse 3. </w:t>
+            </w:r>
+            <w:r>
+              <w:rPr>
+                <w:b w:val="false"/>
+                <w:bCs w:val="false"/>
+                <w:i w:val="false"/>
+                <w:iCs w:val="false"/>
+                <w:color w:val="000000"/>
+                <w:sz w:val="22"/>
+                <w:szCs w:val="22"/>
+                <w:rFonts w:ascii="Times New Roman" w:cs="Times New Roman" w:eastAsia="Times New Roman" w:hAnsi="Times New Roman"/>
+              </w:rPr>
+              <w:t xml:space="preserve">Des mots africains (vague bantoue des VIIᵉ-VIIIᵉ siècles) et arabes (vague des islamisés du IXᵉ siècle) : chaque migration a laissé sa trace dans la langue.</w:t>
+            </w:r>
+          </w:p>
+        </w:tc>
+      </w:tr>
+    </w:tbl>
+    <w:p>
+      <w:pPr>
+        <w:spacing w:after="160"/>
+      </w:pPr>
+    </w:p>
+    <w:tbl>
+      <w:tblPr>
+        <w:tblW w:type="dxa" w:w="9600"/>
+        <w:tblBorders>
+          <w:top w:val="single" w:color="1565C0" w:sz="12"/>
+          <w:left w:val="single" w:color="1565C0" w:sz="12"/>
+          <w:bottom w:val="single" w:color="1565C0" w:sz="12"/>
+          <w:right w:val="single" w:color="1565C0" w:sz="12"/>
+          <w:insideH w:val="none"/>
+          <w:insideV w:val="none"/>
+        </w:tblBorders>
+        <w:tblLayout w:type="fixed"/>
+      </w:tblPr>
+      <w:tblGrid>
+        <w:gridCol w:w="9600"/>
+      </w:tblGrid>
+      <w:tr>
+        <w:tc>
+          <w:tcPr>
+            <w:shd w:fill="E3F2FD" w:val="clear"/>
+            <w:tcMar>
+              <w:top w:type="dxa" w:w="140"/>
+              <w:left w:type="dxa" w:w="180"/>
+              <w:bottom w:type="dxa" w:w="140"/>
+              <w:right w:type="dxa" w:w="180"/>
+            </w:tcMar>
+          </w:tcPr>
+          <w:p>
+            <w:pPr>
+              <w:spacing w:after="90"/>
+            </w:pPr>
+            <w:r>
+              <w:rPr>
+                <w:b/>
+                <w:bCs/>
+                <w:i w:val="false"/>
+                <w:iCs w:val="false"/>
+                <w:color w:val="1565C0"/>
+                <w:sz w:val="25"/>
+                <w:szCs w:val="25"/>
+                <w:rFonts w:ascii="Times New Roman" w:cs="Times New Roman" w:eastAsia="Times New Roman" w:hAnsi="Times New Roman"/>
+              </w:rPr>
+              <w:t xml:space="preserve">Le savais-tu ?</w:t>
+            </w:r>
+          </w:p>
+          <w:p>
+            <w:pPr>
+              <w:spacing w:after="0" w:line="300"/>
+              <w:jc w:val="both"/>
+            </w:pPr>
+            <w:r>
+              <w:rPr>
+                <w:b w:val="false"/>
+                <w:bCs w:val="false"/>
+                <w:i w:val="false"/>
+                <w:iCs w:val="false"/>
+                <w:color w:val="000000"/>
+                <w:sz w:val="22"/>
+                <w:szCs w:val="22"/>
+                <w:rFonts w:ascii="Times New Roman" w:cs="Times New Roman" w:eastAsia="Times New Roman" w:hAnsi="Times New Roman"/>
+              </w:rPr>
+              <w:t xml:space="preserve">La langue malgache a une sœur jumelle... à 7 500 kilomètres ! Le maanyan, parlé au sud de Bornéo (Indonésie), partage avec le malgache une grande partie de son vocabulaire de base. C’est l’une des plus belles preuves du voyage austronésien — la plus longue migration maritime de l’histoire ancienne de l’humanité, bien avant les caravelles européennes !</w:t>
+            </w:r>
+          </w:p>
+        </w:tc>
+      </w:tr>
+    </w:tbl>
+    <w:p>
+      <w:pPr>
+        <w:spacing w:after="160"/>
+      </w:pPr>
+    </w:p>
+    <w:p>
+      <w:pPr>
+        <w:spacing w:after="80" w:line="300"/>
+        <w:jc w:val="both"/>
       </w:pPr>
       <w:r>
         <w:rPr>
@@ -2885,166 +3632,337 @@
           <w:i w:val="false"/>
           <w:iCs w:val="false"/>
           <w:color w:val="2E7D32"/>
-          <w:sz w:val="28"/>
-          <w:szCs w:val="28"/>
-          <w:rFonts w:ascii="Times New Roman" w:cs="Times New Roman" w:eastAsia="Times New Roman" w:hAnsi="Times New Roman"/>
-        </w:rPr>
-        <w:t xml:space="preserve">Méthode</w:t>
-      </w:r>
-    </w:p>
-    <w:p>
-      <w:pPr>
-        <w:spacing w:after="60" w:line="300"/>
-        <w:jc w:val="both"/>
-      </w:pPr>
-      <w:r>
-        <w:rPr>
-          <w:b w:val="false"/>
-          <w:bCs w:val="false"/>
-          <w:i w:val="false"/>
-          <w:iCs w:val="false"/>
-          <w:color w:val="000000"/>
-          <w:sz w:val="24"/>
-          <w:szCs w:val="24"/>
-          <w:rFonts w:ascii="Times New Roman" w:cs="Times New Roman" w:eastAsia="Times New Roman" w:hAnsi="Times New Roman"/>
-        </w:rPr>
-        <w:t xml:space="preserve">1. Tracer la frise des vagues avec leurs siècles.</w:t>
-      </w:r>
-    </w:p>
-    <w:p>
-      <w:pPr>
-        <w:spacing w:after="60" w:line="300"/>
-        <w:jc w:val="both"/>
-      </w:pPr>
-      <w:r>
-        <w:rPr>
-          <w:b w:val="false"/>
-          <w:bCs w:val="false"/>
-          <w:i w:val="false"/>
-          <w:iCs w:val="false"/>
-          <w:color w:val="000000"/>
-          <w:sz w:val="24"/>
-          <w:szCs w:val="24"/>
-          <w:rFonts w:ascii="Times New Roman" w:cs="Times New Roman" w:eastAsia="Times New Roman" w:hAnsi="Times New Roman"/>
-        </w:rPr>
-        <w:t xml:space="preserve">2. Sur la carte de l’océan Indien, suivre les itinéraires portés par courants et mousson.</w:t>
-      </w:r>
-    </w:p>
-    <w:p>
-      <w:pPr>
-        <w:spacing w:after="60" w:line="300"/>
-        <w:jc w:val="both"/>
-      </w:pPr>
-      <w:r>
-        <w:rPr>
-          <w:b w:val="false"/>
-          <w:bCs w:val="false"/>
-          <w:i w:val="false"/>
-          <w:iCs w:val="false"/>
-          <w:color w:val="000000"/>
-          <w:sz w:val="24"/>
-          <w:szCs w:val="24"/>
-          <w:rFonts w:ascii="Times New Roman" w:cs="Times New Roman" w:eastAsia="Times New Roman" w:hAnsi="Times New Roman"/>
-        </w:rPr>
-        <w:t xml:space="preserve">3. Associer chaque vague à une trace encore visible (mots, zébu, sorabe, comptoirs).</w:t>
-      </w:r>
-    </w:p>
-    <w:p>
-      <w:pPr>
-        <w:spacing w:after="110" w:line="300"/>
-        <w:jc w:val="both"/>
-      </w:pPr>
-      <w:r>
-        <w:rPr>
-          <w:b/>
-          <w:bCs/>
-          <w:i w:val="false"/>
-          <w:iCs w:val="false"/>
-          <w:color w:val="1F4E79"/>
-          <w:sz w:val="24"/>
-          <w:szCs w:val="24"/>
-          <w:rFonts w:ascii="Times New Roman" w:cs="Times New Roman" w:eastAsia="Times New Roman" w:hAnsi="Times New Roman"/>
-        </w:rPr>
-        <w:t xml:space="preserve">Exemple — </w:t>
-      </w:r>
-      <w:r>
-        <w:rPr>
-          <w:b w:val="false"/>
-          <w:bCs w:val="false"/>
-          <w:i w:val="false"/>
-          <w:iCs w:val="false"/>
-          <w:color w:val="000000"/>
-          <w:sz w:val="24"/>
-          <w:szCs w:val="24"/>
-          <w:rFonts w:ascii="Times New Roman" w:cs="Times New Roman" w:eastAsia="Times New Roman" w:hAnsi="Times New Roman"/>
-        </w:rPr>
-        <w:t xml:space="preserve">Le mot « vary » (riz) est cousin du malais « padi » : trace austronésienne. « Akoho » (poule) rappelle le swahili « kuku » : trace africaine. Les manuscrits sorabe : trace islamisée — trois vagues dans trois mots.</w:t>
-      </w:r>
-    </w:p>
-    <w:p>
-      <w:pPr>
-        <w:spacing w:after="110" w:line="300"/>
-        <w:jc w:val="both"/>
-      </w:pPr>
-      <w:r>
-        <w:rPr>
-          <w:b/>
-          <w:bCs/>
-          <w:i w:val="false"/>
-          <w:iCs w:val="false"/>
-          <w:color w:val="B25000"/>
-          <w:sz w:val="24"/>
-          <w:szCs w:val="24"/>
-          <w:rFonts w:ascii="Times New Roman" w:cs="Times New Roman" w:eastAsia="Times New Roman" w:hAnsi="Times New Roman"/>
-        </w:rPr>
-        <w:t xml:space="preserve">Erreur à éviter — </w:t>
-      </w:r>
-      <w:r>
-        <w:rPr>
-          <w:b w:val="false"/>
-          <w:bCs w:val="false"/>
-          <w:i w:val="false"/>
-          <w:iCs w:val="false"/>
-          <w:color w:val="000000"/>
-          <w:sz w:val="24"/>
-          <w:szCs w:val="24"/>
-          <w:rFonts w:ascii="Times New Roman" w:cs="Times New Roman" w:eastAsia="Times New Roman" w:hAnsi="Times New Roman"/>
-        </w:rPr>
-        <w:t xml:space="preserve">Croire que les migrations furent une « invasion » organisée : ce furent des arrivées successives de petits groupes — familles de navigateurs, commerçants, pasteurs — étalées sur quinze siècles, qui se sont mêlées aux habitants déjà présents.</w:t>
-      </w:r>
-    </w:p>
-    <w:p>
-      <w:pPr>
-        <w:shd w:fill="E3F2FD" w:val="clear"/>
-        <w:spacing w:after="110" w:line="300"/>
-        <w:jc w:val="both"/>
-      </w:pPr>
-      <w:r>
-        <w:rPr>
-          <w:b/>
-          <w:bCs/>
-          <w:i w:val="false"/>
-          <w:iCs w:val="false"/>
-          <w:color w:val="1565C0"/>
-          <w:sz w:val="24"/>
-          <w:szCs w:val="24"/>
-          <w:rFonts w:ascii="Times New Roman" w:cs="Times New Roman" w:eastAsia="Times New Roman" w:hAnsi="Times New Roman"/>
-        </w:rPr>
-        <w:t xml:space="preserve">Le savais-tu ? </w:t>
-      </w:r>
-      <w:r>
-        <w:rPr>
-          <w:b w:val="false"/>
-          <w:bCs w:val="false"/>
-          <w:i w:val="false"/>
-          <w:iCs w:val="false"/>
-          <w:color w:val="000000"/>
-          <w:sz w:val="24"/>
-          <w:szCs w:val="24"/>
-          <w:rFonts w:ascii="Times New Roman" w:cs="Times New Roman" w:eastAsia="Times New Roman" w:hAnsi="Times New Roman"/>
-        </w:rPr>
-        <w:t xml:space="preserve">La langue malgache a une sœur jumelle... à 7 500 kilomètres ! Le maanyan, parlé au sud de Bornéo (Indonésie), partage avec le malgache une grande partie de son vocabulaire de base. C’est l’une des plus belles preuves du voyage austronésien — la plus longue migration maritime de l’histoire ancienne de l’humanité, bien avant les caravelles européennes !</w:t>
-      </w:r>
+          <w:sz w:val="26"/>
+          <w:szCs w:val="26"/>
+          <w:rFonts w:ascii="Times New Roman" w:cs="Times New Roman" w:eastAsia="Times New Roman" w:hAnsi="Times New Roman"/>
+        </w:rPr>
+        <w:t xml:space="preserve">Petit lexique</w:t>
+      </w:r>
+    </w:p>
+    <w:tbl>
+      <w:tblPr>
+        <w:tblW w:type="dxa" w:w="9600"/>
+        <w:tblBorders>
+          <w:top w:val="single" w:color="808080" w:sz="4"/>
+          <w:left w:val="single" w:color="808080" w:sz="4"/>
+          <w:bottom w:val="single" w:color="808080" w:sz="4"/>
+          <w:right w:val="single" w:color="808080" w:sz="4"/>
+          <w:insideH w:val="single" w:color="B0B0B0" w:sz="4"/>
+          <w:insideV w:val="single" w:color="B0B0B0" w:sz="4"/>
+        </w:tblBorders>
+        <w:tblLayout w:type="fixed"/>
+      </w:tblPr>
+      <w:tblGrid>
+        <w:gridCol w:w="2800"/>
+        <w:gridCol w:w="6800"/>
+      </w:tblGrid>
+      <w:tr>
+        <w:tc>
+          <w:tcPr>
+            <w:shd w:fill="E7E6E6" w:val="clear"/>
+            <w:tcMar>
+              <w:top w:type="dxa" w:w="80"/>
+              <w:left w:type="dxa" w:w="80"/>
+              <w:bottom w:type="dxa" w:w="80"/>
+              <w:right w:type="dxa" w:w="80"/>
+            </w:tcMar>
+          </w:tcPr>
+          <w:p>
+            <w:pPr>
+              <w:spacing w:after="40"/>
+              <w:jc w:val="left"/>
+            </w:pPr>
+            <w:r>
+              <w:rPr>
+                <w:b/>
+                <w:bCs/>
+                <w:i w:val="false"/>
+                <w:iCs w:val="false"/>
+                <w:color w:val="000000"/>
+                <w:sz w:val="20"/>
+                <w:szCs w:val="20"/>
+                <w:rFonts w:ascii="Times New Roman" w:cs="Times New Roman" w:eastAsia="Times New Roman" w:hAnsi="Times New Roman"/>
+              </w:rPr>
+              <w:t xml:space="preserve">Mot</w:t>
+            </w:r>
+          </w:p>
+        </w:tc>
+        <w:tc>
+          <w:tcPr>
+            <w:shd w:fill="E7E6E6" w:val="clear"/>
+            <w:tcMar>
+              <w:top w:type="dxa" w:w="80"/>
+              <w:left w:type="dxa" w:w="80"/>
+              <w:bottom w:type="dxa" w:w="80"/>
+              <w:right w:type="dxa" w:w="80"/>
+            </w:tcMar>
+          </w:tcPr>
+          <w:p>
+            <w:pPr>
+              <w:spacing w:after="40"/>
+              <w:jc w:val="left"/>
+            </w:pPr>
+            <w:r>
+              <w:rPr>
+                <w:b/>
+                <w:bCs/>
+                <w:i w:val="false"/>
+                <w:iCs w:val="false"/>
+                <w:color w:val="000000"/>
+                <w:sz w:val="20"/>
+                <w:szCs w:val="20"/>
+                <w:rFonts w:ascii="Times New Roman" w:cs="Times New Roman" w:eastAsia="Times New Roman" w:hAnsi="Times New Roman"/>
+              </w:rPr>
+              <w:t xml:space="preserve">Sens</w:t>
+            </w:r>
+          </w:p>
+        </w:tc>
+      </w:tr>
+      <w:tr>
+        <w:tc>
+          <w:tcPr>
+            <w:tcMar>
+              <w:top w:type="dxa" w:w="80"/>
+              <w:left w:type="dxa" w:w="80"/>
+              <w:bottom w:type="dxa" w:w="80"/>
+              <w:right w:type="dxa" w:w="80"/>
+            </w:tcMar>
+          </w:tcPr>
+          <w:p>
+            <w:pPr>
+              <w:spacing w:after="40"/>
+              <w:jc w:val="left"/>
+            </w:pPr>
+            <w:r>
+              <w:rPr>
+                <w:b/>
+                <w:bCs/>
+                <w:i w:val="false"/>
+                <w:iCs w:val="false"/>
+                <w:color w:val="000000"/>
+                <w:sz w:val="20"/>
+                <w:szCs w:val="20"/>
+                <w:rFonts w:ascii="Times New Roman" w:cs="Times New Roman" w:eastAsia="Times New Roman" w:hAnsi="Times New Roman"/>
+              </w:rPr>
+              <w:t xml:space="preserve">Austronésiens</w:t>
+            </w:r>
+          </w:p>
+        </w:tc>
+        <w:tc>
+          <w:tcPr>
+            <w:tcMar>
+              <w:top w:type="dxa" w:w="80"/>
+              <w:left w:type="dxa" w:w="80"/>
+              <w:bottom w:type="dxa" w:w="80"/>
+              <w:right w:type="dxa" w:w="80"/>
+            </w:tcMar>
+          </w:tcPr>
+          <w:p>
+            <w:pPr>
+              <w:spacing w:after="40"/>
+              <w:jc w:val="left"/>
+            </w:pPr>
+            <w:r>
+              <w:rPr>
+                <w:b w:val="false"/>
+                <w:bCs w:val="false"/>
+                <w:i w:val="false"/>
+                <w:iCs w:val="false"/>
+                <w:color w:val="000000"/>
+                <w:sz w:val="20"/>
+                <w:szCs w:val="20"/>
+                <w:rFonts w:ascii="Times New Roman" w:cs="Times New Roman" w:eastAsia="Times New Roman" w:hAnsi="Times New Roman"/>
+              </w:rPr>
+              <w:t xml:space="preserve">navigateurs partis des îles d’Asie du Sud-Est</w:t>
+            </w:r>
+          </w:p>
+        </w:tc>
+      </w:tr>
+      <w:tr>
+        <w:tc>
+          <w:tcPr>
+            <w:tcMar>
+              <w:top w:type="dxa" w:w="80"/>
+              <w:left w:type="dxa" w:w="80"/>
+              <w:bottom w:type="dxa" w:w="80"/>
+              <w:right w:type="dxa" w:w="80"/>
+            </w:tcMar>
+          </w:tcPr>
+          <w:p>
+            <w:pPr>
+              <w:spacing w:after="40"/>
+              <w:jc w:val="left"/>
+            </w:pPr>
+            <w:r>
+              <w:rPr>
+                <w:b/>
+                <w:bCs/>
+                <w:i w:val="false"/>
+                <w:iCs w:val="false"/>
+                <w:color w:val="000000"/>
+                <w:sz w:val="20"/>
+                <w:szCs w:val="20"/>
+                <w:rFonts w:ascii="Times New Roman" w:cs="Times New Roman" w:eastAsia="Times New Roman" w:hAnsi="Times New Roman"/>
+              </w:rPr>
+              <w:t xml:space="preserve">Mousson</w:t>
+            </w:r>
+          </w:p>
+        </w:tc>
+        <w:tc>
+          <w:tcPr>
+            <w:tcMar>
+              <w:top w:type="dxa" w:w="80"/>
+              <w:left w:type="dxa" w:w="80"/>
+              <w:bottom w:type="dxa" w:w="80"/>
+              <w:right w:type="dxa" w:w="80"/>
+            </w:tcMar>
+          </w:tcPr>
+          <w:p>
+            <w:pPr>
+              <w:spacing w:after="40"/>
+              <w:jc w:val="left"/>
+            </w:pPr>
+            <w:r>
+              <w:rPr>
+                <w:b w:val="false"/>
+                <w:bCs w:val="false"/>
+                <w:i w:val="false"/>
+                <w:iCs w:val="false"/>
+                <w:color w:val="000000"/>
+                <w:sz w:val="20"/>
+                <w:szCs w:val="20"/>
+                <w:rFonts w:ascii="Times New Roman" w:cs="Times New Roman" w:eastAsia="Times New Roman" w:hAnsi="Times New Roman"/>
+              </w:rPr>
+              <w:t xml:space="preserve">vent saisonnier de l’océan Indien qui porte les navires</w:t>
+            </w:r>
+          </w:p>
+        </w:tc>
+      </w:tr>
+      <w:tr>
+        <w:tc>
+          <w:tcPr>
+            <w:tcMar>
+              <w:top w:type="dxa" w:w="80"/>
+              <w:left w:type="dxa" w:w="80"/>
+              <w:bottom w:type="dxa" w:w="80"/>
+              <w:right w:type="dxa" w:w="80"/>
+            </w:tcMar>
+          </w:tcPr>
+          <w:p>
+            <w:pPr>
+              <w:spacing w:after="40"/>
+              <w:jc w:val="left"/>
+            </w:pPr>
+            <w:r>
+              <w:rPr>
+                <w:b/>
+                <w:bCs/>
+                <w:i w:val="false"/>
+                <w:iCs w:val="false"/>
+                <w:color w:val="000000"/>
+                <w:sz w:val="20"/>
+                <w:szCs w:val="20"/>
+                <w:rFonts w:ascii="Times New Roman" w:cs="Times New Roman" w:eastAsia="Times New Roman" w:hAnsi="Times New Roman"/>
+              </w:rPr>
+              <w:t xml:space="preserve">Antalaotra</w:t>
+            </w:r>
+          </w:p>
+        </w:tc>
+        <w:tc>
+          <w:tcPr>
+            <w:tcMar>
+              <w:top w:type="dxa" w:w="80"/>
+              <w:left w:type="dxa" w:w="80"/>
+              <w:bottom w:type="dxa" w:w="80"/>
+              <w:right w:type="dxa" w:w="80"/>
+            </w:tcMar>
+          </w:tcPr>
+          <w:p>
+            <w:pPr>
+              <w:spacing w:after="40"/>
+              <w:jc w:val="left"/>
+            </w:pPr>
+            <w:r>
+              <w:rPr>
+                <w:b w:val="false"/>
+                <w:bCs w:val="false"/>
+                <w:i w:val="false"/>
+                <w:iCs w:val="false"/>
+                <w:color w:val="000000"/>
+                <w:sz w:val="20"/>
+                <w:szCs w:val="20"/>
+                <w:rFonts w:ascii="Times New Roman" w:cs="Times New Roman" w:eastAsia="Times New Roman" w:hAnsi="Times New Roman"/>
+              </w:rPr>
+              <w:t xml:space="preserve">commerçants islamisés installés au Nord-Ouest</w:t>
+            </w:r>
+          </w:p>
+        </w:tc>
+      </w:tr>
+      <w:tr>
+        <w:tc>
+          <w:tcPr>
+            <w:tcMar>
+              <w:top w:type="dxa" w:w="80"/>
+              <w:left w:type="dxa" w:w="80"/>
+              <w:bottom w:type="dxa" w:w="80"/>
+              <w:right w:type="dxa" w:w="80"/>
+            </w:tcMar>
+          </w:tcPr>
+          <w:p>
+            <w:pPr>
+              <w:spacing w:after="40"/>
+              <w:jc w:val="left"/>
+            </w:pPr>
+            <w:r>
+              <w:rPr>
+                <w:b/>
+                <w:bCs/>
+                <w:i w:val="false"/>
+                <w:iCs w:val="false"/>
+                <w:color w:val="000000"/>
+                <w:sz w:val="20"/>
+                <w:szCs w:val="20"/>
+                <w:rFonts w:ascii="Times New Roman" w:cs="Times New Roman" w:eastAsia="Times New Roman" w:hAnsi="Times New Roman"/>
+              </w:rPr>
+              <w:t xml:space="preserve">Zanamalata</w:t>
+            </w:r>
+          </w:p>
+        </w:tc>
+        <w:tc>
+          <w:tcPr>
+            <w:tcMar>
+              <w:top w:type="dxa" w:w="80"/>
+              <w:left w:type="dxa" w:w="80"/>
+              <w:bottom w:type="dxa" w:w="80"/>
+              <w:right w:type="dxa" w:w="80"/>
+            </w:tcMar>
+          </w:tcPr>
+          <w:p>
+            <w:pPr>
+              <w:spacing w:after="40"/>
+              <w:jc w:val="left"/>
+            </w:pPr>
+            <w:r>
+              <w:rPr>
+                <w:b w:val="false"/>
+                <w:bCs w:val="false"/>
+                <w:i w:val="false"/>
+                <w:iCs w:val="false"/>
+                <w:color w:val="000000"/>
+                <w:sz w:val="20"/>
+                <w:szCs w:val="20"/>
+                <w:rFonts w:ascii="Times New Roman" w:cs="Times New Roman" w:eastAsia="Times New Roman" w:hAnsi="Times New Roman"/>
+              </w:rPr>
+              <w:t xml:space="preserve">enfants des pirates et de mères malgaches, côte Est</w:t>
+            </w:r>
+          </w:p>
+        </w:tc>
+      </w:tr>
+    </w:tbl>
+    <w:p>
+      <w:pPr>
+        <w:spacing w:after="120"/>
+      </w:pPr>
     </w:p>
     <w:p>
       <w:pPr>
@@ -4708,152 +5626,152 @@
                 <w:szCs w:val="20"/>
                 <w:rFonts w:ascii="Times New Roman" w:cs="Times New Roman" w:eastAsia="Times New Roman" w:hAnsi="Times New Roman"/>
               </w:rPr>
-              <w:t xml:space="preserve">3. Observation</w:t>
-            </w:r>
-          </w:p>
-        </w:tc>
-        <w:tc>
-          <w:tcPr>
-            <w:tcMar>
-              <w:top w:type="dxa" w:w="80"/>
-              <w:left w:type="dxa" w:w="80"/>
-              <w:bottom w:type="dxa" w:w="80"/>
-              <w:right w:type="dxa" w:w="80"/>
-            </w:tcMar>
-          </w:tcPr>
-          <w:p>
-            <w:pPr>
-              <w:spacing w:after="40"/>
-              <w:jc w:val="left"/>
-            </w:pPr>
-            <w:r>
-              <w:rPr>
-                <w:b w:val="false"/>
-                <w:bCs w:val="false"/>
-                <w:i w:val="false"/>
-                <w:iCs w:val="false"/>
-                <w:color w:val="000000"/>
-                <w:sz w:val="20"/>
-                <w:szCs w:val="20"/>
-                <w:rFonts w:ascii="Times New Roman" w:cs="Times New Roman" w:eastAsia="Times New Roman" w:hAnsi="Times New Roman"/>
-              </w:rPr>
-              <w:t xml:space="preserve">Pour prouver l’ancienneté du comptoir de Mahilaka, l’archéologue croise trois indices : les murs dégagés, les tessons de céramique importée d’Arabie et de Chine, et la datation des charbons — trois preuves concordantes, conclusion solide.</w:t>
-            </w:r>
-          </w:p>
-        </w:tc>
-        <w:tc>
-          <w:tcPr>
-            <w:tcMar>
-              <w:top w:type="dxa" w:w="80"/>
-              <w:left w:type="dxa" w:w="80"/>
-              <w:bottom w:type="dxa" w:w="80"/>
-              <w:right w:type="dxa" w:w="80"/>
-            </w:tcMar>
-          </w:tcPr>
-          <w:p>
-            <w:pPr>
-              <w:spacing w:after="40"/>
-              <w:jc w:val="left"/>
-            </w:pPr>
-            <w:r>
-              <w:rPr>
-                <w:b w:val="false"/>
-                <w:bCs w:val="false"/>
-                <w:i w:val="false"/>
-                <w:iCs w:val="false"/>
-                <w:color w:val="000000"/>
-                <w:sz w:val="20"/>
-                <w:szCs w:val="20"/>
-                <w:rFonts w:ascii="Times New Roman" w:cs="Times New Roman" w:eastAsia="Times New Roman" w:hAnsi="Times New Roman"/>
-              </w:rPr>
-              <w:t xml:space="preserve">Observent l’exemple résolu.</w:t>
-            </w:r>
-          </w:p>
-        </w:tc>
-        <w:tc>
-          <w:tcPr>
-            <w:tcMar>
-              <w:top w:type="dxa" w:w="80"/>
-              <w:left w:type="dxa" w:w="80"/>
-              <w:bottom w:type="dxa" w:w="80"/>
-              <w:right w:type="dxa" w:w="80"/>
-            </w:tcMar>
-          </w:tcPr>
-          <w:p>
-            <w:pPr>
-              <w:spacing w:after="40"/>
-              <w:jc w:val="left"/>
-            </w:pPr>
-            <w:r>
-              <w:rPr>
-                <w:b w:val="false"/>
-                <w:bCs w:val="false"/>
-                <w:i w:val="false"/>
-                <w:iCs w:val="false"/>
-                <w:color w:val="000000"/>
-                <w:sz w:val="20"/>
-                <w:szCs w:val="20"/>
-                <w:rFonts w:ascii="Times New Roman" w:cs="Times New Roman" w:eastAsia="Times New Roman" w:hAnsi="Times New Roman"/>
-              </w:rPr>
-              <w:t xml:space="preserve">Observation dirigée</w:t>
-            </w:r>
-          </w:p>
-        </w:tc>
-        <w:tc>
-          <w:tcPr>
-            <w:tcMar>
-              <w:top w:type="dxa" w:w="80"/>
-              <w:left w:type="dxa" w:w="80"/>
-              <w:bottom w:type="dxa" w:w="80"/>
-              <w:right w:type="dxa" w:w="80"/>
-            </w:tcMar>
-          </w:tcPr>
-          <w:p>
-            <w:pPr>
-              <w:spacing w:after="40"/>
-              <w:jc w:val="left"/>
-            </w:pPr>
-            <w:r>
-              <w:rPr>
-                <w:b w:val="false"/>
-                <w:bCs w:val="false"/>
-                <w:i w:val="false"/>
-                <w:iCs w:val="false"/>
-                <w:color w:val="000000"/>
-                <w:sz w:val="20"/>
-                <w:szCs w:val="20"/>
-                <w:rFonts w:ascii="Times New Roman" w:cs="Times New Roman" w:eastAsia="Times New Roman" w:hAnsi="Times New Roman"/>
-              </w:rPr>
-              <w:t xml:space="preserve">Document imprimé</w:t>
-            </w:r>
-          </w:p>
-        </w:tc>
-        <w:tc>
-          <w:tcPr>
-            <w:tcMar>
-              <w:top w:type="dxa" w:w="80"/>
-              <w:left w:type="dxa" w:w="80"/>
-              <w:bottom w:type="dxa" w:w="80"/>
-              <w:right w:type="dxa" w:w="80"/>
-            </w:tcMar>
-          </w:tcPr>
-          <w:p>
-            <w:pPr>
-              <w:spacing w:after="40"/>
-              <w:jc w:val="left"/>
-            </w:pPr>
-            <w:r>
-              <w:rPr>
-                <w:b w:val="false"/>
-                <w:bCs w:val="false"/>
-                <w:i w:val="false"/>
-                <w:iCs w:val="false"/>
-                <w:color w:val="000000"/>
-                <w:sz w:val="20"/>
-                <w:szCs w:val="20"/>
-                <w:rFonts w:ascii="Times New Roman" w:cs="Times New Roman" w:eastAsia="Times New Roman" w:hAnsi="Times New Roman"/>
-              </w:rPr>
-              <w:t xml:space="preserve">Compréhension</w:t>
+              <w:t xml:space="preserve">3. Développement</w:t>
+            </w:r>
+          </w:p>
+        </w:tc>
+        <w:tc>
+          <w:tcPr>
+            <w:tcMar>
+              <w:top w:type="dxa" w:w="80"/>
+              <w:left w:type="dxa" w:w="80"/>
+              <w:bottom w:type="dxa" w:w="80"/>
+              <w:right w:type="dxa" w:w="80"/>
+            </w:tcMar>
+          </w:tcPr>
+          <w:p>
+            <w:pPr>
+              <w:spacing w:after="40"/>
+              <w:jc w:val="left"/>
+            </w:pPr>
+            <w:r>
+              <w:rPr>
+                <w:b w:val="false"/>
+                <w:bCs w:val="false"/>
+                <w:i w:val="false"/>
+                <w:iCs w:val="false"/>
+                <w:color w:val="000000"/>
+                <w:sz w:val="20"/>
+                <w:szCs w:val="20"/>
+                <w:rFonts w:ascii="Times New Roman" w:cs="Times New Roman" w:eastAsia="Times New Roman" w:hAnsi="Times New Roman"/>
+              </w:rPr>
+              <w:t xml:space="preserve">Développe la leçon partie par partie : Six zones d’implantation ; L’archéologie, mémoire du sol.</w:t>
+            </w:r>
+          </w:p>
+        </w:tc>
+        <w:tc>
+          <w:tcPr>
+            <w:tcMar>
+              <w:top w:type="dxa" w:w="80"/>
+              <w:left w:type="dxa" w:w="80"/>
+              <w:bottom w:type="dxa" w:w="80"/>
+              <w:right w:type="dxa" w:w="80"/>
+            </w:tcMar>
+          </w:tcPr>
+          <w:p>
+            <w:pPr>
+              <w:spacing w:after="40"/>
+              <w:jc w:val="left"/>
+            </w:pPr>
+            <w:r>
+              <w:rPr>
+                <w:b w:val="false"/>
+                <w:bCs w:val="false"/>
+                <w:i w:val="false"/>
+                <w:iCs w:val="false"/>
+                <w:color w:val="000000"/>
+                <w:sz w:val="20"/>
+                <w:szCs w:val="20"/>
+                <w:rFonts w:ascii="Times New Roman" w:cs="Times New Roman" w:eastAsia="Times New Roman" w:hAnsi="Times New Roman"/>
+              </w:rPr>
+              <w:t xml:space="preserve">Écoutent, répondent aux questions et notent les mots-clés.</w:t>
+            </w:r>
+          </w:p>
+        </w:tc>
+        <w:tc>
+          <w:tcPr>
+            <w:tcMar>
+              <w:top w:type="dxa" w:w="80"/>
+              <w:left w:type="dxa" w:w="80"/>
+              <w:bottom w:type="dxa" w:w="80"/>
+              <w:right w:type="dxa" w:w="80"/>
+            </w:tcMar>
+          </w:tcPr>
+          <w:p>
+            <w:pPr>
+              <w:spacing w:after="40"/>
+              <w:jc w:val="left"/>
+            </w:pPr>
+            <w:r>
+              <w:rPr>
+                <w:b w:val="false"/>
+                <w:bCs w:val="false"/>
+                <w:i w:val="false"/>
+                <w:iCs w:val="false"/>
+                <w:color w:val="000000"/>
+                <w:sz w:val="20"/>
+                <w:szCs w:val="20"/>
+                <w:rFonts w:ascii="Times New Roman" w:cs="Times New Roman" w:eastAsia="Times New Roman" w:hAnsi="Times New Roman"/>
+              </w:rPr>
+              <w:t xml:space="preserve">Exposé interactif, questions-réponses</w:t>
+            </w:r>
+          </w:p>
+        </w:tc>
+        <w:tc>
+          <w:tcPr>
+            <w:tcMar>
+              <w:top w:type="dxa" w:w="80"/>
+              <w:left w:type="dxa" w:w="80"/>
+              <w:bottom w:type="dxa" w:w="80"/>
+              <w:right w:type="dxa" w:w="80"/>
+            </w:tcMar>
+          </w:tcPr>
+          <w:p>
+            <w:pPr>
+              <w:spacing w:after="40"/>
+              <w:jc w:val="left"/>
+            </w:pPr>
+            <w:r>
+              <w:rPr>
+                <w:b w:val="false"/>
+                <w:bCs w:val="false"/>
+                <w:i w:val="false"/>
+                <w:iCs w:val="false"/>
+                <w:color w:val="000000"/>
+                <w:sz w:val="20"/>
+                <w:szCs w:val="20"/>
+                <w:rFonts w:ascii="Times New Roman" w:cs="Times New Roman" w:eastAsia="Times New Roman" w:hAnsi="Times New Roman"/>
+              </w:rPr>
+              <w:t xml:space="preserve">Tableau, frises, cartes</w:t>
+            </w:r>
+          </w:p>
+        </w:tc>
+        <w:tc>
+          <w:tcPr>
+            <w:tcMar>
+              <w:top w:type="dxa" w:w="80"/>
+              <w:left w:type="dxa" w:w="80"/>
+              <w:bottom w:type="dxa" w:w="80"/>
+              <w:right w:type="dxa" w:w="80"/>
+            </w:tcMar>
+          </w:tcPr>
+          <w:p>
+            <w:pPr>
+              <w:spacing w:after="40"/>
+              <w:jc w:val="left"/>
+            </w:pPr>
+            <w:r>
+              <w:rPr>
+                <w:b w:val="false"/>
+                <w:bCs w:val="false"/>
+                <w:i w:val="false"/>
+                <w:iCs w:val="false"/>
+                <w:color w:val="000000"/>
+                <w:sz w:val="20"/>
+                <w:szCs w:val="20"/>
+                <w:rFonts w:ascii="Times New Roman" w:cs="Times New Roman" w:eastAsia="Times New Roman" w:hAnsi="Times New Roman"/>
+              </w:rPr>
+              <w:t xml:space="preserve">Attention, participation</w:t>
             </w:r>
           </w:p>
         </w:tc>
@@ -4884,152 +5802,152 @@
                 <w:szCs w:val="20"/>
                 <w:rFonts w:ascii="Times New Roman" w:cs="Times New Roman" w:eastAsia="Times New Roman" w:hAnsi="Times New Roman"/>
               </w:rPr>
-              <w:t xml:space="preserve">4. Analyse</w:t>
-            </w:r>
-          </w:p>
-        </w:tc>
-        <w:tc>
-          <w:tcPr>
-            <w:tcMar>
-              <w:top w:type="dxa" w:w="80"/>
-              <w:left w:type="dxa" w:w="80"/>
-              <w:bottom w:type="dxa" w:w="80"/>
-              <w:right w:type="dxa" w:w="80"/>
-            </w:tcMar>
-          </w:tcPr>
-          <w:p>
-            <w:pPr>
-              <w:spacing w:after="40"/>
-              <w:jc w:val="left"/>
-            </w:pPr>
-            <w:r>
-              <w:rPr>
-                <w:b w:val="false"/>
-                <w:bCs w:val="false"/>
-                <w:i w:val="false"/>
-                <w:iCs w:val="false"/>
-                <w:color w:val="000000"/>
-                <w:sz w:val="20"/>
-                <w:szCs w:val="20"/>
-                <w:rFonts w:ascii="Times New Roman" w:cs="Times New Roman" w:eastAsia="Times New Roman" w:hAnsi="Times New Roman"/>
-              </w:rPr>
-              <w:t xml:space="preserve">Guide l’analyse : Le peuplement suit une logique : on aborde par les côtes, on remonte ensuite les fleuves vers l’intérieur. La côte Ouest, aux larges plaines, accueille pêcheurs et éleveurs ; le Nord et le Nord-Ouest, tournés vers l’Afrique et l’Arabie, voient fleurir les comptoirs des Antalaotra — Mahilaka, grande ville marchande fouillée par les archéologues, en est le joyau ; le Nord-Est abrite les navigateurs d’Iharana (Vohémar), dont les tombes ont livré de magnifiques objets ; le Sud-Est reçoit les islamisés Zafiraminia puis Antemoro, gardiens du sorabe ; le Sud, terre des pasteurs ; et les Hautes Terres centrales, conquises plus tardivement, se couvrent de rizières et de villages fortifiés de fossés. Comment le sait-on ? Par l’archéologie : à Taolambiby, au Sud, des os entaillés par l’homme sont datés scientifiquement ; dans la grotte d’Andavakoera et sur les sites du Nord, charbons et poteries racontent les premiers campements ; à Mahilaka, les murs d’une cité du XIᵉ siècle sortent du sable. La fouille est une source primaire : elle se fait couche par couche — plus c’est profond, plus c’est ancien —, chaque objet est photographié, daté, comparé. Là où les textes manquent, comme pour le Madagascar ancien, l’archéologie est la mémoire du sol : visiter un site, c’est lire une page d’histoire que personne n’a écrite.</w:t>
-            </w:r>
-          </w:p>
-        </w:tc>
-        <w:tc>
-          <w:tcPr>
-            <w:tcMar>
-              <w:top w:type="dxa" w:w="80"/>
-              <w:left w:type="dxa" w:w="80"/>
-              <w:bottom w:type="dxa" w:w="80"/>
-              <w:right w:type="dxa" w:w="80"/>
-            </w:tcMar>
-          </w:tcPr>
-          <w:p>
-            <w:pPr>
-              <w:spacing w:after="40"/>
-              <w:jc w:val="left"/>
-            </w:pPr>
-            <w:r>
-              <w:rPr>
-                <w:b w:val="false"/>
-                <w:bCs w:val="false"/>
-                <w:i w:val="false"/>
-                <w:iCs w:val="false"/>
-                <w:color w:val="000000"/>
-                <w:sz w:val="20"/>
-                <w:szCs w:val="20"/>
-                <w:rFonts w:ascii="Times New Roman" w:cs="Times New Roman" w:eastAsia="Times New Roman" w:hAnsi="Times New Roman"/>
-              </w:rPr>
-              <w:t xml:space="preserve">Expliquent la démarche et vérifient le résultat.</w:t>
-            </w:r>
-          </w:p>
-        </w:tc>
-        <w:tc>
-          <w:tcPr>
-            <w:tcMar>
-              <w:top w:type="dxa" w:w="80"/>
-              <w:left w:type="dxa" w:w="80"/>
-              <w:bottom w:type="dxa" w:w="80"/>
-              <w:right w:type="dxa" w:w="80"/>
-            </w:tcMar>
-          </w:tcPr>
-          <w:p>
-            <w:pPr>
-              <w:spacing w:after="40"/>
-              <w:jc w:val="left"/>
-            </w:pPr>
-            <w:r>
-              <w:rPr>
-                <w:b w:val="false"/>
-                <w:bCs w:val="false"/>
-                <w:i w:val="false"/>
-                <w:iCs w:val="false"/>
-                <w:color w:val="000000"/>
-                <w:sz w:val="20"/>
-                <w:szCs w:val="20"/>
-                <w:rFonts w:ascii="Times New Roman" w:cs="Times New Roman" w:eastAsia="Times New Roman" w:hAnsi="Times New Roman"/>
-              </w:rPr>
-              <w:t xml:space="preserve">Recherche en binômes</w:t>
-            </w:r>
-          </w:p>
-        </w:tc>
-        <w:tc>
-          <w:tcPr>
-            <w:tcMar>
-              <w:top w:type="dxa" w:w="80"/>
-              <w:left w:type="dxa" w:w="80"/>
-              <w:bottom w:type="dxa" w:w="80"/>
-              <w:right w:type="dxa" w:w="80"/>
-            </w:tcMar>
-          </w:tcPr>
-          <w:p>
-            <w:pPr>
-              <w:spacing w:after="40"/>
-              <w:jc w:val="left"/>
-            </w:pPr>
-            <w:r>
-              <w:rPr>
-                <w:b w:val="false"/>
-                <w:bCs w:val="false"/>
-                <w:i w:val="false"/>
-                <w:iCs w:val="false"/>
-                <w:color w:val="000000"/>
-                <w:sz w:val="20"/>
-                <w:szCs w:val="20"/>
-                <w:rFonts w:ascii="Times New Roman" w:cs="Times New Roman" w:eastAsia="Times New Roman" w:hAnsi="Times New Roman"/>
-              </w:rPr>
-              <w:t xml:space="preserve">Documents, cartes, frises</w:t>
-            </w:r>
-          </w:p>
-        </w:tc>
-        <w:tc>
-          <w:tcPr>
-            <w:tcMar>
-              <w:top w:type="dxa" w:w="80"/>
-              <w:left w:type="dxa" w:w="80"/>
-              <w:bottom w:type="dxa" w:w="80"/>
-              <w:right w:type="dxa" w:w="80"/>
-            </w:tcMar>
-          </w:tcPr>
-          <w:p>
-            <w:pPr>
-              <w:spacing w:after="40"/>
-              <w:jc w:val="left"/>
-            </w:pPr>
-            <w:r>
-              <w:rPr>
-                <w:b w:val="false"/>
-                <w:bCs w:val="false"/>
-                <w:i w:val="false"/>
-                <w:iCs w:val="false"/>
-                <w:color w:val="000000"/>
-                <w:sz w:val="20"/>
-                <w:szCs w:val="20"/>
-                <w:rFonts w:ascii="Times New Roman" w:cs="Times New Roman" w:eastAsia="Times New Roman" w:hAnsi="Times New Roman"/>
-              </w:rPr>
-              <w:t xml:space="preserve">Raisonnement</w:t>
+              <w:t xml:space="preserve">4. Étude de document</w:t>
+            </w:r>
+          </w:p>
+        </w:tc>
+        <w:tc>
+          <w:tcPr>
+            <w:tcMar>
+              <w:top w:type="dxa" w:w="80"/>
+              <w:left w:type="dxa" w:w="80"/>
+              <w:bottom w:type="dxa" w:w="80"/>
+              <w:right w:type="dxa" w:w="80"/>
+            </w:tcMar>
+          </w:tcPr>
+          <w:p>
+            <w:pPr>
+              <w:spacing w:after="40"/>
+              <w:jc w:val="left"/>
+            </w:pPr>
+            <w:r>
+              <w:rPr>
+                <w:b w:val="false"/>
+                <w:bCs w:val="false"/>
+                <w:i w:val="false"/>
+                <w:iCs w:val="false"/>
+                <w:color w:val="000000"/>
+                <w:sz w:val="20"/>
+                <w:szCs w:val="20"/>
+                <w:rFonts w:ascii="Times New Roman" w:cs="Times New Roman" w:eastAsia="Times New Roman" w:hAnsi="Times New Roman"/>
+              </w:rPr>
+              <w:t xml:space="preserve">Fait lire le document « Mahilaka, la ville sortie du sable » (d’après les rapports de fouilles archéologiques de Mahilaka, baie d’Ampasindava (travaux dirigés par Chantal Radimilahy) — texte reconstitué), puis pose les questions.</w:t>
+            </w:r>
+          </w:p>
+        </w:tc>
+        <w:tc>
+          <w:tcPr>
+            <w:tcMar>
+              <w:top w:type="dxa" w:w="80"/>
+              <w:left w:type="dxa" w:w="80"/>
+              <w:bottom w:type="dxa" w:w="80"/>
+              <w:right w:type="dxa" w:w="80"/>
+            </w:tcMar>
+          </w:tcPr>
+          <w:p>
+            <w:pPr>
+              <w:spacing w:after="40"/>
+              <w:jc w:val="left"/>
+            </w:pPr>
+            <w:r>
+              <w:rPr>
+                <w:b w:val="false"/>
+                <w:bCs w:val="false"/>
+                <w:i w:val="false"/>
+                <w:iCs w:val="false"/>
+                <w:color w:val="000000"/>
+                <w:sz w:val="20"/>
+                <w:szCs w:val="20"/>
+                <w:rFonts w:ascii="Times New Roman" w:cs="Times New Roman" w:eastAsia="Times New Roman" w:hAnsi="Times New Roman"/>
+              </w:rPr>
+              <w:t xml:space="preserve">Lisent le document, répondent aux questions et critiquent la source.</w:t>
+            </w:r>
+          </w:p>
+        </w:tc>
+        <w:tc>
+          <w:tcPr>
+            <w:tcMar>
+              <w:top w:type="dxa" w:w="80"/>
+              <w:left w:type="dxa" w:w="80"/>
+              <w:bottom w:type="dxa" w:w="80"/>
+              <w:right w:type="dxa" w:w="80"/>
+            </w:tcMar>
+          </w:tcPr>
+          <w:p>
+            <w:pPr>
+              <w:spacing w:after="40"/>
+              <w:jc w:val="left"/>
+            </w:pPr>
+            <w:r>
+              <w:rPr>
+                <w:b w:val="false"/>
+                <w:bCs w:val="false"/>
+                <w:i w:val="false"/>
+                <w:iCs w:val="false"/>
+                <w:color w:val="000000"/>
+                <w:sz w:val="20"/>
+                <w:szCs w:val="20"/>
+                <w:rFonts w:ascii="Times New Roman" w:cs="Times New Roman" w:eastAsia="Times New Roman" w:hAnsi="Times New Roman"/>
+              </w:rPr>
+              <w:t xml:space="preserve">Observation dirigée, travail en binômes</w:t>
+            </w:r>
+          </w:p>
+        </w:tc>
+        <w:tc>
+          <w:tcPr>
+            <w:tcMar>
+              <w:top w:type="dxa" w:w="80"/>
+              <w:left w:type="dxa" w:w="80"/>
+              <w:bottom w:type="dxa" w:w="80"/>
+              <w:right w:type="dxa" w:w="80"/>
+            </w:tcMar>
+          </w:tcPr>
+          <w:p>
+            <w:pPr>
+              <w:spacing w:after="40"/>
+              <w:jc w:val="left"/>
+            </w:pPr>
+            <w:r>
+              <w:rPr>
+                <w:b w:val="false"/>
+                <w:bCs w:val="false"/>
+                <w:i w:val="false"/>
+                <w:iCs w:val="false"/>
+                <w:color w:val="000000"/>
+                <w:sz w:val="20"/>
+                <w:szCs w:val="20"/>
+                <w:rFonts w:ascii="Times New Roman" w:cs="Times New Roman" w:eastAsia="Times New Roman" w:hAnsi="Times New Roman"/>
+              </w:rPr>
+              <w:t xml:space="preserve">Document imprimé</w:t>
+            </w:r>
+          </w:p>
+        </w:tc>
+        <w:tc>
+          <w:tcPr>
+            <w:tcMar>
+              <w:top w:type="dxa" w:w="80"/>
+              <w:left w:type="dxa" w:w="80"/>
+              <w:bottom w:type="dxa" w:w="80"/>
+              <w:right w:type="dxa" w:w="80"/>
+            </w:tcMar>
+          </w:tcPr>
+          <w:p>
+            <w:pPr>
+              <w:spacing w:after="40"/>
+              <w:jc w:val="left"/>
+            </w:pPr>
+            <w:r>
+              <w:rPr>
+                <w:b w:val="false"/>
+                <w:bCs w:val="false"/>
+                <w:i w:val="false"/>
+                <w:iCs w:val="false"/>
+                <w:color w:val="000000"/>
+                <w:sz w:val="20"/>
+                <w:szCs w:val="20"/>
+                <w:rFonts w:ascii="Times New Roman" w:cs="Times New Roman" w:eastAsia="Times New Roman" w:hAnsi="Times New Roman"/>
+              </w:rPr>
+              <w:t xml:space="preserve">Esprit critique</w:t>
             </w:r>
           </w:p>
         </w:tc>
@@ -5635,7 +6553,26 @@
     </w:p>
     <w:p>
       <w:pPr>
-        <w:spacing w:after="110" w:line="300"/>
+        <w:spacing w:after="160" w:line="300"/>
+        <w:jc w:val="center"/>
+      </w:pPr>
+      <w:r>
+        <w:rPr>
+          <w:b w:val="false"/>
+          <w:bCs w:val="false"/>
+          <w:i/>
+          <w:iCs/>
+          <w:color w:val="000000"/>
+          <w:sz w:val="21"/>
+          <w:szCs w:val="21"/>
+          <w:rFonts w:ascii="Times New Roman" w:cs="Times New Roman" w:eastAsia="Times New Roman" w:hAnsi="Times New Roman"/>
+        </w:rPr>
+        <w:t xml:space="preserve">Villages enfouis, poteries, foyers : fouille après fouille, la carte du peuplement se reconstitue.</w:t>
+      </w:r>
+    </w:p>
+    <w:p>
+      <w:pPr>
+        <w:spacing w:after="80" w:line="300"/>
         <w:jc w:val="both"/>
       </w:pPr>
       <w:r>
@@ -5645,11 +6582,68 @@
           <w:i w:val="false"/>
           <w:iCs w:val="false"/>
           <w:color w:val="2E7D32"/>
-          <w:sz w:val="24"/>
-          <w:szCs w:val="24"/>
-          <w:rFonts w:ascii="Times New Roman" w:cs="Times New Roman" w:eastAsia="Times New Roman" w:hAnsi="Times New Roman"/>
-        </w:rPr>
-        <w:t xml:space="preserve">Définition — </w:t>
+          <w:sz w:val="26"/>
+          <w:szCs w:val="26"/>
+          <w:rFonts w:ascii="Times New Roman" w:cs="Times New Roman" w:eastAsia="Times New Roman" w:hAnsi="Times New Roman"/>
+        </w:rPr>
+        <w:t xml:space="preserve">1. Six zones d’implantation</w:t>
+      </w:r>
+    </w:p>
+    <w:p>
+      <w:pPr>
+        <w:spacing w:after="100" w:line="300"/>
+        <w:jc w:val="both"/>
+      </w:pPr>
+      <w:r>
+        <w:rPr>
+          <w:b w:val="false"/>
+          <w:bCs w:val="false"/>
+          <w:i w:val="false"/>
+          <w:iCs w:val="false"/>
+          <w:color w:val="000000"/>
+          <w:sz w:val="24"/>
+          <w:szCs w:val="24"/>
+          <w:rFonts w:ascii="Times New Roman" w:cs="Times New Roman" w:eastAsia="Times New Roman" w:hAnsi="Times New Roman"/>
+        </w:rPr>
+        <w:t xml:space="preserve">On aborde par les côtes, on remonte ensuite les fleuves vers l’intérieur :</w:t>
+      </w:r>
+    </w:p>
+    <w:p>
+      <w:pPr>
+        <w:spacing w:after="60" w:line="300"/>
+        <w:jc w:val="both"/>
+      </w:pPr>
+      <w:r>
+        <w:rPr>
+          <w:b w:val="false"/>
+          <w:bCs w:val="false"/>
+          <w:i w:val="false"/>
+          <w:iCs w:val="false"/>
+          <w:color w:val="000000"/>
+          <w:sz w:val="24"/>
+          <w:szCs w:val="24"/>
+          <w:rFonts w:ascii="Times New Roman" w:cs="Times New Roman" w:eastAsia="Times New Roman" w:hAnsi="Times New Roman"/>
+        </w:rPr>
+        <w:t xml:space="preserve">• la côte Ouest, aux larges plaines : pêcheurs et éleveurs ;</w:t>
+      </w:r>
+    </w:p>
+    <w:p>
+      <w:pPr>
+        <w:spacing w:after="60" w:line="300"/>
+        <w:jc w:val="both"/>
+      </w:pPr>
+      <w:r>
+        <w:rPr>
+          <w:b w:val="false"/>
+          <w:bCs w:val="false"/>
+          <w:i w:val="false"/>
+          <w:iCs w:val="false"/>
+          <w:color w:val="000000"/>
+          <w:sz w:val="24"/>
+          <w:szCs w:val="24"/>
+          <w:rFonts w:ascii="Times New Roman" w:cs="Times New Roman" w:eastAsia="Times New Roman" w:hAnsi="Times New Roman"/>
+        </w:rPr>
+        <w:t xml:space="preserve">• le Nord et le Nord-Ouest, tournés vers l’Afrique et l’Arabie : les comptoirs des Antalaotra — </w:t>
       </w:r>
       <w:r>
         <w:rPr>
@@ -5657,19 +6651,45 @@
           <w:bCs/>
           <w:i w:val="false"/>
           <w:iCs w:val="false"/>
+          <w:color w:val="1F4E79"/>
+          <w:sz w:val="24"/>
+          <w:szCs w:val="24"/>
+          <w:rFonts w:ascii="Times New Roman" w:cs="Times New Roman" w:eastAsia="Times New Roman" w:hAnsi="Times New Roman"/>
+        </w:rPr>
+        <w:t xml:space="preserve">Mahilaka</w:t>
+      </w:r>
+      <w:r>
+        <w:rPr>
+          <w:b w:val="false"/>
+          <w:bCs w:val="false"/>
+          <w:i w:val="false"/>
+          <w:iCs w:val="false"/>
           <w:color w:val="000000"/>
           <w:sz w:val="24"/>
           <w:szCs w:val="24"/>
           <w:rFonts w:ascii="Times New Roman" w:cs="Times New Roman" w:eastAsia="Times New Roman" w:hAnsi="Times New Roman"/>
         </w:rPr>
-        <w:t xml:space="preserve">Les zones d’implantation des premiers Malgaches sont la côte Ouest, le Nord et le Nord-Ouest, le Nord-Est, le Sud-Est, le Sud et les Hautes Terres centrales. L’archéologie — l’étude des traces matérielles laissées par les hommes — joue un rôle essentiel pour l’Histoire du peuplement : les fouilles apportent des preuves concrètes (poteries, foyers, ossements, comptoirs) qui confirment, corrigent ou complètent les traditions orales.</w:t>
-      </w:r>
-    </w:p>
-    <w:p>
-      <w:pPr>
-        <w:spacing w:after="110" w:line="300"/>
+        <w:t xml:space="preserve">, grande ville marchande fouillée par les archéologues, en est le joyau ;</w:t>
+      </w:r>
+    </w:p>
+    <w:p>
+      <w:pPr>
+        <w:spacing w:after="60" w:line="300"/>
         <w:jc w:val="both"/>
       </w:pPr>
+      <w:r>
+        <w:rPr>
+          <w:b w:val="false"/>
+          <w:bCs w:val="false"/>
+          <w:i w:val="false"/>
+          <w:iCs w:val="false"/>
+          <w:color w:val="000000"/>
+          <w:sz w:val="24"/>
+          <w:szCs w:val="24"/>
+          <w:rFonts w:ascii="Times New Roman" w:cs="Times New Roman" w:eastAsia="Times New Roman" w:hAnsi="Times New Roman"/>
+        </w:rPr>
+        <w:t xml:space="preserve">• le Nord-Est : les navigateurs d’</w:t>
+      </w:r>
       <w:r>
         <w:rPr>
           <w:b/>
@@ -5681,7 +6701,7 @@
           <w:szCs w:val="24"/>
           <w:rFonts w:ascii="Times New Roman" w:cs="Times New Roman" w:eastAsia="Times New Roman" w:hAnsi="Times New Roman"/>
         </w:rPr>
-        <w:t xml:space="preserve">Autrement dit : </w:t>
+        <w:t xml:space="preserve">Iharana (Vohémar)</w:t>
       </w:r>
       <w:r>
         <w:rPr>
@@ -5694,12 +6714,12 @@
           <w:szCs w:val="24"/>
           <w:rFonts w:ascii="Times New Roman" w:cs="Times New Roman" w:eastAsia="Times New Roman" w:hAnsi="Times New Roman"/>
         </w:rPr>
-        <w:t xml:space="preserve">les migrants se sont installés sur toutes les façades de l’île avant de gagner l’intérieur — et ce sont les fouilles archéologiques qui permettent de dater et de prouver ces installations.</w:t>
-      </w:r>
-    </w:p>
-    <w:p>
-      <w:pPr>
-        <w:spacing w:after="110" w:line="300"/>
+        <w:t xml:space="preserve">, dont les tombes ont livré de magnifiques objets ;</w:t>
+      </w:r>
+    </w:p>
+    <w:p>
+      <w:pPr>
+        <w:spacing w:after="60" w:line="300"/>
         <w:jc w:val="both"/>
       </w:pPr>
       <w:r>
@@ -5713,7 +6733,258 @@
           <w:szCs w:val="24"/>
           <w:rFonts w:ascii="Times New Roman" w:cs="Times New Roman" w:eastAsia="Times New Roman" w:hAnsi="Times New Roman"/>
         </w:rPr>
-        <w:t xml:space="preserve">Le peuplement suit une logique : on aborde par les côtes, on remonte ensuite les fleuves vers l’intérieur. La côte Ouest, aux larges plaines, accueille pêcheurs et éleveurs ; le Nord et le Nord-Ouest, tournés vers l’Afrique et l’Arabie, voient fleurir les comptoirs des Antalaotra — Mahilaka, grande ville marchande fouillée par les archéologues, en est le joyau ; le Nord-Est abrite les navigateurs d’Iharana (Vohémar), dont les tombes ont livré de magnifiques objets ; le Sud-Est reçoit les islamisés Zafiraminia puis Antemoro, gardiens du sorabe ; le Sud, terre des pasteurs ; et les Hautes Terres centrales, conquises plus tardivement, se couvrent de rizières et de villages fortifiés de fossés. Comment le sait-on ? Par l’archéologie : à Taolambiby, au Sud, des os entaillés par l’homme sont datés scientifiquement ; dans la grotte d’Andavakoera et sur les sites du Nord, charbons et poteries racontent les premiers campements ; à Mahilaka, les murs d’une cité du XIᵉ siècle sortent du sable. La fouille est une source primaire : elle se fait couche par couche — plus c’est profond, plus c’est ancien —, chaque objet est photographié, daté, comparé. Là où les textes manquent, comme pour le Madagascar ancien, l’archéologie est la mémoire du sol : visiter un site, c’est lire une page d’histoire que personne n’a écrite.</w:t>
+        <w:t xml:space="preserve">• le Sud-Est : les islamisés Zafiraminia puis Antemoro, gardiens du sorabe ;</w:t>
+      </w:r>
+    </w:p>
+    <w:p>
+      <w:pPr>
+        <w:spacing w:after="60" w:line="300"/>
+        <w:jc w:val="both"/>
+      </w:pPr>
+      <w:r>
+        <w:rPr>
+          <w:b w:val="false"/>
+          <w:bCs w:val="false"/>
+          <w:i w:val="false"/>
+          <w:iCs w:val="false"/>
+          <w:color w:val="000000"/>
+          <w:sz w:val="24"/>
+          <w:szCs w:val="24"/>
+          <w:rFonts w:ascii="Times New Roman" w:cs="Times New Roman" w:eastAsia="Times New Roman" w:hAnsi="Times New Roman"/>
+        </w:rPr>
+        <w:t xml:space="preserve">• le Sud, terre des pasteurs ;</w:t>
+      </w:r>
+    </w:p>
+    <w:p>
+      <w:pPr>
+        <w:spacing w:after="60" w:line="300"/>
+        <w:jc w:val="both"/>
+      </w:pPr>
+      <w:r>
+        <w:rPr>
+          <w:b w:val="false"/>
+          <w:bCs w:val="false"/>
+          <w:i w:val="false"/>
+          <w:iCs w:val="false"/>
+          <w:color w:val="000000"/>
+          <w:sz w:val="24"/>
+          <w:szCs w:val="24"/>
+          <w:rFonts w:ascii="Times New Roman" w:cs="Times New Roman" w:eastAsia="Times New Roman" w:hAnsi="Times New Roman"/>
+        </w:rPr>
+        <w:t xml:space="preserve">• les Hautes Terres centrales, conquises plus tardivement : rizières et villages fortifiés de fossés.</w:t>
+      </w:r>
+    </w:p>
+    <w:p>
+      <w:pPr>
+        <w:spacing w:after="80" w:line="300"/>
+        <w:jc w:val="both"/>
+      </w:pPr>
+      <w:r>
+        <w:rPr>
+          <w:b/>
+          <w:bCs/>
+          <w:i w:val="false"/>
+          <w:iCs w:val="false"/>
+          <w:color w:val="2E7D32"/>
+          <w:sz w:val="26"/>
+          <w:szCs w:val="26"/>
+          <w:rFonts w:ascii="Times New Roman" w:cs="Times New Roman" w:eastAsia="Times New Roman" w:hAnsi="Times New Roman"/>
+        </w:rPr>
+        <w:t xml:space="preserve">2. L’archéologie, mémoire du sol</w:t>
+      </w:r>
+    </w:p>
+    <w:p>
+      <w:pPr>
+        <w:spacing w:after="100" w:line="300"/>
+        <w:jc w:val="both"/>
+      </w:pPr>
+      <w:r>
+        <w:rPr>
+          <w:b w:val="false"/>
+          <w:bCs w:val="false"/>
+          <w:i w:val="false"/>
+          <w:iCs w:val="false"/>
+          <w:color w:val="000000"/>
+          <w:sz w:val="24"/>
+          <w:szCs w:val="24"/>
+          <w:rFonts w:ascii="Times New Roman" w:cs="Times New Roman" w:eastAsia="Times New Roman" w:hAnsi="Times New Roman"/>
+        </w:rPr>
+        <w:t xml:space="preserve">L’</w:t>
+      </w:r>
+      <w:r>
+        <w:rPr>
+          <w:b/>
+          <w:bCs/>
+          <w:i w:val="false"/>
+          <w:iCs w:val="false"/>
+          <w:color w:val="1F4E79"/>
+          <w:sz w:val="24"/>
+          <w:szCs w:val="24"/>
+          <w:rFonts w:ascii="Times New Roman" w:cs="Times New Roman" w:eastAsia="Times New Roman" w:hAnsi="Times New Roman"/>
+        </w:rPr>
+        <w:t xml:space="preserve">archéologie</w:t>
+      </w:r>
+      <w:r>
+        <w:rPr>
+          <w:b w:val="false"/>
+          <w:bCs w:val="false"/>
+          <w:i w:val="false"/>
+          <w:iCs w:val="false"/>
+          <w:color w:val="000000"/>
+          <w:sz w:val="24"/>
+          <w:szCs w:val="24"/>
+          <w:rFonts w:ascii="Times New Roman" w:cs="Times New Roman" w:eastAsia="Times New Roman" w:hAnsi="Times New Roman"/>
+        </w:rPr>
+        <w:t xml:space="preserve"> — l’étude des traces matérielles laissées par les hommes — apporte les preuves : à </w:t>
+      </w:r>
+      <w:r>
+        <w:rPr>
+          <w:b/>
+          <w:bCs/>
+          <w:i w:val="false"/>
+          <w:iCs w:val="false"/>
+          <w:color w:val="1F4E79"/>
+          <w:sz w:val="24"/>
+          <w:szCs w:val="24"/>
+          <w:rFonts w:ascii="Times New Roman" w:cs="Times New Roman" w:eastAsia="Times New Roman" w:hAnsi="Times New Roman"/>
+        </w:rPr>
+        <w:t xml:space="preserve">Taolambiby</w:t>
+      </w:r>
+      <w:r>
+        <w:rPr>
+          <w:b w:val="false"/>
+          <w:bCs w:val="false"/>
+          <w:i w:val="false"/>
+          <w:iCs w:val="false"/>
+          <w:color w:val="000000"/>
+          <w:sz w:val="24"/>
+          <w:szCs w:val="24"/>
+          <w:rFonts w:ascii="Times New Roman" w:cs="Times New Roman" w:eastAsia="Times New Roman" w:hAnsi="Times New Roman"/>
+        </w:rPr>
+        <w:t xml:space="preserve">, au Sud, des os entaillés par l’homme sont datés scientifiquement ; dans la grotte d’</w:t>
+      </w:r>
+      <w:r>
+        <w:rPr>
+          <w:b/>
+          <w:bCs/>
+          <w:i w:val="false"/>
+          <w:iCs w:val="false"/>
+          <w:color w:val="1F4E79"/>
+          <w:sz w:val="24"/>
+          <w:szCs w:val="24"/>
+          <w:rFonts w:ascii="Times New Roman" w:cs="Times New Roman" w:eastAsia="Times New Roman" w:hAnsi="Times New Roman"/>
+        </w:rPr>
+        <w:t xml:space="preserve">Andavakoera</w:t>
+      </w:r>
+      <w:r>
+        <w:rPr>
+          <w:b w:val="false"/>
+          <w:bCs w:val="false"/>
+          <w:i w:val="false"/>
+          <w:iCs w:val="false"/>
+          <w:color w:val="000000"/>
+          <w:sz w:val="24"/>
+          <w:szCs w:val="24"/>
+          <w:rFonts w:ascii="Times New Roman" w:cs="Times New Roman" w:eastAsia="Times New Roman" w:hAnsi="Times New Roman"/>
+        </w:rPr>
+        <w:t xml:space="preserve"> et sur les sites du Nord, charbons et poteries racontent les premiers campements ; à </w:t>
+      </w:r>
+      <w:r>
+        <w:rPr>
+          <w:b/>
+          <w:bCs/>
+          <w:i w:val="false"/>
+          <w:iCs w:val="false"/>
+          <w:color w:val="1F4E79"/>
+          <w:sz w:val="24"/>
+          <w:szCs w:val="24"/>
+          <w:rFonts w:ascii="Times New Roman" w:cs="Times New Roman" w:eastAsia="Times New Roman" w:hAnsi="Times New Roman"/>
+        </w:rPr>
+        <w:t xml:space="preserve">Mahilaka</w:t>
+      </w:r>
+      <w:r>
+        <w:rPr>
+          <w:b w:val="false"/>
+          <w:bCs w:val="false"/>
+          <w:i w:val="false"/>
+          <w:iCs w:val="false"/>
+          <w:color w:val="000000"/>
+          <w:sz w:val="24"/>
+          <w:szCs w:val="24"/>
+          <w:rFonts w:ascii="Times New Roman" w:cs="Times New Roman" w:eastAsia="Times New Roman" w:hAnsi="Times New Roman"/>
+        </w:rPr>
+        <w:t xml:space="preserve">, les murs d’une cité du XIᵉ siècle sortent du sable.</w:t>
+      </w:r>
+    </w:p>
+    <w:p>
+      <w:pPr>
+        <w:spacing w:after="100" w:line="300"/>
+        <w:jc w:val="both"/>
+      </w:pPr>
+      <w:r>
+        <w:rPr>
+          <w:b w:val="false"/>
+          <w:bCs w:val="false"/>
+          <w:i w:val="false"/>
+          <w:iCs w:val="false"/>
+          <w:color w:val="000000"/>
+          <w:sz w:val="24"/>
+          <w:szCs w:val="24"/>
+          <w:rFonts w:ascii="Times New Roman" w:cs="Times New Roman" w:eastAsia="Times New Roman" w:hAnsi="Times New Roman"/>
+        </w:rPr>
+        <w:t xml:space="preserve">La fouille est une </w:t>
+      </w:r>
+      <w:r>
+        <w:rPr>
+          <w:b/>
+          <w:bCs/>
+          <w:i w:val="false"/>
+          <w:iCs w:val="false"/>
+          <w:color w:val="1F4E79"/>
+          <w:sz w:val="24"/>
+          <w:szCs w:val="24"/>
+          <w:rFonts w:ascii="Times New Roman" w:cs="Times New Roman" w:eastAsia="Times New Roman" w:hAnsi="Times New Roman"/>
+        </w:rPr>
+        <w:t xml:space="preserve">source primaire</w:t>
+      </w:r>
+      <w:r>
+        <w:rPr>
+          <w:b w:val="false"/>
+          <w:bCs w:val="false"/>
+          <w:i w:val="false"/>
+          <w:iCs w:val="false"/>
+          <w:color w:val="000000"/>
+          <w:sz w:val="24"/>
+          <w:szCs w:val="24"/>
+          <w:rFonts w:ascii="Times New Roman" w:cs="Times New Roman" w:eastAsia="Times New Roman" w:hAnsi="Times New Roman"/>
+        </w:rPr>
+        <w:t xml:space="preserve"> : elle se fait couche par couche — plus c’est profond, plus c’est ancien —, chaque objet est photographié, daté, comparé. Là où les textes manquent, comme pour le Madagascar ancien, l’</w:t>
+      </w:r>
+      <w:r>
+        <w:rPr>
+          <w:b/>
+          <w:bCs/>
+          <w:i w:val="false"/>
+          <w:iCs w:val="false"/>
+          <w:color w:val="1F4E79"/>
+          <w:sz w:val="24"/>
+          <w:szCs w:val="24"/>
+          <w:rFonts w:ascii="Times New Roman" w:cs="Times New Roman" w:eastAsia="Times New Roman" w:hAnsi="Times New Roman"/>
+        </w:rPr>
+        <w:t xml:space="preserve">archéologie</w:t>
+      </w:r>
+      <w:r>
+        <w:rPr>
+          <w:b w:val="false"/>
+          <w:bCs w:val="false"/>
+          <w:i w:val="false"/>
+          <w:iCs w:val="false"/>
+          <w:color w:val="000000"/>
+          <w:sz w:val="24"/>
+          <w:szCs w:val="24"/>
+          <w:rFonts w:ascii="Times New Roman" w:cs="Times New Roman" w:eastAsia="Times New Roman" w:hAnsi="Times New Roman"/>
+        </w:rPr>
+        <w:t xml:space="preserve"> est la mémoire du sol : visiter un site, c’est lire une page d’histoire que personne n’a écrite.</w:t>
       </w:r>
     </w:p>
     <w:p>
@@ -5764,8 +7035,331 @@
     </w:p>
     <w:p>
       <w:pPr>
-        <w:spacing w:before="200" w:after="150"/>
-        <w:jc w:val="left"/>
+        <w:spacing w:after="120"/>
+      </w:pPr>
+    </w:p>
+    <w:tbl>
+      <w:tblPr>
+        <w:tblW w:type="dxa" w:w="9600"/>
+        <w:tblBorders>
+          <w:top w:val="single" w:color="B25000" w:sz="12"/>
+          <w:left w:val="single" w:color="B25000" w:sz="12"/>
+          <w:bottom w:val="single" w:color="B25000" w:sz="12"/>
+          <w:right w:val="single" w:color="B25000" w:sz="12"/>
+          <w:insideH w:val="none"/>
+          <w:insideV w:val="none"/>
+        </w:tblBorders>
+        <w:tblLayout w:type="fixed"/>
+      </w:tblPr>
+      <w:tblGrid>
+        <w:gridCol w:w="9600"/>
+      </w:tblGrid>
+      <w:tr>
+        <w:tc>
+          <w:tcPr>
+            <w:shd w:fill="FFF8EF" w:val="clear"/>
+            <w:tcMar>
+              <w:top w:type="dxa" w:w="140"/>
+              <w:left w:type="dxa" w:w="180"/>
+              <w:bottom w:type="dxa" w:w="140"/>
+              <w:right w:type="dxa" w:w="180"/>
+            </w:tcMar>
+          </w:tcPr>
+          <w:p>
+            <w:pPr>
+              <w:spacing w:after="90"/>
+            </w:pPr>
+            <w:r>
+              <w:rPr>
+                <w:b/>
+                <w:bCs/>
+                <w:i w:val="false"/>
+                <w:iCs w:val="false"/>
+                <w:color w:val="B25000"/>
+                <w:sz w:val="25"/>
+                <w:szCs w:val="25"/>
+                <w:rFonts w:ascii="Times New Roman" w:cs="Times New Roman" w:eastAsia="Times New Roman" w:hAnsi="Times New Roman"/>
+              </w:rPr>
+              <w:t xml:space="preserve">Document à étudier</w:t>
+            </w:r>
+          </w:p>
+          <w:p>
+            <w:pPr>
+              <w:spacing w:after="80" w:line="300"/>
+              <w:jc w:val="left"/>
+            </w:pPr>
+            <w:r>
+              <w:rPr>
+                <w:b/>
+                <w:bCs/>
+                <w:i w:val="false"/>
+                <w:iCs w:val="false"/>
+                <w:color w:val="000000"/>
+                <w:sz w:val="21"/>
+                <w:szCs w:val="21"/>
+                <w:rFonts w:ascii="Times New Roman" w:cs="Times New Roman" w:eastAsia="Times New Roman" w:hAnsi="Times New Roman"/>
+              </w:rPr>
+              <w:t xml:space="preserve">Mahilaka, la ville sortie du sable — d’après les rapports de fouilles archéologiques de Mahilaka, baie d’Ampasindava (travaux dirigés par Chantal Radimilahy) — texte reconstitué</w:t>
+            </w:r>
+          </w:p>
+          <w:p>
+            <w:pPr>
+              <w:spacing w:after="100" w:line="300"/>
+              <w:jc w:val="both"/>
+            </w:pPr>
+            <w:r>
+              <w:rPr>
+                <w:b w:val="false"/>
+                <w:bCs w:val="false"/>
+                <w:i/>
+                <w:iCs/>
+                <w:color w:val="000000"/>
+                <w:sz w:val="24"/>
+                <w:szCs w:val="24"/>
+                <w:rFonts w:ascii="Times New Roman" w:cs="Times New Roman" w:eastAsia="Times New Roman" w:hAnsi="Times New Roman"/>
+              </w:rPr>
+              <w:t xml:space="preserve">« Sous les cocotiers de la baie d’Ampasindava, les sondages ont révélé une véritable ville du XIᵉ siècle, entourée d’un mur d’enceinte : fondations de pierre et de corail, mosquée, ateliers. Les tessons recueillis racontent le commerce : céramiques venues du golfe Persique, porcelaines de Chine, perles de verre, à côté des marmites locales en chlorite. Les charbons des foyers, datés au laboratoire, confirment l’occupation du XIᵉ au XIVᵉ siècle. Mahilaka fut ainsi le plus grand comptoir du Nord-Ouest malgache — la preuve que l’île participait pleinement au grand commerce de l’océan Indien. »</w:t>
+            </w:r>
+          </w:p>
+          <w:p>
+            <w:pPr>
+              <w:spacing w:after="40" w:line="300"/>
+              <w:jc w:val="both"/>
+            </w:pPr>
+            <w:r>
+              <w:rPr>
+                <w:b w:val="false"/>
+                <w:bCs w:val="false"/>
+                <w:i w:val="false"/>
+                <w:iCs w:val="false"/>
+                <w:color w:val="000000"/>
+                <w:sz w:val="24"/>
+                <w:szCs w:val="24"/>
+                <w:rFonts w:ascii="Times New Roman" w:cs="Times New Roman" w:eastAsia="Times New Roman" w:hAnsi="Times New Roman"/>
+              </w:rPr>
+              <w:t xml:space="preserve">1. Quels vestiges les archéologues ont-ils dégagés à Mahilaka ?</w:t>
+            </w:r>
+          </w:p>
+          <w:p>
+            <w:pPr>
+              <w:spacing w:after="40" w:line="300"/>
+              <w:jc w:val="both"/>
+            </w:pPr>
+            <w:r>
+              <w:rPr>
+                <w:b w:val="false"/>
+                <w:bCs w:val="false"/>
+                <w:i w:val="false"/>
+                <w:iCs w:val="false"/>
+                <w:color w:val="000000"/>
+                <w:sz w:val="24"/>
+                <w:szCs w:val="24"/>
+                <w:rFonts w:ascii="Times New Roman" w:cs="Times New Roman" w:eastAsia="Times New Roman" w:hAnsi="Times New Roman"/>
+              </w:rPr>
+              <w:t xml:space="preserve">2. Comment la datation de la ville a-t-elle été établie ?</w:t>
+            </w:r>
+          </w:p>
+          <w:p>
+            <w:pPr>
+              <w:spacing w:after="40" w:line="300"/>
+              <w:jc w:val="both"/>
+            </w:pPr>
+            <w:r>
+              <w:rPr>
+                <w:b w:val="false"/>
+                <w:bCs w:val="false"/>
+                <w:i w:val="false"/>
+                <w:iCs w:val="false"/>
+                <w:color w:val="000000"/>
+                <w:sz w:val="24"/>
+                <w:szCs w:val="24"/>
+                <w:rFonts w:ascii="Times New Roman" w:cs="Times New Roman" w:eastAsia="Times New Roman" w:hAnsi="Times New Roman"/>
+              </w:rPr>
+              <w:t xml:space="preserve">3. Que prouvent les céramiques du golfe Persique et les porcelaines de Chine ?</w:t>
+            </w:r>
+          </w:p>
+          <w:p>
+            <w:pPr>
+              <w:spacing w:after="60"/>
+            </w:pPr>
+          </w:p>
+          <w:p>
+            <w:pPr>
+              <w:spacing w:after="40"/>
+            </w:pPr>
+            <w:r>
+              <w:rPr>
+                <w:b/>
+                <w:bCs/>
+                <w:i w:val="false"/>
+                <w:iCs w:val="false"/>
+                <w:color w:val="C2185B"/>
+                <w:sz w:val="22"/>
+                <w:szCs w:val="22"/>
+                <w:rFonts w:ascii="Times New Roman" w:cs="Times New Roman" w:eastAsia="Times New Roman" w:hAnsi="Times New Roman"/>
+              </w:rPr>
+              <w:t xml:space="preserve">Réponse 1. </w:t>
+            </w:r>
+            <w:r>
+              <w:rPr>
+                <w:b w:val="false"/>
+                <w:bCs w:val="false"/>
+                <w:i w:val="false"/>
+                <w:iCs w:val="false"/>
+                <w:color w:val="000000"/>
+                <w:sz w:val="22"/>
+                <w:szCs w:val="22"/>
+                <w:rFonts w:ascii="Times New Roman" w:cs="Times New Roman" w:eastAsia="Times New Roman" w:hAnsi="Times New Roman"/>
+              </w:rPr>
+              <w:t xml:space="preserve">Une ville entière du XIᵉ siècle : mur d’enceinte, fondations de pierre et de corail, mosquée, ateliers, tessons de céramique.</w:t>
+            </w:r>
+          </w:p>
+          <w:p>
+            <w:pPr>
+              <w:spacing w:after="40"/>
+            </w:pPr>
+            <w:r>
+              <w:rPr>
+                <w:b/>
+                <w:bCs/>
+                <w:i w:val="false"/>
+                <w:iCs w:val="false"/>
+                <w:color w:val="C2185B"/>
+                <w:sz w:val="22"/>
+                <w:szCs w:val="22"/>
+                <w:rFonts w:ascii="Times New Roman" w:cs="Times New Roman" w:eastAsia="Times New Roman" w:hAnsi="Times New Roman"/>
+              </w:rPr>
+              <w:t xml:space="preserve">Réponse 2. </w:t>
+            </w:r>
+            <w:r>
+              <w:rPr>
+                <w:b w:val="false"/>
+                <w:bCs w:val="false"/>
+                <w:i w:val="false"/>
+                <w:iCs w:val="false"/>
+                <w:color w:val="000000"/>
+                <w:sz w:val="22"/>
+                <w:szCs w:val="22"/>
+                <w:rFonts w:ascii="Times New Roman" w:cs="Times New Roman" w:eastAsia="Times New Roman" w:hAnsi="Times New Roman"/>
+              </w:rPr>
+              <w:t xml:space="preserve">Par la datation au laboratoire des charbons des foyers : occupation du XIᵉ au XIVᵉ siècle — l’archéologie date là où les textes manquent.</w:t>
+            </w:r>
+          </w:p>
+          <w:p>
+            <w:pPr>
+              <w:spacing w:after="40"/>
+            </w:pPr>
+            <w:r>
+              <w:rPr>
+                <w:b/>
+                <w:bCs/>
+                <w:i w:val="false"/>
+                <w:iCs w:val="false"/>
+                <w:color w:val="C2185B"/>
+                <w:sz w:val="22"/>
+                <w:szCs w:val="22"/>
+                <w:rFonts w:ascii="Times New Roman" w:cs="Times New Roman" w:eastAsia="Times New Roman" w:hAnsi="Times New Roman"/>
+              </w:rPr>
+              <w:t xml:space="preserve">Réponse 3. </w:t>
+            </w:r>
+            <w:r>
+              <w:rPr>
+                <w:b w:val="false"/>
+                <w:bCs w:val="false"/>
+                <w:i w:val="false"/>
+                <w:iCs w:val="false"/>
+                <w:color w:val="000000"/>
+                <w:sz w:val="22"/>
+                <w:szCs w:val="22"/>
+                <w:rFonts w:ascii="Times New Roman" w:cs="Times New Roman" w:eastAsia="Times New Roman" w:hAnsi="Times New Roman"/>
+              </w:rPr>
+              <w:t xml:space="preserve">Que Mahilaka commerçait avec l’Arabie, la Perse et la Chine : Madagascar était un carrefour du commerce de l’océan Indien, pas une île isolée.</w:t>
+            </w:r>
+          </w:p>
+        </w:tc>
+      </w:tr>
+    </w:tbl>
+    <w:p>
+      <w:pPr>
+        <w:spacing w:after="160"/>
+      </w:pPr>
+    </w:p>
+    <w:tbl>
+      <w:tblPr>
+        <w:tblW w:type="dxa" w:w="9600"/>
+        <w:tblBorders>
+          <w:top w:val="single" w:color="1565C0" w:sz="12"/>
+          <w:left w:val="single" w:color="1565C0" w:sz="12"/>
+          <w:bottom w:val="single" w:color="1565C0" w:sz="12"/>
+          <w:right w:val="single" w:color="1565C0" w:sz="12"/>
+          <w:insideH w:val="none"/>
+          <w:insideV w:val="none"/>
+        </w:tblBorders>
+        <w:tblLayout w:type="fixed"/>
+      </w:tblPr>
+      <w:tblGrid>
+        <w:gridCol w:w="9600"/>
+      </w:tblGrid>
+      <w:tr>
+        <w:tc>
+          <w:tcPr>
+            <w:shd w:fill="E3F2FD" w:val="clear"/>
+            <w:tcMar>
+              <w:top w:type="dxa" w:w="140"/>
+              <w:left w:type="dxa" w:w="180"/>
+              <w:bottom w:type="dxa" w:w="140"/>
+              <w:right w:type="dxa" w:w="180"/>
+            </w:tcMar>
+          </w:tcPr>
+          <w:p>
+            <w:pPr>
+              <w:spacing w:after="90"/>
+            </w:pPr>
+            <w:r>
+              <w:rPr>
+                <w:b/>
+                <w:bCs/>
+                <w:i w:val="false"/>
+                <w:iCs w:val="false"/>
+                <w:color w:val="1565C0"/>
+                <w:sz w:val="25"/>
+                <w:szCs w:val="25"/>
+                <w:rFonts w:ascii="Times New Roman" w:cs="Times New Roman" w:eastAsia="Times New Roman" w:hAnsi="Times New Roman"/>
+              </w:rPr>
+              <w:t xml:space="preserve">Le savais-tu ?</w:t>
+            </w:r>
+          </w:p>
+          <w:p>
+            <w:pPr>
+              <w:spacing w:after="0" w:line="300"/>
+              <w:jc w:val="both"/>
+            </w:pPr>
+            <w:r>
+              <w:rPr>
+                <w:b w:val="false"/>
+                <w:bCs w:val="false"/>
+                <w:i w:val="false"/>
+                <w:iCs w:val="false"/>
+                <w:color w:val="000000"/>
+                <w:sz w:val="22"/>
+                <w:szCs w:val="22"/>
+                <w:rFonts w:ascii="Times New Roman" w:cs="Times New Roman" w:eastAsia="Times New Roman" w:hAnsi="Times New Roman"/>
+              </w:rPr>
+              <w:t xml:space="preserve">À Vohémar (Iharana), les archéologues ont découvert des centaines de tombes contenant des bols de chlorite locale, des céramiques chinoises et des perles venues d’Inde : la preuve qu’au Moyen Âge, le Nord-Est malgache commerçait déjà avec la moitié du monde ! La Grande Île n’a jamais été isolée — elle était un carrefour de l’océan Indien.</w:t>
+            </w:r>
+          </w:p>
+        </w:tc>
+      </w:tr>
+    </w:tbl>
+    <w:p>
+      <w:pPr>
+        <w:spacing w:after="160"/>
+      </w:pPr>
+    </w:p>
+    <w:p>
+      <w:pPr>
+        <w:spacing w:after="80" w:line="300"/>
+        <w:jc w:val="both"/>
       </w:pPr>
       <w:r>
         <w:rPr>
@@ -5774,166 +7368,337 @@
           <w:i w:val="false"/>
           <w:iCs w:val="false"/>
           <w:color w:val="2E7D32"/>
-          <w:sz w:val="28"/>
-          <w:szCs w:val="28"/>
-          <w:rFonts w:ascii="Times New Roman" w:cs="Times New Roman" w:eastAsia="Times New Roman" w:hAnsi="Times New Roman"/>
-        </w:rPr>
-        <w:t xml:space="preserve">Méthode</w:t>
-      </w:r>
-    </w:p>
-    <w:p>
-      <w:pPr>
-        <w:spacing w:after="60" w:line="300"/>
-        <w:jc w:val="both"/>
-      </w:pPr>
-      <w:r>
-        <w:rPr>
-          <w:b w:val="false"/>
-          <w:bCs w:val="false"/>
-          <w:i w:val="false"/>
-          <w:iCs w:val="false"/>
-          <w:color w:val="000000"/>
-          <w:sz w:val="24"/>
-          <w:szCs w:val="24"/>
-          <w:rFonts w:ascii="Times New Roman" w:cs="Times New Roman" w:eastAsia="Times New Roman" w:hAnsi="Times New Roman"/>
-        </w:rPr>
-        <w:t xml:space="preserve">1. Placer les six zones sur la carte de Madagascar.</w:t>
-      </w:r>
-    </w:p>
-    <w:p>
-      <w:pPr>
-        <w:spacing w:after="60" w:line="300"/>
-        <w:jc w:val="both"/>
-      </w:pPr>
-      <w:r>
-        <w:rPr>
-          <w:b w:val="false"/>
-          <w:bCs w:val="false"/>
-          <w:i w:val="false"/>
-          <w:iCs w:val="false"/>
-          <w:color w:val="000000"/>
-          <w:sz w:val="24"/>
-          <w:szCs w:val="24"/>
-          <w:rFonts w:ascii="Times New Roman" w:cs="Times New Roman" w:eastAsia="Times New Roman" w:hAnsi="Times New Roman"/>
-        </w:rPr>
-        <w:t xml:space="preserve">2. Associer chaque zone à un groupe de migrants ou un mode de vie.</w:t>
-      </w:r>
-    </w:p>
-    <w:p>
-      <w:pPr>
-        <w:spacing w:after="60" w:line="300"/>
-        <w:jc w:val="both"/>
-      </w:pPr>
-      <w:r>
-        <w:rPr>
-          <w:b w:val="false"/>
-          <w:bCs w:val="false"/>
-          <w:i w:val="false"/>
-          <w:iCs w:val="false"/>
-          <w:color w:val="000000"/>
-          <w:sz w:val="24"/>
-          <w:szCs w:val="24"/>
-          <w:rFonts w:ascii="Times New Roman" w:cs="Times New Roman" w:eastAsia="Times New Roman" w:hAnsi="Times New Roman"/>
-        </w:rPr>
-        <w:t xml:space="preserve">3. Citer pour une zone une preuve archéologique (site, objet, datation).</w:t>
-      </w:r>
-    </w:p>
-    <w:p>
-      <w:pPr>
-        <w:spacing w:after="110" w:line="300"/>
-        <w:jc w:val="both"/>
-      </w:pPr>
-      <w:r>
-        <w:rPr>
-          <w:b/>
-          <w:bCs/>
-          <w:i w:val="false"/>
-          <w:iCs w:val="false"/>
-          <w:color w:val="1F4E79"/>
-          <w:sz w:val="24"/>
-          <w:szCs w:val="24"/>
-          <w:rFonts w:ascii="Times New Roman" w:cs="Times New Roman" w:eastAsia="Times New Roman" w:hAnsi="Times New Roman"/>
-        </w:rPr>
-        <w:t xml:space="preserve">Exemple — </w:t>
-      </w:r>
-      <w:r>
-        <w:rPr>
-          <w:b w:val="false"/>
-          <w:bCs w:val="false"/>
-          <w:i w:val="false"/>
-          <w:iCs w:val="false"/>
-          <w:color w:val="000000"/>
-          <w:sz w:val="24"/>
-          <w:szCs w:val="24"/>
-          <w:rFonts w:ascii="Times New Roman" w:cs="Times New Roman" w:eastAsia="Times New Roman" w:hAnsi="Times New Roman"/>
-        </w:rPr>
-        <w:t xml:space="preserve">Pour prouver l’ancienneté du comptoir de Mahilaka, l’archéologue croise trois indices : les murs dégagés, les tessons de céramique importée d’Arabie et de Chine, et la datation des charbons — trois preuves concordantes, conclusion solide.</w:t>
-      </w:r>
-    </w:p>
-    <w:p>
-      <w:pPr>
-        <w:spacing w:after="110" w:line="300"/>
-        <w:jc w:val="both"/>
-      </w:pPr>
-      <w:r>
-        <w:rPr>
-          <w:b/>
-          <w:bCs/>
-          <w:i w:val="false"/>
-          <w:iCs w:val="false"/>
-          <w:color w:val="B25000"/>
-          <w:sz w:val="24"/>
-          <w:szCs w:val="24"/>
-          <w:rFonts w:ascii="Times New Roman" w:cs="Times New Roman" w:eastAsia="Times New Roman" w:hAnsi="Times New Roman"/>
-        </w:rPr>
-        <w:t xml:space="preserve">Erreur à éviter — </w:t>
-      </w:r>
-      <w:r>
-        <w:rPr>
-          <w:b w:val="false"/>
-          <w:bCs w:val="false"/>
-          <w:i w:val="false"/>
-          <w:iCs w:val="false"/>
-          <w:color w:val="000000"/>
-          <w:sz w:val="24"/>
-          <w:szCs w:val="24"/>
-          <w:rFonts w:ascii="Times New Roman" w:cs="Times New Roman" w:eastAsia="Times New Roman" w:hAnsi="Times New Roman"/>
-        </w:rPr>
-        <w:t xml:space="preserve">Croire que l’archéologie « cherche des trésors » : elle cherche des informations. Un tas de cendres daté vaut plus pour l’historien qu’un bijou sans contexte — c’est pourquoi piller un site, c’est déchirer une page d’histoire à jamais.</w:t>
-      </w:r>
-    </w:p>
-    <w:p>
-      <w:pPr>
-        <w:shd w:fill="E3F2FD" w:val="clear"/>
-        <w:spacing w:after="110" w:line="300"/>
-        <w:jc w:val="both"/>
-      </w:pPr>
-      <w:r>
-        <w:rPr>
-          <w:b/>
-          <w:bCs/>
-          <w:i w:val="false"/>
-          <w:iCs w:val="false"/>
-          <w:color w:val="1565C0"/>
-          <w:sz w:val="24"/>
-          <w:szCs w:val="24"/>
-          <w:rFonts w:ascii="Times New Roman" w:cs="Times New Roman" w:eastAsia="Times New Roman" w:hAnsi="Times New Roman"/>
-        </w:rPr>
-        <w:t xml:space="preserve">Le savais-tu ? </w:t>
-      </w:r>
-      <w:r>
-        <w:rPr>
-          <w:b w:val="false"/>
-          <w:bCs w:val="false"/>
-          <w:i w:val="false"/>
-          <w:iCs w:val="false"/>
-          <w:color w:val="000000"/>
-          <w:sz w:val="24"/>
-          <w:szCs w:val="24"/>
-          <w:rFonts w:ascii="Times New Roman" w:cs="Times New Roman" w:eastAsia="Times New Roman" w:hAnsi="Times New Roman"/>
-        </w:rPr>
-        <w:t xml:space="preserve">À Vohémar (Iharana), les archéologues ont découvert des centaines de tombes contenant des bols de chlorite locale, des céramiques chinoises et des perles venues d’Inde : la preuve qu’au Moyen Âge, le Nord-Est malgache commerçait déjà avec la moitié du monde ! La Grande Île n’a jamais été isolée — elle était un carrefour de l’océan Indien.</w:t>
-      </w:r>
+          <w:sz w:val="26"/>
+          <w:szCs w:val="26"/>
+          <w:rFonts w:ascii="Times New Roman" w:cs="Times New Roman" w:eastAsia="Times New Roman" w:hAnsi="Times New Roman"/>
+        </w:rPr>
+        <w:t xml:space="preserve">Petit lexique</w:t>
+      </w:r>
+    </w:p>
+    <w:tbl>
+      <w:tblPr>
+        <w:tblW w:type="dxa" w:w="9600"/>
+        <w:tblBorders>
+          <w:top w:val="single" w:color="808080" w:sz="4"/>
+          <w:left w:val="single" w:color="808080" w:sz="4"/>
+          <w:bottom w:val="single" w:color="808080" w:sz="4"/>
+          <w:right w:val="single" w:color="808080" w:sz="4"/>
+          <w:insideH w:val="single" w:color="B0B0B0" w:sz="4"/>
+          <w:insideV w:val="single" w:color="B0B0B0" w:sz="4"/>
+        </w:tblBorders>
+        <w:tblLayout w:type="fixed"/>
+      </w:tblPr>
+      <w:tblGrid>
+        <w:gridCol w:w="2800"/>
+        <w:gridCol w:w="6800"/>
+      </w:tblGrid>
+      <w:tr>
+        <w:tc>
+          <w:tcPr>
+            <w:shd w:fill="E7E6E6" w:val="clear"/>
+            <w:tcMar>
+              <w:top w:type="dxa" w:w="80"/>
+              <w:left w:type="dxa" w:w="80"/>
+              <w:bottom w:type="dxa" w:w="80"/>
+              <w:right w:type="dxa" w:w="80"/>
+            </w:tcMar>
+          </w:tcPr>
+          <w:p>
+            <w:pPr>
+              <w:spacing w:after="40"/>
+              <w:jc w:val="left"/>
+            </w:pPr>
+            <w:r>
+              <w:rPr>
+                <w:b/>
+                <w:bCs/>
+                <w:i w:val="false"/>
+                <w:iCs w:val="false"/>
+                <w:color w:val="000000"/>
+                <w:sz w:val="20"/>
+                <w:szCs w:val="20"/>
+                <w:rFonts w:ascii="Times New Roman" w:cs="Times New Roman" w:eastAsia="Times New Roman" w:hAnsi="Times New Roman"/>
+              </w:rPr>
+              <w:t xml:space="preserve">Mot</w:t>
+            </w:r>
+          </w:p>
+        </w:tc>
+        <w:tc>
+          <w:tcPr>
+            <w:shd w:fill="E7E6E6" w:val="clear"/>
+            <w:tcMar>
+              <w:top w:type="dxa" w:w="80"/>
+              <w:left w:type="dxa" w:w="80"/>
+              <w:bottom w:type="dxa" w:w="80"/>
+              <w:right w:type="dxa" w:w="80"/>
+            </w:tcMar>
+          </w:tcPr>
+          <w:p>
+            <w:pPr>
+              <w:spacing w:after="40"/>
+              <w:jc w:val="left"/>
+            </w:pPr>
+            <w:r>
+              <w:rPr>
+                <w:b/>
+                <w:bCs/>
+                <w:i w:val="false"/>
+                <w:iCs w:val="false"/>
+                <w:color w:val="000000"/>
+                <w:sz w:val="20"/>
+                <w:szCs w:val="20"/>
+                <w:rFonts w:ascii="Times New Roman" w:cs="Times New Roman" w:eastAsia="Times New Roman" w:hAnsi="Times New Roman"/>
+              </w:rPr>
+              <w:t xml:space="preserve">Sens</w:t>
+            </w:r>
+          </w:p>
+        </w:tc>
+      </w:tr>
+      <w:tr>
+        <w:tc>
+          <w:tcPr>
+            <w:tcMar>
+              <w:top w:type="dxa" w:w="80"/>
+              <w:left w:type="dxa" w:w="80"/>
+              <w:bottom w:type="dxa" w:w="80"/>
+              <w:right w:type="dxa" w:w="80"/>
+            </w:tcMar>
+          </w:tcPr>
+          <w:p>
+            <w:pPr>
+              <w:spacing w:after="40"/>
+              <w:jc w:val="left"/>
+            </w:pPr>
+            <w:r>
+              <w:rPr>
+                <w:b/>
+                <w:bCs/>
+                <w:i w:val="false"/>
+                <w:iCs w:val="false"/>
+                <w:color w:val="000000"/>
+                <w:sz w:val="20"/>
+                <w:szCs w:val="20"/>
+                <w:rFonts w:ascii="Times New Roman" w:cs="Times New Roman" w:eastAsia="Times New Roman" w:hAnsi="Times New Roman"/>
+              </w:rPr>
+              <w:t xml:space="preserve">Archéologie</w:t>
+            </w:r>
+          </w:p>
+        </w:tc>
+        <w:tc>
+          <w:tcPr>
+            <w:tcMar>
+              <w:top w:type="dxa" w:w="80"/>
+              <w:left w:type="dxa" w:w="80"/>
+              <w:bottom w:type="dxa" w:w="80"/>
+              <w:right w:type="dxa" w:w="80"/>
+            </w:tcMar>
+          </w:tcPr>
+          <w:p>
+            <w:pPr>
+              <w:spacing w:after="40"/>
+              <w:jc w:val="left"/>
+            </w:pPr>
+            <w:r>
+              <w:rPr>
+                <w:b w:val="false"/>
+                <w:bCs w:val="false"/>
+                <w:i w:val="false"/>
+                <w:iCs w:val="false"/>
+                <w:color w:val="000000"/>
+                <w:sz w:val="20"/>
+                <w:szCs w:val="20"/>
+                <w:rFonts w:ascii="Times New Roman" w:cs="Times New Roman" w:eastAsia="Times New Roman" w:hAnsi="Times New Roman"/>
+              </w:rPr>
+              <w:t xml:space="preserve">étude des traces matérielles laissées par les hommes</w:t>
+            </w:r>
+          </w:p>
+        </w:tc>
+      </w:tr>
+      <w:tr>
+        <w:tc>
+          <w:tcPr>
+            <w:tcMar>
+              <w:top w:type="dxa" w:w="80"/>
+              <w:left w:type="dxa" w:w="80"/>
+              <w:bottom w:type="dxa" w:w="80"/>
+              <w:right w:type="dxa" w:w="80"/>
+            </w:tcMar>
+          </w:tcPr>
+          <w:p>
+            <w:pPr>
+              <w:spacing w:after="40"/>
+              <w:jc w:val="left"/>
+            </w:pPr>
+            <w:r>
+              <w:rPr>
+                <w:b/>
+                <w:bCs/>
+                <w:i w:val="false"/>
+                <w:iCs w:val="false"/>
+                <w:color w:val="000000"/>
+                <w:sz w:val="20"/>
+                <w:szCs w:val="20"/>
+                <w:rFonts w:ascii="Times New Roman" w:cs="Times New Roman" w:eastAsia="Times New Roman" w:hAnsi="Times New Roman"/>
+              </w:rPr>
+              <w:t xml:space="preserve">Fouille</w:t>
+            </w:r>
+          </w:p>
+        </w:tc>
+        <w:tc>
+          <w:tcPr>
+            <w:tcMar>
+              <w:top w:type="dxa" w:w="80"/>
+              <w:left w:type="dxa" w:w="80"/>
+              <w:bottom w:type="dxa" w:w="80"/>
+              <w:right w:type="dxa" w:w="80"/>
+            </w:tcMar>
+          </w:tcPr>
+          <w:p>
+            <w:pPr>
+              <w:spacing w:after="40"/>
+              <w:jc w:val="left"/>
+            </w:pPr>
+            <w:r>
+              <w:rPr>
+                <w:b w:val="false"/>
+                <w:bCs w:val="false"/>
+                <w:i w:val="false"/>
+                <w:iCs w:val="false"/>
+                <w:color w:val="000000"/>
+                <w:sz w:val="20"/>
+                <w:szCs w:val="20"/>
+                <w:rFonts w:ascii="Times New Roman" w:cs="Times New Roman" w:eastAsia="Times New Roman" w:hAnsi="Times New Roman"/>
+              </w:rPr>
+              <w:t xml:space="preserve">dégagement méthodique d’un site, couche par couche</w:t>
+            </w:r>
+          </w:p>
+        </w:tc>
+      </w:tr>
+      <w:tr>
+        <w:tc>
+          <w:tcPr>
+            <w:tcMar>
+              <w:top w:type="dxa" w:w="80"/>
+              <w:left w:type="dxa" w:w="80"/>
+              <w:bottom w:type="dxa" w:w="80"/>
+              <w:right w:type="dxa" w:w="80"/>
+            </w:tcMar>
+          </w:tcPr>
+          <w:p>
+            <w:pPr>
+              <w:spacing w:after="40"/>
+              <w:jc w:val="left"/>
+            </w:pPr>
+            <w:r>
+              <w:rPr>
+                <w:b/>
+                <w:bCs/>
+                <w:i w:val="false"/>
+                <w:iCs w:val="false"/>
+                <w:color w:val="000000"/>
+                <w:sz w:val="20"/>
+                <w:szCs w:val="20"/>
+                <w:rFonts w:ascii="Times New Roman" w:cs="Times New Roman" w:eastAsia="Times New Roman" w:hAnsi="Times New Roman"/>
+              </w:rPr>
+              <w:t xml:space="preserve">Source primaire</w:t>
+            </w:r>
+          </w:p>
+        </w:tc>
+        <w:tc>
+          <w:tcPr>
+            <w:tcMar>
+              <w:top w:type="dxa" w:w="80"/>
+              <w:left w:type="dxa" w:w="80"/>
+              <w:bottom w:type="dxa" w:w="80"/>
+              <w:right w:type="dxa" w:w="80"/>
+            </w:tcMar>
+          </w:tcPr>
+          <w:p>
+            <w:pPr>
+              <w:spacing w:after="40"/>
+              <w:jc w:val="left"/>
+            </w:pPr>
+            <w:r>
+              <w:rPr>
+                <w:b w:val="false"/>
+                <w:bCs w:val="false"/>
+                <w:i w:val="false"/>
+                <w:iCs w:val="false"/>
+                <w:color w:val="000000"/>
+                <w:sz w:val="20"/>
+                <w:szCs w:val="20"/>
+                <w:rFonts w:ascii="Times New Roman" w:cs="Times New Roman" w:eastAsia="Times New Roman" w:hAnsi="Times New Roman"/>
+              </w:rPr>
+              <w:t xml:space="preserve">trace directe du passé : objet, vestige, texte d’époque</w:t>
+            </w:r>
+          </w:p>
+        </w:tc>
+      </w:tr>
+      <w:tr>
+        <w:tc>
+          <w:tcPr>
+            <w:tcMar>
+              <w:top w:type="dxa" w:w="80"/>
+              <w:left w:type="dxa" w:w="80"/>
+              <w:bottom w:type="dxa" w:w="80"/>
+              <w:right w:type="dxa" w:w="80"/>
+            </w:tcMar>
+          </w:tcPr>
+          <w:p>
+            <w:pPr>
+              <w:spacing w:after="40"/>
+              <w:jc w:val="left"/>
+            </w:pPr>
+            <w:r>
+              <w:rPr>
+                <w:b/>
+                <w:bCs/>
+                <w:i w:val="false"/>
+                <w:iCs w:val="false"/>
+                <w:color w:val="000000"/>
+                <w:sz w:val="20"/>
+                <w:szCs w:val="20"/>
+                <w:rFonts w:ascii="Times New Roman" w:cs="Times New Roman" w:eastAsia="Times New Roman" w:hAnsi="Times New Roman"/>
+              </w:rPr>
+              <w:t xml:space="preserve">Comptoir</w:t>
+            </w:r>
+          </w:p>
+        </w:tc>
+        <w:tc>
+          <w:tcPr>
+            <w:tcMar>
+              <w:top w:type="dxa" w:w="80"/>
+              <w:left w:type="dxa" w:w="80"/>
+              <w:bottom w:type="dxa" w:w="80"/>
+              <w:right w:type="dxa" w:w="80"/>
+            </w:tcMar>
+          </w:tcPr>
+          <w:p>
+            <w:pPr>
+              <w:spacing w:after="40"/>
+              <w:jc w:val="left"/>
+            </w:pPr>
+            <w:r>
+              <w:rPr>
+                <w:b w:val="false"/>
+                <w:bCs w:val="false"/>
+                <w:i w:val="false"/>
+                <w:iCs w:val="false"/>
+                <w:color w:val="000000"/>
+                <w:sz w:val="20"/>
+                <w:szCs w:val="20"/>
+                <w:rFonts w:ascii="Times New Roman" w:cs="Times New Roman" w:eastAsia="Times New Roman" w:hAnsi="Times New Roman"/>
+              </w:rPr>
+              <w:t xml:space="preserve">établissement de commerce fondé sur une côte étrangère</w:t>
+            </w:r>
+          </w:p>
+        </w:tc>
+      </w:tr>
+    </w:tbl>
+    <w:p>
+      <w:pPr>
+        <w:spacing w:after="120"/>
+      </w:pPr>
     </w:p>
     <w:p>
       <w:pPr>
@@ -7597,152 +9362,152 @@
                 <w:szCs w:val="20"/>
                 <w:rFonts w:ascii="Times New Roman" w:cs="Times New Roman" w:eastAsia="Times New Roman" w:hAnsi="Times New Roman"/>
               </w:rPr>
-              <w:t xml:space="preserve">3. Observation</w:t>
-            </w:r>
-          </w:p>
-        </w:tc>
-        <w:tc>
-          <w:tcPr>
-            <w:tcMar>
-              <w:top w:type="dxa" w:w="80"/>
-              <w:left w:type="dxa" w:w="80"/>
-              <w:bottom w:type="dxa" w:w="80"/>
-              <w:right w:type="dxa" w:w="80"/>
-            </w:tcMar>
-          </w:tcPr>
-          <w:p>
-            <w:pPr>
-              <w:spacing w:after="40"/>
-              <w:jc w:val="left"/>
-            </w:pPr>
-            <w:r>
-              <w:rPr>
-                <w:b w:val="false"/>
-                <w:bCs w:val="false"/>
-                <w:i w:val="false"/>
-                <w:iCs w:val="false"/>
-                <w:color w:val="000000"/>
-                <w:sz w:val="20"/>
-                <w:szCs w:val="20"/>
-                <w:rFonts w:ascii="Times New Roman" w:cs="Times New Roman" w:eastAsia="Times New Roman" w:hAnsi="Times New Roman"/>
-              </w:rPr>
-              <w:t xml:space="preserve">Un exposé réussi : « le famadihana des Hautes Terres et le savatse du Sud diffèrent — mais tous deux honorent les ancêtres : différence de forme, ressemblance de fond. » Différence en surface, unité en profondeur : voilà la grille d’analyse.</w:t>
-            </w:r>
-          </w:p>
-        </w:tc>
-        <w:tc>
-          <w:tcPr>
-            <w:tcMar>
-              <w:top w:type="dxa" w:w="80"/>
-              <w:left w:type="dxa" w:w="80"/>
-              <w:bottom w:type="dxa" w:w="80"/>
-              <w:right w:type="dxa" w:w="80"/>
-            </w:tcMar>
-          </w:tcPr>
-          <w:p>
-            <w:pPr>
-              <w:spacing w:after="40"/>
-              <w:jc w:val="left"/>
-            </w:pPr>
-            <w:r>
-              <w:rPr>
-                <w:b w:val="false"/>
-                <w:bCs w:val="false"/>
-                <w:i w:val="false"/>
-                <w:iCs w:val="false"/>
-                <w:color w:val="000000"/>
-                <w:sz w:val="20"/>
-                <w:szCs w:val="20"/>
-                <w:rFonts w:ascii="Times New Roman" w:cs="Times New Roman" w:eastAsia="Times New Roman" w:hAnsi="Times New Roman"/>
-              </w:rPr>
-              <w:t xml:space="preserve">Observent l’exemple résolu.</w:t>
-            </w:r>
-          </w:p>
-        </w:tc>
-        <w:tc>
-          <w:tcPr>
-            <w:tcMar>
-              <w:top w:type="dxa" w:w="80"/>
-              <w:left w:type="dxa" w:w="80"/>
-              <w:bottom w:type="dxa" w:w="80"/>
-              <w:right w:type="dxa" w:w="80"/>
-            </w:tcMar>
-          </w:tcPr>
-          <w:p>
-            <w:pPr>
-              <w:spacing w:after="40"/>
-              <w:jc w:val="left"/>
-            </w:pPr>
-            <w:r>
-              <w:rPr>
-                <w:b w:val="false"/>
-                <w:bCs w:val="false"/>
-                <w:i w:val="false"/>
-                <w:iCs w:val="false"/>
-                <w:color w:val="000000"/>
-                <w:sz w:val="20"/>
-                <w:szCs w:val="20"/>
-                <w:rFonts w:ascii="Times New Roman" w:cs="Times New Roman" w:eastAsia="Times New Roman" w:hAnsi="Times New Roman"/>
-              </w:rPr>
-              <w:t xml:space="preserve">Observation dirigée</w:t>
-            </w:r>
-          </w:p>
-        </w:tc>
-        <w:tc>
-          <w:tcPr>
-            <w:tcMar>
-              <w:top w:type="dxa" w:w="80"/>
-              <w:left w:type="dxa" w:w="80"/>
-              <w:bottom w:type="dxa" w:w="80"/>
-              <w:right w:type="dxa" w:w="80"/>
-            </w:tcMar>
-          </w:tcPr>
-          <w:p>
-            <w:pPr>
-              <w:spacing w:after="40"/>
-              <w:jc w:val="left"/>
-            </w:pPr>
-            <w:r>
-              <w:rPr>
-                <w:b w:val="false"/>
-                <w:bCs w:val="false"/>
-                <w:i w:val="false"/>
-                <w:iCs w:val="false"/>
-                <w:color w:val="000000"/>
-                <w:sz w:val="20"/>
-                <w:szCs w:val="20"/>
-                <w:rFonts w:ascii="Times New Roman" w:cs="Times New Roman" w:eastAsia="Times New Roman" w:hAnsi="Times New Roman"/>
-              </w:rPr>
-              <w:t xml:space="preserve">Document imprimé</w:t>
-            </w:r>
-          </w:p>
-        </w:tc>
-        <w:tc>
-          <w:tcPr>
-            <w:tcMar>
-              <w:top w:type="dxa" w:w="80"/>
-              <w:left w:type="dxa" w:w="80"/>
-              <w:bottom w:type="dxa" w:w="80"/>
-              <w:right w:type="dxa" w:w="80"/>
-            </w:tcMar>
-          </w:tcPr>
-          <w:p>
-            <w:pPr>
-              <w:spacing w:after="40"/>
-              <w:jc w:val="left"/>
-            </w:pPr>
-            <w:r>
-              <w:rPr>
-                <w:b w:val="false"/>
-                <w:bCs w:val="false"/>
-                <w:i w:val="false"/>
-                <w:iCs w:val="false"/>
-                <w:color w:val="000000"/>
-                <w:sz w:val="20"/>
-                <w:szCs w:val="20"/>
-                <w:rFonts w:ascii="Times New Roman" w:cs="Times New Roman" w:eastAsia="Times New Roman" w:hAnsi="Times New Roman"/>
-              </w:rPr>
-              <w:t xml:space="preserve">Compréhension</w:t>
+              <w:t xml:space="preserve">3. Développement</w:t>
+            </w:r>
+          </w:p>
+        </w:tc>
+        <w:tc>
+          <w:tcPr>
+            <w:tcMar>
+              <w:top w:type="dxa" w:w="80"/>
+              <w:left w:type="dxa" w:w="80"/>
+              <w:bottom w:type="dxa" w:w="80"/>
+              <w:right w:type="dxa" w:w="80"/>
+            </w:tcMar>
+          </w:tcPr>
+          <w:p>
+            <w:pPr>
+              <w:spacing w:after="40"/>
+              <w:jc w:val="left"/>
+            </w:pPr>
+            <w:r>
+              <w:rPr>
+                <w:b w:val="false"/>
+                <w:bCs w:val="false"/>
+                <w:i w:val="false"/>
+                <w:iCs w:val="false"/>
+                <w:color w:val="000000"/>
+                <w:sz w:val="20"/>
+                <w:szCs w:val="20"/>
+                <w:rFonts w:ascii="Times New Roman" w:cs="Times New Roman" w:eastAsia="Times New Roman" w:hAnsi="Times New Roman"/>
+              </w:rPr>
+              <w:t xml:space="preserve">Développe la leçon partie par partie : Les ressemblances : le socle commun ; Les différences : les couleurs régionales ; La nation et le sentiment national.</w:t>
+            </w:r>
+          </w:p>
+        </w:tc>
+        <w:tc>
+          <w:tcPr>
+            <w:tcMar>
+              <w:top w:type="dxa" w:w="80"/>
+              <w:left w:type="dxa" w:w="80"/>
+              <w:bottom w:type="dxa" w:w="80"/>
+              <w:right w:type="dxa" w:w="80"/>
+            </w:tcMar>
+          </w:tcPr>
+          <w:p>
+            <w:pPr>
+              <w:spacing w:after="40"/>
+              <w:jc w:val="left"/>
+            </w:pPr>
+            <w:r>
+              <w:rPr>
+                <w:b w:val="false"/>
+                <w:bCs w:val="false"/>
+                <w:i w:val="false"/>
+                <w:iCs w:val="false"/>
+                <w:color w:val="000000"/>
+                <w:sz w:val="20"/>
+                <w:szCs w:val="20"/>
+                <w:rFonts w:ascii="Times New Roman" w:cs="Times New Roman" w:eastAsia="Times New Roman" w:hAnsi="Times New Roman"/>
+              </w:rPr>
+              <w:t xml:space="preserve">Écoutent, répondent aux questions et notent les mots-clés.</w:t>
+            </w:r>
+          </w:p>
+        </w:tc>
+        <w:tc>
+          <w:tcPr>
+            <w:tcMar>
+              <w:top w:type="dxa" w:w="80"/>
+              <w:left w:type="dxa" w:w="80"/>
+              <w:bottom w:type="dxa" w:w="80"/>
+              <w:right w:type="dxa" w:w="80"/>
+            </w:tcMar>
+          </w:tcPr>
+          <w:p>
+            <w:pPr>
+              <w:spacing w:after="40"/>
+              <w:jc w:val="left"/>
+            </w:pPr>
+            <w:r>
+              <w:rPr>
+                <w:b w:val="false"/>
+                <w:bCs w:val="false"/>
+                <w:i w:val="false"/>
+                <w:iCs w:val="false"/>
+                <w:color w:val="000000"/>
+                <w:sz w:val="20"/>
+                <w:szCs w:val="20"/>
+                <w:rFonts w:ascii="Times New Roman" w:cs="Times New Roman" w:eastAsia="Times New Roman" w:hAnsi="Times New Roman"/>
+              </w:rPr>
+              <w:t xml:space="preserve">Exposé interactif, questions-réponses</w:t>
+            </w:r>
+          </w:p>
+        </w:tc>
+        <w:tc>
+          <w:tcPr>
+            <w:tcMar>
+              <w:top w:type="dxa" w:w="80"/>
+              <w:left w:type="dxa" w:w="80"/>
+              <w:bottom w:type="dxa" w:w="80"/>
+              <w:right w:type="dxa" w:w="80"/>
+            </w:tcMar>
+          </w:tcPr>
+          <w:p>
+            <w:pPr>
+              <w:spacing w:after="40"/>
+              <w:jc w:val="left"/>
+            </w:pPr>
+            <w:r>
+              <w:rPr>
+                <w:b w:val="false"/>
+                <w:bCs w:val="false"/>
+                <w:i w:val="false"/>
+                <w:iCs w:val="false"/>
+                <w:color w:val="000000"/>
+                <w:sz w:val="20"/>
+                <w:szCs w:val="20"/>
+                <w:rFonts w:ascii="Times New Roman" w:cs="Times New Roman" w:eastAsia="Times New Roman" w:hAnsi="Times New Roman"/>
+              </w:rPr>
+              <w:t xml:space="preserve">Tableau, frises, cartes</w:t>
+            </w:r>
+          </w:p>
+        </w:tc>
+        <w:tc>
+          <w:tcPr>
+            <w:tcMar>
+              <w:top w:type="dxa" w:w="80"/>
+              <w:left w:type="dxa" w:w="80"/>
+              <w:bottom w:type="dxa" w:w="80"/>
+              <w:right w:type="dxa" w:w="80"/>
+            </w:tcMar>
+          </w:tcPr>
+          <w:p>
+            <w:pPr>
+              <w:spacing w:after="40"/>
+              <w:jc w:val="left"/>
+            </w:pPr>
+            <w:r>
+              <w:rPr>
+                <w:b w:val="false"/>
+                <w:bCs w:val="false"/>
+                <w:i w:val="false"/>
+                <w:iCs w:val="false"/>
+                <w:color w:val="000000"/>
+                <w:sz w:val="20"/>
+                <w:szCs w:val="20"/>
+                <w:rFonts w:ascii="Times New Roman" w:cs="Times New Roman" w:eastAsia="Times New Roman" w:hAnsi="Times New Roman"/>
+              </w:rPr>
+              <w:t xml:space="preserve">Attention, participation</w:t>
             </w:r>
           </w:p>
         </w:tc>
@@ -7773,152 +9538,152 @@
                 <w:szCs w:val="20"/>
                 <w:rFonts w:ascii="Times New Roman" w:cs="Times New Roman" w:eastAsia="Times New Roman" w:hAnsi="Times New Roman"/>
               </w:rPr>
-              <w:t xml:space="preserve">4. Analyse</w:t>
-            </w:r>
-          </w:p>
-        </w:tc>
-        <w:tc>
-          <w:tcPr>
-            <w:tcMar>
-              <w:top w:type="dxa" w:w="80"/>
-              <w:left w:type="dxa" w:w="80"/>
-              <w:bottom w:type="dxa" w:w="80"/>
-              <w:right w:type="dxa" w:w="80"/>
-            </w:tcMar>
-          </w:tcPr>
-          <w:p>
-            <w:pPr>
-              <w:spacing w:after="40"/>
-              <w:jc w:val="left"/>
-            </w:pPr>
-            <w:r>
-              <w:rPr>
-                <w:b w:val="false"/>
-                <w:bCs w:val="false"/>
-                <w:i w:val="false"/>
-                <w:iCs w:val="false"/>
-                <w:color w:val="000000"/>
-                <w:sz w:val="20"/>
-                <w:szCs w:val="20"/>
-                <w:rFonts w:ascii="Times New Roman" w:cs="Times New Roman" w:eastAsia="Times New Roman" w:hAnsi="Times New Roman"/>
-              </w:rPr>
-              <w:t xml:space="preserve">Guide l’analyse : Les ressemblances d’abord — le socle commun. La croyance : partout, le respect de Zanahary (le Créateur) et des razana (les ancêtres), le culte des tombeaux, les grandes cérémonies familiales. La langue : une seule langue malgache, comprise de Diégo à Fort-Dauphin — fait rarissime pour une île-continent ; l’Afrique voisine compte des centaines de langues sur des espaces semblables. La civilisation matérielle : le zébu, richesse et prestige, présent dans les rites comme dans les rizières ; la riziculture, cœur de l’alimentation et du calendrier. Les différences ensuite — les couleurs régionales : chaque région a sa variété de la langue (on dit « accent » ou dialecte), ses habits et coiffures, ses coutumes — ici le famadihana, là le tromba, ailleurs le savatse — ; et les visages varient selon le dosage des héritages asiatique, africain, arabe ou européen. Faut-il y voir des « races » ou des peuples séparés ? Non : les études montrent que chaque Malgache porte à la fois des ancêtres asiatiques et africains — le brassage est dans chacun de nous. C’est pourquoi la nation malgache n’est pas une addition de groupes, mais un sentiment national : la conscience d’une histoire, d’une langue et d’un destin partagés. Le devoir du citoyen — et de l’élève historien — est d’en être le gardien : valoriser chaque culture régionale comme une richesse de la nation, refuser les divisions, cultiver le fihavanana. L’unité n’efface pas la diversité : elle la fait chanter ensemble.</w:t>
-            </w:r>
-          </w:p>
-        </w:tc>
-        <w:tc>
-          <w:tcPr>
-            <w:tcMar>
-              <w:top w:type="dxa" w:w="80"/>
-              <w:left w:type="dxa" w:w="80"/>
-              <w:bottom w:type="dxa" w:w="80"/>
-              <w:right w:type="dxa" w:w="80"/>
-            </w:tcMar>
-          </w:tcPr>
-          <w:p>
-            <w:pPr>
-              <w:spacing w:after="40"/>
-              <w:jc w:val="left"/>
-            </w:pPr>
-            <w:r>
-              <w:rPr>
-                <w:b w:val="false"/>
-                <w:bCs w:val="false"/>
-                <w:i w:val="false"/>
-                <w:iCs w:val="false"/>
-                <w:color w:val="000000"/>
-                <w:sz w:val="20"/>
-                <w:szCs w:val="20"/>
-                <w:rFonts w:ascii="Times New Roman" w:cs="Times New Roman" w:eastAsia="Times New Roman" w:hAnsi="Times New Roman"/>
-              </w:rPr>
-              <w:t xml:space="preserve">Expliquent la démarche et vérifient le résultat.</w:t>
-            </w:r>
-          </w:p>
-        </w:tc>
-        <w:tc>
-          <w:tcPr>
-            <w:tcMar>
-              <w:top w:type="dxa" w:w="80"/>
-              <w:left w:type="dxa" w:w="80"/>
-              <w:bottom w:type="dxa" w:w="80"/>
-              <w:right w:type="dxa" w:w="80"/>
-            </w:tcMar>
-          </w:tcPr>
-          <w:p>
-            <w:pPr>
-              <w:spacing w:after="40"/>
-              <w:jc w:val="left"/>
-            </w:pPr>
-            <w:r>
-              <w:rPr>
-                <w:b w:val="false"/>
-                <w:bCs w:val="false"/>
-                <w:i w:val="false"/>
-                <w:iCs w:val="false"/>
-                <w:color w:val="000000"/>
-                <w:sz w:val="20"/>
-                <w:szCs w:val="20"/>
-                <w:rFonts w:ascii="Times New Roman" w:cs="Times New Roman" w:eastAsia="Times New Roman" w:hAnsi="Times New Roman"/>
-              </w:rPr>
-              <w:t xml:space="preserve">Recherche en binômes</w:t>
-            </w:r>
-          </w:p>
-        </w:tc>
-        <w:tc>
-          <w:tcPr>
-            <w:tcMar>
-              <w:top w:type="dxa" w:w="80"/>
-              <w:left w:type="dxa" w:w="80"/>
-              <w:bottom w:type="dxa" w:w="80"/>
-              <w:right w:type="dxa" w:w="80"/>
-            </w:tcMar>
-          </w:tcPr>
-          <w:p>
-            <w:pPr>
-              <w:spacing w:after="40"/>
-              <w:jc w:val="left"/>
-            </w:pPr>
-            <w:r>
-              <w:rPr>
-                <w:b w:val="false"/>
-                <w:bCs w:val="false"/>
-                <w:i w:val="false"/>
-                <w:iCs w:val="false"/>
-                <w:color w:val="000000"/>
-                <w:sz w:val="20"/>
-                <w:szCs w:val="20"/>
-                <w:rFonts w:ascii="Times New Roman" w:cs="Times New Roman" w:eastAsia="Times New Roman" w:hAnsi="Times New Roman"/>
-              </w:rPr>
-              <w:t xml:space="preserve">Documents, cartes, frises</w:t>
-            </w:r>
-          </w:p>
-        </w:tc>
-        <w:tc>
-          <w:tcPr>
-            <w:tcMar>
-              <w:top w:type="dxa" w:w="80"/>
-              <w:left w:type="dxa" w:w="80"/>
-              <w:bottom w:type="dxa" w:w="80"/>
-              <w:right w:type="dxa" w:w="80"/>
-            </w:tcMar>
-          </w:tcPr>
-          <w:p>
-            <w:pPr>
-              <w:spacing w:after="40"/>
-              <w:jc w:val="left"/>
-            </w:pPr>
-            <w:r>
-              <w:rPr>
-                <w:b w:val="false"/>
-                <w:bCs w:val="false"/>
-                <w:i w:val="false"/>
-                <w:iCs w:val="false"/>
-                <w:color w:val="000000"/>
-                <w:sz w:val="20"/>
-                <w:szCs w:val="20"/>
-                <w:rFonts w:ascii="Times New Roman" w:cs="Times New Roman" w:eastAsia="Times New Roman" w:hAnsi="Times New Roman"/>
-              </w:rPr>
-              <w:t xml:space="preserve">Raisonnement</w:t>
+              <w:t xml:space="preserve">4. Étude de document</w:t>
+            </w:r>
+          </w:p>
+        </w:tc>
+        <w:tc>
+          <w:tcPr>
+            <w:tcMar>
+              <w:top w:type="dxa" w:w="80"/>
+              <w:left w:type="dxa" w:w="80"/>
+              <w:bottom w:type="dxa" w:w="80"/>
+              <w:right w:type="dxa" w:w="80"/>
+            </w:tcMar>
+          </w:tcPr>
+          <w:p>
+            <w:pPr>
+              <w:spacing w:after="40"/>
+              <w:jc w:val="left"/>
+            </w:pPr>
+            <w:r>
+              <w:rPr>
+                <w:b w:val="false"/>
+                <w:bCs w:val="false"/>
+                <w:i w:val="false"/>
+                <w:iCs w:val="false"/>
+                <w:color w:val="000000"/>
+                <w:sz w:val="20"/>
+                <w:szCs w:val="20"/>
+                <w:rFonts w:ascii="Times New Roman" w:cs="Times New Roman" w:eastAsia="Times New Roman" w:hAnsi="Times New Roman"/>
+              </w:rPr>
+              <w:t xml:space="preserve">Fait lire le document « Le fihavanana, fondement de la nation » (d’après le préambule de la Constitution de la République de Madagascar (2010) — extrait adapté), puis pose les questions.</w:t>
+            </w:r>
+          </w:p>
+        </w:tc>
+        <w:tc>
+          <w:tcPr>
+            <w:tcMar>
+              <w:top w:type="dxa" w:w="80"/>
+              <w:left w:type="dxa" w:w="80"/>
+              <w:bottom w:type="dxa" w:w="80"/>
+              <w:right w:type="dxa" w:w="80"/>
+            </w:tcMar>
+          </w:tcPr>
+          <w:p>
+            <w:pPr>
+              <w:spacing w:after="40"/>
+              <w:jc w:val="left"/>
+            </w:pPr>
+            <w:r>
+              <w:rPr>
+                <w:b w:val="false"/>
+                <w:bCs w:val="false"/>
+                <w:i w:val="false"/>
+                <w:iCs w:val="false"/>
+                <w:color w:val="000000"/>
+                <w:sz w:val="20"/>
+                <w:szCs w:val="20"/>
+                <w:rFonts w:ascii="Times New Roman" w:cs="Times New Roman" w:eastAsia="Times New Roman" w:hAnsi="Times New Roman"/>
+              </w:rPr>
+              <w:t xml:space="preserve">Lisent le document, répondent aux questions et critiquent la source.</w:t>
+            </w:r>
+          </w:p>
+        </w:tc>
+        <w:tc>
+          <w:tcPr>
+            <w:tcMar>
+              <w:top w:type="dxa" w:w="80"/>
+              <w:left w:type="dxa" w:w="80"/>
+              <w:bottom w:type="dxa" w:w="80"/>
+              <w:right w:type="dxa" w:w="80"/>
+            </w:tcMar>
+          </w:tcPr>
+          <w:p>
+            <w:pPr>
+              <w:spacing w:after="40"/>
+              <w:jc w:val="left"/>
+            </w:pPr>
+            <w:r>
+              <w:rPr>
+                <w:b w:val="false"/>
+                <w:bCs w:val="false"/>
+                <w:i w:val="false"/>
+                <w:iCs w:val="false"/>
+                <w:color w:val="000000"/>
+                <w:sz w:val="20"/>
+                <w:szCs w:val="20"/>
+                <w:rFonts w:ascii="Times New Roman" w:cs="Times New Roman" w:eastAsia="Times New Roman" w:hAnsi="Times New Roman"/>
+              </w:rPr>
+              <w:t xml:space="preserve">Observation dirigée, travail en binômes</w:t>
+            </w:r>
+          </w:p>
+        </w:tc>
+        <w:tc>
+          <w:tcPr>
+            <w:tcMar>
+              <w:top w:type="dxa" w:w="80"/>
+              <w:left w:type="dxa" w:w="80"/>
+              <w:bottom w:type="dxa" w:w="80"/>
+              <w:right w:type="dxa" w:w="80"/>
+            </w:tcMar>
+          </w:tcPr>
+          <w:p>
+            <w:pPr>
+              <w:spacing w:after="40"/>
+              <w:jc w:val="left"/>
+            </w:pPr>
+            <w:r>
+              <w:rPr>
+                <w:b w:val="false"/>
+                <w:bCs w:val="false"/>
+                <w:i w:val="false"/>
+                <w:iCs w:val="false"/>
+                <w:color w:val="000000"/>
+                <w:sz w:val="20"/>
+                <w:szCs w:val="20"/>
+                <w:rFonts w:ascii="Times New Roman" w:cs="Times New Roman" w:eastAsia="Times New Roman" w:hAnsi="Times New Roman"/>
+              </w:rPr>
+              <w:t xml:space="preserve">Document imprimé</w:t>
+            </w:r>
+          </w:p>
+        </w:tc>
+        <w:tc>
+          <w:tcPr>
+            <w:tcMar>
+              <w:top w:type="dxa" w:w="80"/>
+              <w:left w:type="dxa" w:w="80"/>
+              <w:bottom w:type="dxa" w:w="80"/>
+              <w:right w:type="dxa" w:w="80"/>
+            </w:tcMar>
+          </w:tcPr>
+          <w:p>
+            <w:pPr>
+              <w:spacing w:after="40"/>
+              <w:jc w:val="left"/>
+            </w:pPr>
+            <w:r>
+              <w:rPr>
+                <w:b w:val="false"/>
+                <w:bCs w:val="false"/>
+                <w:i w:val="false"/>
+                <w:iCs w:val="false"/>
+                <w:color w:val="000000"/>
+                <w:sz w:val="20"/>
+                <w:szCs w:val="20"/>
+                <w:rFonts w:ascii="Times New Roman" w:cs="Times New Roman" w:eastAsia="Times New Roman" w:hAnsi="Times New Roman"/>
+              </w:rPr>
+              <w:t xml:space="preserve">Esprit critique</w:t>
             </w:r>
           </w:p>
         </w:tc>
@@ -8524,7 +10289,26 @@
     </w:p>
     <w:p>
       <w:pPr>
-        <w:spacing w:after="110" w:line="300"/>
+        <w:spacing w:after="160" w:line="300"/>
+        <w:jc w:val="center"/>
+      </w:pPr>
+      <w:r>
+        <w:rPr>
+          <w:b w:val="false"/>
+          <w:bCs w:val="false"/>
+          <w:i/>
+          <w:iCs/>
+          <w:color w:val="000000"/>
+          <w:sz w:val="21"/>
+          <w:szCs w:val="21"/>
+          <w:rFonts w:ascii="Times New Roman" w:cs="Times New Roman" w:eastAsia="Times New Roman" w:hAnsi="Times New Roman"/>
+        </w:rPr>
+        <w:t xml:space="preserve">Quatre visages, quatre régions — une même langue, un même respect des ancêtres : le miracle malgache.</w:t>
+      </w:r>
+    </w:p>
+    <w:p>
+      <w:pPr>
+        <w:spacing w:after="80" w:line="300"/>
         <w:jc w:val="both"/>
       </w:pPr>
       <w:r>
@@ -8534,11 +10318,49 @@
           <w:i w:val="false"/>
           <w:iCs w:val="false"/>
           <w:color w:val="2E7D32"/>
-          <w:sz w:val="24"/>
-          <w:szCs w:val="24"/>
-          <w:rFonts w:ascii="Times New Roman" w:cs="Times New Roman" w:eastAsia="Times New Roman" w:hAnsi="Times New Roman"/>
-        </w:rPr>
-        <w:t xml:space="preserve">Définition — </w:t>
+          <w:sz w:val="26"/>
+          <w:szCs w:val="26"/>
+          <w:rFonts w:ascii="Times New Roman" w:cs="Times New Roman" w:eastAsia="Times New Roman" w:hAnsi="Times New Roman"/>
+        </w:rPr>
+        <w:t xml:space="preserve">1. Les ressemblances : le socle commun</w:t>
+      </w:r>
+    </w:p>
+    <w:p>
+      <w:pPr>
+        <w:spacing w:after="100" w:line="300"/>
+        <w:jc w:val="both"/>
+      </w:pPr>
+      <w:r>
+        <w:rPr>
+          <w:b w:val="false"/>
+          <w:bCs w:val="false"/>
+          <w:i w:val="false"/>
+          <w:iCs w:val="false"/>
+          <w:color w:val="000000"/>
+          <w:sz w:val="24"/>
+          <w:szCs w:val="24"/>
+          <w:rFonts w:ascii="Times New Roman" w:cs="Times New Roman" w:eastAsia="Times New Roman" w:hAnsi="Times New Roman"/>
+        </w:rPr>
+        <w:t xml:space="preserve">Venus de partout, les Malgaches partagent l’essentiel :</w:t>
+      </w:r>
+    </w:p>
+    <w:p>
+      <w:pPr>
+        <w:spacing w:after="60" w:line="300"/>
+        <w:jc w:val="both"/>
+      </w:pPr>
+      <w:r>
+        <w:rPr>
+          <w:b w:val="false"/>
+          <w:bCs w:val="false"/>
+          <w:i w:val="false"/>
+          <w:iCs w:val="false"/>
+          <w:color w:val="000000"/>
+          <w:sz w:val="24"/>
+          <w:szCs w:val="24"/>
+          <w:rFonts w:ascii="Times New Roman" w:cs="Times New Roman" w:eastAsia="Times New Roman" w:hAnsi="Times New Roman"/>
+        </w:rPr>
+        <w:t xml:space="preserve">• la croyance : partout, le respect de </w:t>
       </w:r>
       <w:r>
         <w:rPr>
@@ -8546,19 +10368,26 @@
           <w:bCs/>
           <w:i w:val="false"/>
           <w:iCs w:val="false"/>
+          <w:color w:val="1F4E79"/>
+          <w:sz w:val="24"/>
+          <w:szCs w:val="24"/>
+          <w:rFonts w:ascii="Times New Roman" w:cs="Times New Roman" w:eastAsia="Times New Roman" w:hAnsi="Times New Roman"/>
+        </w:rPr>
+        <w:t xml:space="preserve">Zanahary</w:t>
+      </w:r>
+      <w:r>
+        <w:rPr>
+          <w:b w:val="false"/>
+          <w:bCs w:val="false"/>
+          <w:i w:val="false"/>
+          <w:iCs w:val="false"/>
           <w:color w:val="000000"/>
           <w:sz w:val="24"/>
           <w:szCs w:val="24"/>
           <w:rFonts w:ascii="Times New Roman" w:cs="Times New Roman" w:eastAsia="Times New Roman" w:hAnsi="Times New Roman"/>
         </w:rPr>
-        <w:t xml:space="preserve">Le peuple malgache est issu de plusieurs origines ; la nation malgache s’est construite à partir de l’identification de faits communs et manifeste un sentiment national : c’est l’unité dans la diversité. Les ressemblances entre les migrants portent sur la croyance, la langue malgache et la civilisation matérielle — élevage bovin et riziculture ; les différences portent sur la culture (variétés linguistiques régionales, mode vestimentaire, coiffure, us et coutumes) et sur la morphologie humaine, selon les apports asiatiques, africains et islamisés.</w:t>
-      </w:r>
-    </w:p>
-    <w:p>
-      <w:pPr>
-        <w:spacing w:after="110" w:line="300"/>
-        <w:jc w:val="both"/>
-      </w:pPr>
+        <w:t xml:space="preserve"> (le Créateur) et des </w:t>
+      </w:r>
       <w:r>
         <w:rPr>
           <w:b/>
@@ -8570,7 +10399,7 @@
           <w:szCs w:val="24"/>
           <w:rFonts w:ascii="Times New Roman" w:cs="Times New Roman" w:eastAsia="Times New Roman" w:hAnsi="Times New Roman"/>
         </w:rPr>
-        <w:t xml:space="preserve">Autrement dit : </w:t>
+        <w:t xml:space="preserve">razana</w:t>
       </w:r>
       <w:r>
         <w:rPr>
@@ -8583,12 +10412,12 @@
           <w:szCs w:val="24"/>
           <w:rFonts w:ascii="Times New Roman" w:cs="Times New Roman" w:eastAsia="Times New Roman" w:hAnsi="Times New Roman"/>
         </w:rPr>
-        <w:t xml:space="preserve">venus de partout, les Malgaches partagent l’essentiel — la langue, les croyances anciennes, le zébu et le riz — et gardent chacun leurs couleurs régionales : c’est cela, l’unité dans la diversité.</w:t>
-      </w:r>
-    </w:p>
-    <w:p>
-      <w:pPr>
-        <w:spacing w:after="110" w:line="300"/>
+        <w:t xml:space="preserve"> (les ancêtres), le culte des tombeaux, les grandes cérémonies familiales ;</w:t>
+      </w:r>
+    </w:p>
+    <w:p>
+      <w:pPr>
+        <w:spacing w:after="60" w:line="300"/>
         <w:jc w:val="both"/>
       </w:pPr>
       <w:r>
@@ -8602,7 +10431,277 @@
           <w:szCs w:val="24"/>
           <w:rFonts w:ascii="Times New Roman" w:cs="Times New Roman" w:eastAsia="Times New Roman" w:hAnsi="Times New Roman"/>
         </w:rPr>
-        <w:t xml:space="preserve">Les ressemblances d’abord — le socle commun. La croyance : partout, le respect de Zanahary (le Créateur) et des razana (les ancêtres), le culte des tombeaux, les grandes cérémonies familiales. La langue : une seule langue malgache, comprise de Diégo à Fort-Dauphin — fait rarissime pour une île-continent ; l’Afrique voisine compte des centaines de langues sur des espaces semblables. La civilisation matérielle : le zébu, richesse et prestige, présent dans les rites comme dans les rizières ; la riziculture, cœur de l’alimentation et du calendrier. Les différences ensuite — les couleurs régionales : chaque région a sa variété de la langue (on dit « accent » ou dialecte), ses habits et coiffures, ses coutumes — ici le famadihana, là le tromba, ailleurs le savatse — ; et les visages varient selon le dosage des héritages asiatique, africain, arabe ou européen. Faut-il y voir des « races » ou des peuples séparés ? Non : les études montrent que chaque Malgache porte à la fois des ancêtres asiatiques et africains — le brassage est dans chacun de nous. C’est pourquoi la nation malgache n’est pas une addition de groupes, mais un sentiment national : la conscience d’une histoire, d’une langue et d’un destin partagés. Le devoir du citoyen — et de l’élève historien — est d’en être le gardien : valoriser chaque culture régionale comme une richesse de la nation, refuser les divisions, cultiver le fihavanana. L’unité n’efface pas la diversité : elle la fait chanter ensemble.</w:t>
+        <w:t xml:space="preserve">• la langue : une seule </w:t>
+      </w:r>
+      <w:r>
+        <w:rPr>
+          <w:b/>
+          <w:bCs/>
+          <w:i w:val="false"/>
+          <w:iCs w:val="false"/>
+          <w:color w:val="1F4E79"/>
+          <w:sz w:val="24"/>
+          <w:szCs w:val="24"/>
+          <w:rFonts w:ascii="Times New Roman" w:cs="Times New Roman" w:eastAsia="Times New Roman" w:hAnsi="Times New Roman"/>
+        </w:rPr>
+        <w:t xml:space="preserve">langue malgache</w:t>
+      </w:r>
+      <w:r>
+        <w:rPr>
+          <w:b w:val="false"/>
+          <w:bCs w:val="false"/>
+          <w:i w:val="false"/>
+          <w:iCs w:val="false"/>
+          <w:color w:val="000000"/>
+          <w:sz w:val="24"/>
+          <w:szCs w:val="24"/>
+          <w:rFonts w:ascii="Times New Roman" w:cs="Times New Roman" w:eastAsia="Times New Roman" w:hAnsi="Times New Roman"/>
+        </w:rPr>
+        <w:t xml:space="preserve">, comprise de Diégo à Fort-Dauphin — fait rarissime pour une île-continent ; l’Afrique voisine compte des centaines de langues sur des espaces semblables ;</w:t>
+      </w:r>
+    </w:p>
+    <w:p>
+      <w:pPr>
+        <w:spacing w:after="60" w:line="300"/>
+        <w:jc w:val="both"/>
+      </w:pPr>
+      <w:r>
+        <w:rPr>
+          <w:b w:val="false"/>
+          <w:bCs w:val="false"/>
+          <w:i w:val="false"/>
+          <w:iCs w:val="false"/>
+          <w:color w:val="000000"/>
+          <w:sz w:val="24"/>
+          <w:szCs w:val="24"/>
+          <w:rFonts w:ascii="Times New Roman" w:cs="Times New Roman" w:eastAsia="Times New Roman" w:hAnsi="Times New Roman"/>
+        </w:rPr>
+        <w:t xml:space="preserve">• la civilisation matérielle : le </w:t>
+      </w:r>
+      <w:r>
+        <w:rPr>
+          <w:b/>
+          <w:bCs/>
+          <w:i w:val="false"/>
+          <w:iCs w:val="false"/>
+          <w:color w:val="1F4E79"/>
+          <w:sz w:val="24"/>
+          <w:szCs w:val="24"/>
+          <w:rFonts w:ascii="Times New Roman" w:cs="Times New Roman" w:eastAsia="Times New Roman" w:hAnsi="Times New Roman"/>
+        </w:rPr>
+        <w:t xml:space="preserve">zébu</w:t>
+      </w:r>
+      <w:r>
+        <w:rPr>
+          <w:b w:val="false"/>
+          <w:bCs w:val="false"/>
+          <w:i w:val="false"/>
+          <w:iCs w:val="false"/>
+          <w:color w:val="000000"/>
+          <w:sz w:val="24"/>
+          <w:szCs w:val="24"/>
+          <w:rFonts w:ascii="Times New Roman" w:cs="Times New Roman" w:eastAsia="Times New Roman" w:hAnsi="Times New Roman"/>
+        </w:rPr>
+        <w:t xml:space="preserve">, richesse et prestige, présent dans les rites comme dans les rizières ; la </w:t>
+      </w:r>
+      <w:r>
+        <w:rPr>
+          <w:b/>
+          <w:bCs/>
+          <w:i w:val="false"/>
+          <w:iCs w:val="false"/>
+          <w:color w:val="1F4E79"/>
+          <w:sz w:val="24"/>
+          <w:szCs w:val="24"/>
+          <w:rFonts w:ascii="Times New Roman" w:cs="Times New Roman" w:eastAsia="Times New Roman" w:hAnsi="Times New Roman"/>
+        </w:rPr>
+        <w:t xml:space="preserve">riziculture</w:t>
+      </w:r>
+      <w:r>
+        <w:rPr>
+          <w:b w:val="false"/>
+          <w:bCs w:val="false"/>
+          <w:i w:val="false"/>
+          <w:iCs w:val="false"/>
+          <w:color w:val="000000"/>
+          <w:sz w:val="24"/>
+          <w:szCs w:val="24"/>
+          <w:rFonts w:ascii="Times New Roman" w:cs="Times New Roman" w:eastAsia="Times New Roman" w:hAnsi="Times New Roman"/>
+        </w:rPr>
+        <w:t xml:space="preserve">, cœur de l’alimentation et du calendrier.</w:t>
+      </w:r>
+    </w:p>
+    <w:p>
+      <w:pPr>
+        <w:spacing w:after="80" w:line="300"/>
+        <w:jc w:val="both"/>
+      </w:pPr>
+      <w:r>
+        <w:rPr>
+          <w:b/>
+          <w:bCs/>
+          <w:i w:val="false"/>
+          <w:iCs w:val="false"/>
+          <w:color w:val="2E7D32"/>
+          <w:sz w:val="26"/>
+          <w:szCs w:val="26"/>
+          <w:rFonts w:ascii="Times New Roman" w:cs="Times New Roman" w:eastAsia="Times New Roman" w:hAnsi="Times New Roman"/>
+        </w:rPr>
+        <w:t xml:space="preserve">2. Les différences : les couleurs régionales</w:t>
+      </w:r>
+    </w:p>
+    <w:p>
+      <w:pPr>
+        <w:spacing w:after="100" w:line="300"/>
+        <w:jc w:val="both"/>
+      </w:pPr>
+      <w:r>
+        <w:rPr>
+          <w:b w:val="false"/>
+          <w:bCs w:val="false"/>
+          <w:i w:val="false"/>
+          <w:iCs w:val="false"/>
+          <w:color w:val="000000"/>
+          <w:sz w:val="24"/>
+          <w:szCs w:val="24"/>
+          <w:rFonts w:ascii="Times New Roman" w:cs="Times New Roman" w:eastAsia="Times New Roman" w:hAnsi="Times New Roman"/>
+        </w:rPr>
+        <w:t xml:space="preserve">Chaque région a sa variété de la langue (on dit « accent » ou dialecte), ses habits et coiffures, ses coutumes — ici le famadihana, là le tromba, ailleurs le savatse ; et les visages varient selon le dosage des héritages asiatique, africain, arabe ou européen.</w:t>
+      </w:r>
+    </w:p>
+    <w:p>
+      <w:pPr>
+        <w:spacing w:after="100" w:line="300"/>
+        <w:jc w:val="both"/>
+      </w:pPr>
+      <w:r>
+        <w:rPr>
+          <w:b w:val="false"/>
+          <w:bCs w:val="false"/>
+          <w:i w:val="false"/>
+          <w:iCs w:val="false"/>
+          <w:color w:val="000000"/>
+          <w:sz w:val="24"/>
+          <w:szCs w:val="24"/>
+          <w:rFonts w:ascii="Times New Roman" w:cs="Times New Roman" w:eastAsia="Times New Roman" w:hAnsi="Times New Roman"/>
+        </w:rPr>
+        <w:t xml:space="preserve">Faut-il y voir des « races » ou des peuples séparés ? Non : les études montrent que chaque Malgache porte à la fois des ancêtres asiatiques et africains — le </w:t>
+      </w:r>
+      <w:r>
+        <w:rPr>
+          <w:b/>
+          <w:bCs/>
+          <w:i w:val="false"/>
+          <w:iCs w:val="false"/>
+          <w:color w:val="1F4E79"/>
+          <w:sz w:val="24"/>
+          <w:szCs w:val="24"/>
+          <w:rFonts w:ascii="Times New Roman" w:cs="Times New Roman" w:eastAsia="Times New Roman" w:hAnsi="Times New Roman"/>
+        </w:rPr>
+        <w:t xml:space="preserve">brassage</w:t>
+      </w:r>
+      <w:r>
+        <w:rPr>
+          <w:b w:val="false"/>
+          <w:bCs w:val="false"/>
+          <w:i w:val="false"/>
+          <w:iCs w:val="false"/>
+          <w:color w:val="000000"/>
+          <w:sz w:val="24"/>
+          <w:szCs w:val="24"/>
+          <w:rFonts w:ascii="Times New Roman" w:cs="Times New Roman" w:eastAsia="Times New Roman" w:hAnsi="Times New Roman"/>
+        </w:rPr>
+        <w:t xml:space="preserve"> est dans chacun de nous.</w:t>
+      </w:r>
+    </w:p>
+    <w:p>
+      <w:pPr>
+        <w:spacing w:after="80" w:line="300"/>
+        <w:jc w:val="both"/>
+      </w:pPr>
+      <w:r>
+        <w:rPr>
+          <w:b/>
+          <w:bCs/>
+          <w:i w:val="false"/>
+          <w:iCs w:val="false"/>
+          <w:color w:val="2E7D32"/>
+          <w:sz w:val="26"/>
+          <w:szCs w:val="26"/>
+          <w:rFonts w:ascii="Times New Roman" w:cs="Times New Roman" w:eastAsia="Times New Roman" w:hAnsi="Times New Roman"/>
+        </w:rPr>
+        <w:t xml:space="preserve">3. La nation et le sentiment national</w:t>
+      </w:r>
+    </w:p>
+    <w:p>
+      <w:pPr>
+        <w:spacing w:after="100" w:line="300"/>
+        <w:jc w:val="both"/>
+      </w:pPr>
+      <w:r>
+        <w:rPr>
+          <w:b w:val="false"/>
+          <w:bCs w:val="false"/>
+          <w:i w:val="false"/>
+          <w:iCs w:val="false"/>
+          <w:color w:val="000000"/>
+          <w:sz w:val="24"/>
+          <w:szCs w:val="24"/>
+          <w:rFonts w:ascii="Times New Roman" w:cs="Times New Roman" w:eastAsia="Times New Roman" w:hAnsi="Times New Roman"/>
+        </w:rPr>
+        <w:t xml:space="preserve">La nation malgache n’est pas une addition de groupes, mais un </w:t>
+      </w:r>
+      <w:r>
+        <w:rPr>
+          <w:b/>
+          <w:bCs/>
+          <w:i w:val="false"/>
+          <w:iCs w:val="false"/>
+          <w:color w:val="1F4E79"/>
+          <w:sz w:val="24"/>
+          <w:szCs w:val="24"/>
+          <w:rFonts w:ascii="Times New Roman" w:cs="Times New Roman" w:eastAsia="Times New Roman" w:hAnsi="Times New Roman"/>
+        </w:rPr>
+        <w:t xml:space="preserve">sentiment national</w:t>
+      </w:r>
+      <w:r>
+        <w:rPr>
+          <w:b w:val="false"/>
+          <w:bCs w:val="false"/>
+          <w:i w:val="false"/>
+          <w:iCs w:val="false"/>
+          <w:color w:val="000000"/>
+          <w:sz w:val="24"/>
+          <w:szCs w:val="24"/>
+          <w:rFonts w:ascii="Times New Roman" w:cs="Times New Roman" w:eastAsia="Times New Roman" w:hAnsi="Times New Roman"/>
+        </w:rPr>
+        <w:t xml:space="preserve"> : la conscience d’une histoire, d’une langue et d’un destin partagés. Le devoir du citoyen — et de l’élève historien — est d’en être le gardien : valoriser chaque culture régionale comme une richesse de la nation, refuser les divisions, cultiver le </w:t>
+      </w:r>
+      <w:r>
+        <w:rPr>
+          <w:b/>
+          <w:bCs/>
+          <w:i w:val="false"/>
+          <w:iCs w:val="false"/>
+          <w:color w:val="1F4E79"/>
+          <w:sz w:val="24"/>
+          <w:szCs w:val="24"/>
+          <w:rFonts w:ascii="Times New Roman" w:cs="Times New Roman" w:eastAsia="Times New Roman" w:hAnsi="Times New Roman"/>
+        </w:rPr>
+        <w:t xml:space="preserve">fihavanana</w:t>
+      </w:r>
+      <w:r>
+        <w:rPr>
+          <w:b w:val="false"/>
+          <w:bCs w:val="false"/>
+          <w:i w:val="false"/>
+          <w:iCs w:val="false"/>
+          <w:color w:val="000000"/>
+          <w:sz w:val="24"/>
+          <w:szCs w:val="24"/>
+          <w:rFonts w:ascii="Times New Roman" w:cs="Times New Roman" w:eastAsia="Times New Roman" w:hAnsi="Times New Roman"/>
+        </w:rPr>
+        <w:t xml:space="preserve">. L’unité n’efface pas la diversité : elle la fait chanter ensemble.</w:t>
       </w:r>
     </w:p>
     <w:p>
@@ -8653,8 +10752,331 @@
     </w:p>
     <w:p>
       <w:pPr>
-        <w:spacing w:before="200" w:after="150"/>
-        <w:jc w:val="left"/>
+        <w:spacing w:after="120"/>
+      </w:pPr>
+    </w:p>
+    <w:tbl>
+      <w:tblPr>
+        <w:tblW w:type="dxa" w:w="9600"/>
+        <w:tblBorders>
+          <w:top w:val="single" w:color="B25000" w:sz="12"/>
+          <w:left w:val="single" w:color="B25000" w:sz="12"/>
+          <w:bottom w:val="single" w:color="B25000" w:sz="12"/>
+          <w:right w:val="single" w:color="B25000" w:sz="12"/>
+          <w:insideH w:val="none"/>
+          <w:insideV w:val="none"/>
+        </w:tblBorders>
+        <w:tblLayout w:type="fixed"/>
+      </w:tblPr>
+      <w:tblGrid>
+        <w:gridCol w:w="9600"/>
+      </w:tblGrid>
+      <w:tr>
+        <w:tc>
+          <w:tcPr>
+            <w:shd w:fill="FFF8EF" w:val="clear"/>
+            <w:tcMar>
+              <w:top w:type="dxa" w:w="140"/>
+              <w:left w:type="dxa" w:w="180"/>
+              <w:bottom w:type="dxa" w:w="140"/>
+              <w:right w:type="dxa" w:w="180"/>
+            </w:tcMar>
+          </w:tcPr>
+          <w:p>
+            <w:pPr>
+              <w:spacing w:after="90"/>
+            </w:pPr>
+            <w:r>
+              <w:rPr>
+                <w:b/>
+                <w:bCs/>
+                <w:i w:val="false"/>
+                <w:iCs w:val="false"/>
+                <w:color w:val="B25000"/>
+                <w:sz w:val="25"/>
+                <w:szCs w:val="25"/>
+                <w:rFonts w:ascii="Times New Roman" w:cs="Times New Roman" w:eastAsia="Times New Roman" w:hAnsi="Times New Roman"/>
+              </w:rPr>
+              <w:t xml:space="preserve">Document à étudier</w:t>
+            </w:r>
+          </w:p>
+          <w:p>
+            <w:pPr>
+              <w:spacing w:after="80" w:line="300"/>
+              <w:jc w:val="left"/>
+            </w:pPr>
+            <w:r>
+              <w:rPr>
+                <w:b/>
+                <w:bCs/>
+                <w:i w:val="false"/>
+                <w:iCs w:val="false"/>
+                <w:color w:val="000000"/>
+                <w:sz w:val="21"/>
+                <w:szCs w:val="21"/>
+                <w:rFonts w:ascii="Times New Roman" w:cs="Times New Roman" w:eastAsia="Times New Roman" w:hAnsi="Times New Roman"/>
+              </w:rPr>
+              <w:t xml:space="preserve">Le fihavanana, fondement de la nation — d’après le préambule de la Constitution de la République de Madagascar (2010) — extrait adapté</w:t>
+            </w:r>
+          </w:p>
+          <w:p>
+            <w:pPr>
+              <w:spacing w:after="100" w:line="300"/>
+              <w:jc w:val="both"/>
+            </w:pPr>
+            <w:r>
+              <w:rPr>
+                <w:b w:val="false"/>
+                <w:bCs w:val="false"/>
+                <w:i/>
+                <w:iCs/>
+                <w:color w:val="000000"/>
+                <w:sz w:val="24"/>
+                <w:szCs w:val="24"/>
+                <w:rFonts w:ascii="Times New Roman" w:cs="Times New Roman" w:eastAsia="Times New Roman" w:hAnsi="Times New Roman"/>
+              </w:rPr>
+              <w:t xml:space="preserve">« Le peuple malgache souverain, affirmant sa croyance en Andriamanitra Andriananahary, résolu à promouvoir et à développer son héritage de société vivant en harmonie et respectueuse de l’altérité, de la richesse et du dynamisme de ses valeurs culturelles et spirituelles à travers le « fanahy maha-olona », convaincu de la nécessité de la société malgache de retrouver son originalité, son authenticité et sa malgachéité, déclare que le fihavanana et les croyances ancestrales font partie des fondements de la nation. »</w:t>
+            </w:r>
+          </w:p>
+          <w:p>
+            <w:pPr>
+              <w:spacing w:after="40" w:line="300"/>
+              <w:jc w:val="both"/>
+            </w:pPr>
+            <w:r>
+              <w:rPr>
+                <w:b w:val="false"/>
+                <w:bCs w:val="false"/>
+                <w:i w:val="false"/>
+                <w:iCs w:val="false"/>
+                <w:color w:val="000000"/>
+                <w:sz w:val="24"/>
+                <w:szCs w:val="24"/>
+                <w:rFonts w:ascii="Times New Roman" w:cs="Times New Roman" w:eastAsia="Times New Roman" w:hAnsi="Times New Roman"/>
+              </w:rPr>
+              <w:t xml:space="preserve">1. Quelles valeurs communes des Malgaches ce texte officiel met-il en avant ?</w:t>
+            </w:r>
+          </w:p>
+          <w:p>
+            <w:pPr>
+              <w:spacing w:after="40" w:line="300"/>
+              <w:jc w:val="both"/>
+            </w:pPr>
+            <w:r>
+              <w:rPr>
+                <w:b w:val="false"/>
+                <w:bCs w:val="false"/>
+                <w:i w:val="false"/>
+                <w:iCs w:val="false"/>
+                <w:color w:val="000000"/>
+                <w:sz w:val="24"/>
+                <w:szCs w:val="24"/>
+                <w:rFonts w:ascii="Times New Roman" w:cs="Times New Roman" w:eastAsia="Times New Roman" w:hAnsi="Times New Roman"/>
+              </w:rPr>
+              <w:t xml:space="preserve">2. Que signifie « vivre en harmonie et respectueuse de l’altérité » ?</w:t>
+            </w:r>
+          </w:p>
+          <w:p>
+            <w:pPr>
+              <w:spacing w:after="40" w:line="300"/>
+              <w:jc w:val="both"/>
+            </w:pPr>
+            <w:r>
+              <w:rPr>
+                <w:b w:val="false"/>
+                <w:bCs w:val="false"/>
+                <w:i w:val="false"/>
+                <w:iCs w:val="false"/>
+                <w:color w:val="000000"/>
+                <w:sz w:val="24"/>
+                <w:szCs w:val="24"/>
+                <w:rFonts w:ascii="Times New Roman" w:cs="Times New Roman" w:eastAsia="Times New Roman" w:hAnsi="Times New Roman"/>
+              </w:rPr>
+              <w:t xml:space="preserve">3. Pourquoi la Constitution — texte de loi moderne — cite-t-elle le fihavanana et les croyances ancestrales ?</w:t>
+            </w:r>
+          </w:p>
+          <w:p>
+            <w:pPr>
+              <w:spacing w:after="60"/>
+            </w:pPr>
+          </w:p>
+          <w:p>
+            <w:pPr>
+              <w:spacing w:after="40"/>
+            </w:pPr>
+            <w:r>
+              <w:rPr>
+                <w:b/>
+                <w:bCs/>
+                <w:i w:val="false"/>
+                <w:iCs w:val="false"/>
+                <w:color w:val="C2185B"/>
+                <w:sz w:val="22"/>
+                <w:szCs w:val="22"/>
+                <w:rFonts w:ascii="Times New Roman" w:cs="Times New Roman" w:eastAsia="Times New Roman" w:hAnsi="Times New Roman"/>
+              </w:rPr>
+              <w:t xml:space="preserve">Réponse 1. </w:t>
+            </w:r>
+            <w:r>
+              <w:rPr>
+                <w:b w:val="false"/>
+                <w:bCs w:val="false"/>
+                <w:i w:val="false"/>
+                <w:iCs w:val="false"/>
+                <w:color w:val="000000"/>
+                <w:sz w:val="22"/>
+                <w:szCs w:val="22"/>
+                <w:rFonts w:ascii="Times New Roman" w:cs="Times New Roman" w:eastAsia="Times New Roman" w:hAnsi="Times New Roman"/>
+              </w:rPr>
+              <w:t xml:space="preserve">La croyance en le Créateur, l’harmonie sociale, les valeurs culturelles et spirituelles, le fanahy maha-olona, le fihavanana.</w:t>
+            </w:r>
+          </w:p>
+          <w:p>
+            <w:pPr>
+              <w:spacing w:after="40"/>
+            </w:pPr>
+            <w:r>
+              <w:rPr>
+                <w:b/>
+                <w:bCs/>
+                <w:i w:val="false"/>
+                <w:iCs w:val="false"/>
+                <w:color w:val="C2185B"/>
+                <w:sz w:val="22"/>
+                <w:szCs w:val="22"/>
+                <w:rFonts w:ascii="Times New Roman" w:cs="Times New Roman" w:eastAsia="Times New Roman" w:hAnsi="Times New Roman"/>
+              </w:rPr>
+              <w:t xml:space="preserve">Réponse 2. </w:t>
+            </w:r>
+            <w:r>
+              <w:rPr>
+                <w:b w:val="false"/>
+                <w:bCs w:val="false"/>
+                <w:i w:val="false"/>
+                <w:iCs w:val="false"/>
+                <w:color w:val="000000"/>
+                <w:sz w:val="22"/>
+                <w:szCs w:val="22"/>
+                <w:rFonts w:ascii="Times New Roman" w:cs="Times New Roman" w:eastAsia="Times New Roman" w:hAnsi="Times New Roman"/>
+              </w:rPr>
+              <w:t xml:space="preserve">Vivre ensemble pacifiquement en respectant l’autre dans sa différence — exactement « l’unité dans la diversité » de la leçon.</w:t>
+            </w:r>
+          </w:p>
+          <w:p>
+            <w:pPr>
+              <w:spacing w:after="40"/>
+            </w:pPr>
+            <w:r>
+              <w:rPr>
+                <w:b/>
+                <w:bCs/>
+                <w:i w:val="false"/>
+                <w:iCs w:val="false"/>
+                <w:color w:val="C2185B"/>
+                <w:sz w:val="22"/>
+                <w:szCs w:val="22"/>
+                <w:rFonts w:ascii="Times New Roman" w:cs="Times New Roman" w:eastAsia="Times New Roman" w:hAnsi="Times New Roman"/>
+              </w:rPr>
+              <w:t xml:space="preserve">Réponse 3. </w:t>
+            </w:r>
+            <w:r>
+              <w:rPr>
+                <w:b w:val="false"/>
+                <w:bCs w:val="false"/>
+                <w:i w:val="false"/>
+                <w:iCs w:val="false"/>
+                <w:color w:val="000000"/>
+                <w:sz w:val="22"/>
+                <w:szCs w:val="22"/>
+                <w:rFonts w:ascii="Times New Roman" w:cs="Times New Roman" w:eastAsia="Times New Roman" w:hAnsi="Times New Roman"/>
+              </w:rPr>
+              <w:t xml:space="preserve">Parce que la nation malgache repose sur ce socle commun hérité de l’histoire : la loi moderne reconnaît que le sentiment national plonge ses racines dans les valeurs partagées depuis les migrations.</w:t>
+            </w:r>
+          </w:p>
+        </w:tc>
+      </w:tr>
+    </w:tbl>
+    <w:p>
+      <w:pPr>
+        <w:spacing w:after="160"/>
+      </w:pPr>
+    </w:p>
+    <w:tbl>
+      <w:tblPr>
+        <w:tblW w:type="dxa" w:w="9600"/>
+        <w:tblBorders>
+          <w:top w:val="single" w:color="1565C0" w:sz="12"/>
+          <w:left w:val="single" w:color="1565C0" w:sz="12"/>
+          <w:bottom w:val="single" w:color="1565C0" w:sz="12"/>
+          <w:right w:val="single" w:color="1565C0" w:sz="12"/>
+          <w:insideH w:val="none"/>
+          <w:insideV w:val="none"/>
+        </w:tblBorders>
+        <w:tblLayout w:type="fixed"/>
+      </w:tblPr>
+      <w:tblGrid>
+        <w:gridCol w:w="9600"/>
+      </w:tblGrid>
+      <w:tr>
+        <w:tc>
+          <w:tcPr>
+            <w:shd w:fill="E3F2FD" w:val="clear"/>
+            <w:tcMar>
+              <w:top w:type="dxa" w:w="140"/>
+              <w:left w:type="dxa" w:w="180"/>
+              <w:bottom w:type="dxa" w:w="140"/>
+              <w:right w:type="dxa" w:w="180"/>
+            </w:tcMar>
+          </w:tcPr>
+          <w:p>
+            <w:pPr>
+              <w:spacing w:after="90"/>
+            </w:pPr>
+            <w:r>
+              <w:rPr>
+                <w:b/>
+                <w:bCs/>
+                <w:i w:val="false"/>
+                <w:iCs w:val="false"/>
+                <w:color w:val="1565C0"/>
+                <w:sz w:val="25"/>
+                <w:szCs w:val="25"/>
+                <w:rFonts w:ascii="Times New Roman" w:cs="Times New Roman" w:eastAsia="Times New Roman" w:hAnsi="Times New Roman"/>
+              </w:rPr>
+              <w:t xml:space="preserve">Le savais-tu ?</w:t>
+            </w:r>
+          </w:p>
+          <w:p>
+            <w:pPr>
+              <w:spacing w:after="0" w:line="300"/>
+              <w:jc w:val="both"/>
+            </w:pPr>
+            <w:r>
+              <w:rPr>
+                <w:b w:val="false"/>
+                <w:bCs w:val="false"/>
+                <w:i w:val="false"/>
+                <w:iCs w:val="false"/>
+                <w:color w:val="000000"/>
+                <w:sz w:val="22"/>
+                <w:szCs w:val="22"/>
+                <w:rFonts w:ascii="Times New Roman" w:cs="Times New Roman" w:eastAsia="Times New Roman" w:hAnsi="Times New Roman"/>
+              </w:rPr>
+              <w:t xml:space="preserve">Le fihavanana est si central dans la culture malgache qu’aucun mot français ne le traduit exactement : parenté, amitié, solidarité et paix sociale à la fois ! Le proverbe le résume : « Aleo very tsikalakalam-bola toy izay very tsikalakalam-pihavanana » — mieux vaut perdre un peu d’argent que perdre le fihavanana. Toute une philosophie de l’unité en une phrase.</w:t>
+            </w:r>
+          </w:p>
+        </w:tc>
+      </w:tr>
+    </w:tbl>
+    <w:p>
+      <w:pPr>
+        <w:spacing w:after="160"/>
+      </w:pPr>
+    </w:p>
+    <w:p>
+      <w:pPr>
+        <w:spacing w:after="80" w:line="300"/>
+        <w:jc w:val="both"/>
       </w:pPr>
       <w:r>
         <w:rPr>
@@ -8663,166 +11085,337 @@
           <w:i w:val="false"/>
           <w:iCs w:val="false"/>
           <w:color w:val="2E7D32"/>
-          <w:sz w:val="28"/>
-          <w:szCs w:val="28"/>
-          <w:rFonts w:ascii="Times New Roman" w:cs="Times New Roman" w:eastAsia="Times New Roman" w:hAnsi="Times New Roman"/>
-        </w:rPr>
-        <w:t xml:space="preserve">Méthode</w:t>
-      </w:r>
-    </w:p>
-    <w:p>
-      <w:pPr>
-        <w:spacing w:after="60" w:line="300"/>
-        <w:jc w:val="both"/>
-      </w:pPr>
-      <w:r>
-        <w:rPr>
-          <w:b w:val="false"/>
-          <w:bCs w:val="false"/>
-          <w:i w:val="false"/>
-          <w:iCs w:val="false"/>
-          <w:color w:val="000000"/>
-          <w:sz w:val="24"/>
-          <w:szCs w:val="24"/>
-          <w:rFonts w:ascii="Times New Roman" w:cs="Times New Roman" w:eastAsia="Times New Roman" w:hAnsi="Times New Roman"/>
-        </w:rPr>
-        <w:t xml:space="preserve">1. Lister les ressemblances : croyance, langue, civilisation matérielle.</w:t>
-      </w:r>
-    </w:p>
-    <w:p>
-      <w:pPr>
-        <w:spacing w:after="60" w:line="300"/>
-        <w:jc w:val="both"/>
-      </w:pPr>
-      <w:r>
-        <w:rPr>
-          <w:b w:val="false"/>
-          <w:bCs w:val="false"/>
-          <w:i w:val="false"/>
-          <w:iCs w:val="false"/>
-          <w:color w:val="000000"/>
-          <w:sz w:val="24"/>
-          <w:szCs w:val="24"/>
-          <w:rFonts w:ascii="Times New Roman" w:cs="Times New Roman" w:eastAsia="Times New Roman" w:hAnsi="Times New Roman"/>
-        </w:rPr>
-        <w:t xml:space="preserve">2. Lister les différences : variétés culturelles régionales et morphologies.</w:t>
-      </w:r>
-    </w:p>
-    <w:p>
-      <w:pPr>
-        <w:spacing w:after="60" w:line="300"/>
-        <w:jc w:val="both"/>
-      </w:pPr>
-      <w:r>
-        <w:rPr>
-          <w:b w:val="false"/>
-          <w:bCs w:val="false"/>
-          <w:i w:val="false"/>
-          <w:iCs w:val="false"/>
-          <w:color w:val="000000"/>
-          <w:sz w:val="24"/>
-          <w:szCs w:val="24"/>
-          <w:rFonts w:ascii="Times New Roman" w:cs="Times New Roman" w:eastAsia="Times New Roman" w:hAnsi="Times New Roman"/>
-        </w:rPr>
-        <w:t xml:space="preserve">3. Conclure par le sentiment national et un engagement concret d’harmonie.</w:t>
-      </w:r>
-    </w:p>
-    <w:p>
-      <w:pPr>
-        <w:spacing w:after="110" w:line="300"/>
-        <w:jc w:val="both"/>
-      </w:pPr>
-      <w:r>
-        <w:rPr>
-          <w:b/>
-          <w:bCs/>
-          <w:i w:val="false"/>
-          <w:iCs w:val="false"/>
-          <w:color w:val="1F4E79"/>
-          <w:sz w:val="24"/>
-          <w:szCs w:val="24"/>
-          <w:rFonts w:ascii="Times New Roman" w:cs="Times New Roman" w:eastAsia="Times New Roman" w:hAnsi="Times New Roman"/>
-        </w:rPr>
-        <w:t xml:space="preserve">Exemple — </w:t>
-      </w:r>
-      <w:r>
-        <w:rPr>
-          <w:b w:val="false"/>
-          <w:bCs w:val="false"/>
-          <w:i w:val="false"/>
-          <w:iCs w:val="false"/>
-          <w:color w:val="000000"/>
-          <w:sz w:val="24"/>
-          <w:szCs w:val="24"/>
-          <w:rFonts w:ascii="Times New Roman" w:cs="Times New Roman" w:eastAsia="Times New Roman" w:hAnsi="Times New Roman"/>
-        </w:rPr>
-        <w:t xml:space="preserve">Un exposé réussi : « le famadihana des Hautes Terres et le savatse du Sud diffèrent — mais tous deux honorent les ancêtres : différence de forme, ressemblance de fond. » Différence en surface, unité en profondeur : voilà la grille d’analyse.</w:t>
-      </w:r>
-    </w:p>
-    <w:p>
-      <w:pPr>
-        <w:spacing w:after="110" w:line="300"/>
-        <w:jc w:val="both"/>
-      </w:pPr>
-      <w:r>
-        <w:rPr>
-          <w:b/>
-          <w:bCs/>
-          <w:i w:val="false"/>
-          <w:iCs w:val="false"/>
-          <w:color w:val="B25000"/>
-          <w:sz w:val="24"/>
-          <w:szCs w:val="24"/>
-          <w:rFonts w:ascii="Times New Roman" w:cs="Times New Roman" w:eastAsia="Times New Roman" w:hAnsi="Times New Roman"/>
-        </w:rPr>
-        <w:t xml:space="preserve">Erreur à éviter — </w:t>
-      </w:r>
-      <w:r>
-        <w:rPr>
-          <w:b w:val="false"/>
-          <w:bCs w:val="false"/>
-          <w:i w:val="false"/>
-          <w:iCs w:val="false"/>
-          <w:color w:val="000000"/>
-          <w:sz w:val="24"/>
-          <w:szCs w:val="24"/>
-          <w:rFonts w:ascii="Times New Roman" w:cs="Times New Roman" w:eastAsia="Times New Roman" w:hAnsi="Times New Roman"/>
-        </w:rPr>
-        <w:t xml:space="preserve">Transformer les différences régionales en divisions : dire « eux » et « nous » entre Malgaches, c’est oublier que toutes les régions descendent des mêmes vagues mélangées. La diversité est une richesse à partager, jamais une frontière.</w:t>
-      </w:r>
-    </w:p>
-    <w:p>
-      <w:pPr>
-        <w:shd w:fill="E3F2FD" w:val="clear"/>
-        <w:spacing w:after="110" w:line="300"/>
-        <w:jc w:val="both"/>
-      </w:pPr>
-      <w:r>
-        <w:rPr>
-          <w:b/>
-          <w:bCs/>
-          <w:i w:val="false"/>
-          <w:iCs w:val="false"/>
-          <w:color w:val="1565C0"/>
-          <w:sz w:val="24"/>
-          <w:szCs w:val="24"/>
-          <w:rFonts w:ascii="Times New Roman" w:cs="Times New Roman" w:eastAsia="Times New Roman" w:hAnsi="Times New Roman"/>
-        </w:rPr>
-        <w:t xml:space="preserve">Le savais-tu ? </w:t>
-      </w:r>
-      <w:r>
-        <w:rPr>
-          <w:b w:val="false"/>
-          <w:bCs w:val="false"/>
-          <w:i w:val="false"/>
-          <w:iCs w:val="false"/>
-          <w:color w:val="000000"/>
-          <w:sz w:val="24"/>
-          <w:szCs w:val="24"/>
-          <w:rFonts w:ascii="Times New Roman" w:cs="Times New Roman" w:eastAsia="Times New Roman" w:hAnsi="Times New Roman"/>
-        </w:rPr>
-        <w:t xml:space="preserve">Le fihavanana est si central dans la culture malgache qu’aucun mot français ne le traduit exactement : parenté, amitié, solidarité et paix sociale à la fois ! Le proverbe le résume : « Aleo very tsikalakalam-bola toy izay very tsikalakalam-pihavanana » — mieux vaut perdre un peu d’argent que perdre le fihavanana. Toute une philosophie de l’unité en une phrase.</w:t>
-      </w:r>
+          <w:sz w:val="26"/>
+          <w:szCs w:val="26"/>
+          <w:rFonts w:ascii="Times New Roman" w:cs="Times New Roman" w:eastAsia="Times New Roman" w:hAnsi="Times New Roman"/>
+        </w:rPr>
+        <w:t xml:space="preserve">Petit lexique</w:t>
+      </w:r>
+    </w:p>
+    <w:tbl>
+      <w:tblPr>
+        <w:tblW w:type="dxa" w:w="9600"/>
+        <w:tblBorders>
+          <w:top w:val="single" w:color="808080" w:sz="4"/>
+          <w:left w:val="single" w:color="808080" w:sz="4"/>
+          <w:bottom w:val="single" w:color="808080" w:sz="4"/>
+          <w:right w:val="single" w:color="808080" w:sz="4"/>
+          <w:insideH w:val="single" w:color="B0B0B0" w:sz="4"/>
+          <w:insideV w:val="single" w:color="B0B0B0" w:sz="4"/>
+        </w:tblBorders>
+        <w:tblLayout w:type="fixed"/>
+      </w:tblPr>
+      <w:tblGrid>
+        <w:gridCol w:w="2800"/>
+        <w:gridCol w:w="6800"/>
+      </w:tblGrid>
+      <w:tr>
+        <w:tc>
+          <w:tcPr>
+            <w:shd w:fill="E7E6E6" w:val="clear"/>
+            <w:tcMar>
+              <w:top w:type="dxa" w:w="80"/>
+              <w:left w:type="dxa" w:w="80"/>
+              <w:bottom w:type="dxa" w:w="80"/>
+              <w:right w:type="dxa" w:w="80"/>
+            </w:tcMar>
+          </w:tcPr>
+          <w:p>
+            <w:pPr>
+              <w:spacing w:after="40"/>
+              <w:jc w:val="left"/>
+            </w:pPr>
+            <w:r>
+              <w:rPr>
+                <w:b/>
+                <w:bCs/>
+                <w:i w:val="false"/>
+                <w:iCs w:val="false"/>
+                <w:color w:val="000000"/>
+                <w:sz w:val="20"/>
+                <w:szCs w:val="20"/>
+                <w:rFonts w:ascii="Times New Roman" w:cs="Times New Roman" w:eastAsia="Times New Roman" w:hAnsi="Times New Roman"/>
+              </w:rPr>
+              <w:t xml:space="preserve">Mot</w:t>
+            </w:r>
+          </w:p>
+        </w:tc>
+        <w:tc>
+          <w:tcPr>
+            <w:shd w:fill="E7E6E6" w:val="clear"/>
+            <w:tcMar>
+              <w:top w:type="dxa" w:w="80"/>
+              <w:left w:type="dxa" w:w="80"/>
+              <w:bottom w:type="dxa" w:w="80"/>
+              <w:right w:type="dxa" w:w="80"/>
+            </w:tcMar>
+          </w:tcPr>
+          <w:p>
+            <w:pPr>
+              <w:spacing w:after="40"/>
+              <w:jc w:val="left"/>
+            </w:pPr>
+            <w:r>
+              <w:rPr>
+                <w:b/>
+                <w:bCs/>
+                <w:i w:val="false"/>
+                <w:iCs w:val="false"/>
+                <w:color w:val="000000"/>
+                <w:sz w:val="20"/>
+                <w:szCs w:val="20"/>
+                <w:rFonts w:ascii="Times New Roman" w:cs="Times New Roman" w:eastAsia="Times New Roman" w:hAnsi="Times New Roman"/>
+              </w:rPr>
+              <w:t xml:space="preserve">Sens</w:t>
+            </w:r>
+          </w:p>
+        </w:tc>
+      </w:tr>
+      <w:tr>
+        <w:tc>
+          <w:tcPr>
+            <w:tcMar>
+              <w:top w:type="dxa" w:w="80"/>
+              <w:left w:type="dxa" w:w="80"/>
+              <w:bottom w:type="dxa" w:w="80"/>
+              <w:right w:type="dxa" w:w="80"/>
+            </w:tcMar>
+          </w:tcPr>
+          <w:p>
+            <w:pPr>
+              <w:spacing w:after="40"/>
+              <w:jc w:val="left"/>
+            </w:pPr>
+            <w:r>
+              <w:rPr>
+                <w:b/>
+                <w:bCs/>
+                <w:i w:val="false"/>
+                <w:iCs w:val="false"/>
+                <w:color w:val="000000"/>
+                <w:sz w:val="20"/>
+                <w:szCs w:val="20"/>
+                <w:rFonts w:ascii="Times New Roman" w:cs="Times New Roman" w:eastAsia="Times New Roman" w:hAnsi="Times New Roman"/>
+              </w:rPr>
+              <w:t xml:space="preserve">Razana</w:t>
+            </w:r>
+          </w:p>
+        </w:tc>
+        <w:tc>
+          <w:tcPr>
+            <w:tcMar>
+              <w:top w:type="dxa" w:w="80"/>
+              <w:left w:type="dxa" w:w="80"/>
+              <w:bottom w:type="dxa" w:w="80"/>
+              <w:right w:type="dxa" w:w="80"/>
+            </w:tcMar>
+          </w:tcPr>
+          <w:p>
+            <w:pPr>
+              <w:spacing w:after="40"/>
+              <w:jc w:val="left"/>
+            </w:pPr>
+            <w:r>
+              <w:rPr>
+                <w:b w:val="false"/>
+                <w:bCs w:val="false"/>
+                <w:i w:val="false"/>
+                <w:iCs w:val="false"/>
+                <w:color w:val="000000"/>
+                <w:sz w:val="20"/>
+                <w:szCs w:val="20"/>
+                <w:rFonts w:ascii="Times New Roman" w:cs="Times New Roman" w:eastAsia="Times New Roman" w:hAnsi="Times New Roman"/>
+              </w:rPr>
+              <w:t xml:space="preserve">les ancêtres, honorés partout à Madagascar</w:t>
+            </w:r>
+          </w:p>
+        </w:tc>
+      </w:tr>
+      <w:tr>
+        <w:tc>
+          <w:tcPr>
+            <w:tcMar>
+              <w:top w:type="dxa" w:w="80"/>
+              <w:left w:type="dxa" w:w="80"/>
+              <w:bottom w:type="dxa" w:w="80"/>
+              <w:right w:type="dxa" w:w="80"/>
+            </w:tcMar>
+          </w:tcPr>
+          <w:p>
+            <w:pPr>
+              <w:spacing w:after="40"/>
+              <w:jc w:val="left"/>
+            </w:pPr>
+            <w:r>
+              <w:rPr>
+                <w:b/>
+                <w:bCs/>
+                <w:i w:val="false"/>
+                <w:iCs w:val="false"/>
+                <w:color w:val="000000"/>
+                <w:sz w:val="20"/>
+                <w:szCs w:val="20"/>
+                <w:rFonts w:ascii="Times New Roman" w:cs="Times New Roman" w:eastAsia="Times New Roman" w:hAnsi="Times New Roman"/>
+              </w:rPr>
+              <w:t xml:space="preserve">Dialecte</w:t>
+            </w:r>
+          </w:p>
+        </w:tc>
+        <w:tc>
+          <w:tcPr>
+            <w:tcMar>
+              <w:top w:type="dxa" w:w="80"/>
+              <w:left w:type="dxa" w:w="80"/>
+              <w:bottom w:type="dxa" w:w="80"/>
+              <w:right w:type="dxa" w:w="80"/>
+            </w:tcMar>
+          </w:tcPr>
+          <w:p>
+            <w:pPr>
+              <w:spacing w:after="40"/>
+              <w:jc w:val="left"/>
+            </w:pPr>
+            <w:r>
+              <w:rPr>
+                <w:b w:val="false"/>
+                <w:bCs w:val="false"/>
+                <w:i w:val="false"/>
+                <w:iCs w:val="false"/>
+                <w:color w:val="000000"/>
+                <w:sz w:val="20"/>
+                <w:szCs w:val="20"/>
+                <w:rFonts w:ascii="Times New Roman" w:cs="Times New Roman" w:eastAsia="Times New Roman" w:hAnsi="Times New Roman"/>
+              </w:rPr>
+              <w:t xml:space="preserve">variété régionale d’une même langue</w:t>
+            </w:r>
+          </w:p>
+        </w:tc>
+      </w:tr>
+      <w:tr>
+        <w:tc>
+          <w:tcPr>
+            <w:tcMar>
+              <w:top w:type="dxa" w:w="80"/>
+              <w:left w:type="dxa" w:w="80"/>
+              <w:bottom w:type="dxa" w:w="80"/>
+              <w:right w:type="dxa" w:w="80"/>
+            </w:tcMar>
+          </w:tcPr>
+          <w:p>
+            <w:pPr>
+              <w:spacing w:after="40"/>
+              <w:jc w:val="left"/>
+            </w:pPr>
+            <w:r>
+              <w:rPr>
+                <w:b/>
+                <w:bCs/>
+                <w:i w:val="false"/>
+                <w:iCs w:val="false"/>
+                <w:color w:val="000000"/>
+                <w:sz w:val="20"/>
+                <w:szCs w:val="20"/>
+                <w:rFonts w:ascii="Times New Roman" w:cs="Times New Roman" w:eastAsia="Times New Roman" w:hAnsi="Times New Roman"/>
+              </w:rPr>
+              <w:t xml:space="preserve">Sentiment national</w:t>
+            </w:r>
+          </w:p>
+        </w:tc>
+        <w:tc>
+          <w:tcPr>
+            <w:tcMar>
+              <w:top w:type="dxa" w:w="80"/>
+              <w:left w:type="dxa" w:w="80"/>
+              <w:bottom w:type="dxa" w:w="80"/>
+              <w:right w:type="dxa" w:w="80"/>
+            </w:tcMar>
+          </w:tcPr>
+          <w:p>
+            <w:pPr>
+              <w:spacing w:after="40"/>
+              <w:jc w:val="left"/>
+            </w:pPr>
+            <w:r>
+              <w:rPr>
+                <w:b w:val="false"/>
+                <w:bCs w:val="false"/>
+                <w:i w:val="false"/>
+                <w:iCs w:val="false"/>
+                <w:color w:val="000000"/>
+                <w:sz w:val="20"/>
+                <w:szCs w:val="20"/>
+                <w:rFonts w:ascii="Times New Roman" w:cs="Times New Roman" w:eastAsia="Times New Roman" w:hAnsi="Times New Roman"/>
+              </w:rPr>
+              <w:t xml:space="preserve">conscience d’appartenir à une même nation</w:t>
+            </w:r>
+          </w:p>
+        </w:tc>
+      </w:tr>
+      <w:tr>
+        <w:tc>
+          <w:tcPr>
+            <w:tcMar>
+              <w:top w:type="dxa" w:w="80"/>
+              <w:left w:type="dxa" w:w="80"/>
+              <w:bottom w:type="dxa" w:w="80"/>
+              <w:right w:type="dxa" w:w="80"/>
+            </w:tcMar>
+          </w:tcPr>
+          <w:p>
+            <w:pPr>
+              <w:spacing w:after="40"/>
+              <w:jc w:val="left"/>
+            </w:pPr>
+            <w:r>
+              <w:rPr>
+                <w:b/>
+                <w:bCs/>
+                <w:i w:val="false"/>
+                <w:iCs w:val="false"/>
+                <w:color w:val="000000"/>
+                <w:sz w:val="20"/>
+                <w:szCs w:val="20"/>
+                <w:rFonts w:ascii="Times New Roman" w:cs="Times New Roman" w:eastAsia="Times New Roman" w:hAnsi="Times New Roman"/>
+              </w:rPr>
+              <w:t xml:space="preserve">Fihavanana</w:t>
+            </w:r>
+          </w:p>
+        </w:tc>
+        <w:tc>
+          <w:tcPr>
+            <w:tcMar>
+              <w:top w:type="dxa" w:w="80"/>
+              <w:left w:type="dxa" w:w="80"/>
+              <w:bottom w:type="dxa" w:w="80"/>
+              <w:right w:type="dxa" w:w="80"/>
+            </w:tcMar>
+          </w:tcPr>
+          <w:p>
+            <w:pPr>
+              <w:spacing w:after="40"/>
+              <w:jc w:val="left"/>
+            </w:pPr>
+            <w:r>
+              <w:rPr>
+                <w:b w:val="false"/>
+                <w:bCs w:val="false"/>
+                <w:i w:val="false"/>
+                <w:iCs w:val="false"/>
+                <w:color w:val="000000"/>
+                <w:sz w:val="20"/>
+                <w:szCs w:val="20"/>
+                <w:rFonts w:ascii="Times New Roman" w:cs="Times New Roman" w:eastAsia="Times New Roman" w:hAnsi="Times New Roman"/>
+              </w:rPr>
+              <w:t xml:space="preserve">lien de parenté, d’amitié et de solidarité, fondement de la paix sociale</w:t>
+            </w:r>
+          </w:p>
+        </w:tc>
+      </w:tr>
+    </w:tbl>
+    <w:p>
+      <w:pPr>
+        <w:spacing w:after="120"/>
+      </w:pPr>
     </w:p>
     <w:p>
       <w:pPr>
